--- a/HoangMinhNghiaAgile-Scrum_De04.docx
+++ b/HoangMinhNghiaAgile-Scrum_De04.docx
@@ -4950,25 +4950,24 @@
                 <w:rFonts w:ascii="Times New Roman" w:eastAsia="Times New Roman" w:hAnsi="Times New Roman" w:cs="Times New Roman"/>
                 <w:sz w:val="24"/>
                 <w:szCs w:val="24"/>
+              </w:rPr>
+            </w:pPr>
+            <w:r>
+              <w:rPr>
+                <w:rFonts w:ascii="Times New Roman" w:eastAsia="Times New Roman" w:hAnsi="Times New Roman" w:cs="Times New Roman"/>
+                <w:sz w:val="24"/>
+                <w:szCs w:val="24"/>
+              </w:rPr>
+              <w:t>AC</w:t>
+            </w:r>
+            <w:r>
+              <w:rPr>
+                <w:rFonts w:ascii="Times New Roman" w:eastAsia="Times New Roman" w:hAnsi="Times New Roman" w:cs="Times New Roman"/>
+                <w:sz w:val="24"/>
+                <w:szCs w:val="24"/>
                 <w:lang w:val="vi-VN"/>
               </w:rPr>
-            </w:pPr>
-            <w:r>
-              <w:rPr>
-                <w:rFonts w:ascii="Times New Roman" w:eastAsia="Times New Roman" w:hAnsi="Times New Roman" w:cs="Times New Roman"/>
-                <w:sz w:val="24"/>
-                <w:szCs w:val="24"/>
-              </w:rPr>
-              <w:t>AC</w:t>
-            </w:r>
-            <w:r>
-              <w:rPr>
-                <w:rFonts w:ascii="Times New Roman" w:eastAsia="Times New Roman" w:hAnsi="Times New Roman" w:cs="Times New Roman"/>
-                <w:sz w:val="24"/>
-                <w:szCs w:val="24"/>
-                <w:lang w:val="vi-VN"/>
-              </w:rPr>
-              <w:t xml:space="preserve"> áp dụng tiêng cho từng User Story cụ thể để có thể làm rõ các điều kiện nghiệp vũ cần đạt. DoD thì ngược lại, áp dụng chung cho toàn bộ các User Story trong Sprint, nó cho tiêu chuẩn về</w:t>
+              <w:t xml:space="preserve"> áp dụng tiêng cho từng User Story cụ thể để có thể làm rõ các điều kiện nghiệp vũ cần đạt. DoD thì ngược lại, áp dụng chung cho toàn bộ các User Story trong Sprint</w:t>
             </w:r>
           </w:p>
         </w:tc>
@@ -5280,6 +5279,14 @@
                 <w:szCs w:val="24"/>
               </w:rPr>
             </w:pPr>
+            <w:r>
+              <w:rPr>
+                <w:rFonts w:ascii="Times New Roman" w:eastAsia="Times New Roman" w:hAnsi="Times New Roman" w:cs="Times New Roman"/>
+                <w:sz w:val="24"/>
+                <w:szCs w:val="24"/>
+              </w:rPr>
+              <w:t>3</w:t>
+            </w:r>
           </w:p>
         </w:tc>
         <w:tc>
@@ -5306,8 +5313,26 @@
                 <w:rFonts w:ascii="Times New Roman" w:eastAsia="Times New Roman" w:hAnsi="Times New Roman" w:cs="Times New Roman"/>
                 <w:sz w:val="24"/>
                 <w:szCs w:val="24"/>
-              </w:rPr>
-            </w:pPr>
+                <w:lang w:val="vi-VN"/>
+              </w:rPr>
+            </w:pPr>
+            <w:r>
+              <w:rPr>
+                <w:rFonts w:ascii="Times New Roman" w:eastAsia="Times New Roman" w:hAnsi="Times New Roman" w:cs="Times New Roman"/>
+                <w:sz w:val="24"/>
+                <w:szCs w:val="24"/>
+              </w:rPr>
+              <w:t>Logic</w:t>
+            </w:r>
+            <w:r>
+              <w:rPr>
+                <w:rFonts w:ascii="Times New Roman" w:eastAsia="Times New Roman" w:hAnsi="Times New Roman" w:cs="Times New Roman"/>
+                <w:sz w:val="24"/>
+                <w:szCs w:val="24"/>
+                <w:lang w:val="vi-VN"/>
+              </w:rPr>
+              <w:t xml:space="preserve"> đơn giản, chủ yếu là tìm kiếm và hiển thị danh sách các thông tin hồ sơ của các bệnh nhân mà được phân công</w:t>
+            </w:r>
           </w:p>
         </w:tc>
       </w:tr>
@@ -5377,6 +5402,14 @@
                 <w:szCs w:val="24"/>
               </w:rPr>
             </w:pPr>
+            <w:r>
+              <w:rPr>
+                <w:rFonts w:ascii="Times New Roman" w:eastAsia="Times New Roman" w:hAnsi="Times New Roman" w:cs="Times New Roman"/>
+                <w:sz w:val="24"/>
+                <w:szCs w:val="24"/>
+              </w:rPr>
+              <w:t>6</w:t>
+            </w:r>
           </w:p>
         </w:tc>
         <w:tc>
@@ -5403,6 +5436,7 @@
                 <w:rFonts w:ascii="Times New Roman" w:eastAsia="Times New Roman" w:hAnsi="Times New Roman" w:cs="Times New Roman"/>
                 <w:sz w:val="24"/>
                 <w:szCs w:val="24"/>
+                <w:lang w:val="vi-VN"/>
               </w:rPr>
             </w:pPr>
           </w:p>
@@ -6915,8 +6949,18 @@
                 <w:rFonts w:ascii="Times New Roman" w:eastAsia="Times New Roman" w:hAnsi="Times New Roman" w:cs="Times New Roman"/>
                 <w:sz w:val="24"/>
                 <w:szCs w:val="24"/>
-              </w:rPr>
-            </w:pPr>
+                <w:lang w:val="vi-VN"/>
+              </w:rPr>
+            </w:pPr>
+            <w:r>
+              <w:rPr>
+                <w:rFonts w:ascii="Times New Roman" w:eastAsia="Times New Roman" w:hAnsi="Times New Roman" w:cs="Times New Roman"/>
+                <w:sz w:val="24"/>
+                <w:szCs w:val="24"/>
+                <w:lang w:val="vi-VN"/>
+              </w:rPr>
+              <w:t>Thiết kế giao diện màn hình chi tiết phiếu khám</w:t>
+            </w:r>
           </w:p>
         </w:tc>
         <w:tc>
@@ -6943,8 +6987,26 @@
                 <w:rFonts w:ascii="Times New Roman" w:eastAsia="Times New Roman" w:hAnsi="Times New Roman" w:cs="Times New Roman"/>
                 <w:sz w:val="24"/>
                 <w:szCs w:val="24"/>
-              </w:rPr>
-            </w:pPr>
+                <w:lang w:val="vi-VN"/>
+              </w:rPr>
+            </w:pPr>
+            <w:r>
+              <w:rPr>
+                <w:rFonts w:ascii="Times New Roman" w:eastAsia="Times New Roman" w:hAnsi="Times New Roman" w:cs="Times New Roman"/>
+                <w:sz w:val="24"/>
+                <w:szCs w:val="24"/>
+              </w:rPr>
+              <w:t>UI</w:t>
+            </w:r>
+            <w:r>
+              <w:rPr>
+                <w:rFonts w:ascii="Times New Roman" w:eastAsia="Times New Roman" w:hAnsi="Times New Roman" w:cs="Times New Roman"/>
+                <w:sz w:val="24"/>
+                <w:szCs w:val="24"/>
+                <w:lang w:val="vi-VN"/>
+              </w:rPr>
+              <w:t>/UX</w:t>
+            </w:r>
           </w:p>
         </w:tc>
         <w:tc>
@@ -6971,8 +7033,17 @@
                 <w:rFonts w:ascii="Times New Roman" w:eastAsia="Times New Roman" w:hAnsi="Times New Roman" w:cs="Times New Roman"/>
                 <w:sz w:val="24"/>
                 <w:szCs w:val="24"/>
-              </w:rPr>
-            </w:pPr>
+                <w:lang w:val="vi-VN"/>
+              </w:rPr>
+            </w:pPr>
+            <w:r>
+              <w:rPr>
+                <w:rFonts w:ascii="Times New Roman" w:eastAsia="Times New Roman" w:hAnsi="Times New Roman" w:cs="Times New Roman"/>
+                <w:sz w:val="24"/>
+                <w:szCs w:val="24"/>
+              </w:rPr>
+              <w:t>5</w:t>
+            </w:r>
           </w:p>
         </w:tc>
       </w:tr>
@@ -7004,8 +7075,28 @@
                 <w:rFonts w:ascii="Times New Roman" w:eastAsia="Times New Roman" w:hAnsi="Times New Roman" w:cs="Times New Roman"/>
                 <w:sz w:val="24"/>
                 <w:szCs w:val="24"/>
-              </w:rPr>
-            </w:pPr>
+                <w:lang w:val="vi-VN"/>
+              </w:rPr>
+            </w:pPr>
+            <w:proofErr w:type="spellStart"/>
+            <w:r>
+              <w:rPr>
+                <w:rFonts w:ascii="Times New Roman" w:eastAsia="Times New Roman" w:hAnsi="Times New Roman" w:cs="Times New Roman"/>
+                <w:sz w:val="24"/>
+                <w:szCs w:val="24"/>
+              </w:rPr>
+              <w:t>Thiết</w:t>
+            </w:r>
+            <w:proofErr w:type="spellEnd"/>
+            <w:r>
+              <w:rPr>
+                <w:rFonts w:ascii="Times New Roman" w:eastAsia="Times New Roman" w:hAnsi="Times New Roman" w:cs="Times New Roman"/>
+                <w:sz w:val="24"/>
+                <w:szCs w:val="24"/>
+                <w:lang w:val="vi-VN"/>
+              </w:rPr>
+              <w:t xml:space="preserve"> lập API lấy thông tin của phiếu khám</w:t>
+            </w:r>
           </w:p>
         </w:tc>
         <w:tc>
@@ -7034,6 +7125,14 @@
                 <w:szCs w:val="24"/>
               </w:rPr>
             </w:pPr>
+            <w:r>
+              <w:rPr>
+                <w:rFonts w:ascii="Times New Roman" w:eastAsia="Times New Roman" w:hAnsi="Times New Roman" w:cs="Times New Roman"/>
+                <w:sz w:val="24"/>
+                <w:szCs w:val="24"/>
+              </w:rPr>
+              <w:t>Developer</w:t>
+            </w:r>
           </w:p>
         </w:tc>
         <w:tc>
@@ -7060,8 +7159,17 @@
                 <w:rFonts w:ascii="Times New Roman" w:eastAsia="Times New Roman" w:hAnsi="Times New Roman" w:cs="Times New Roman"/>
                 <w:sz w:val="24"/>
                 <w:szCs w:val="24"/>
-              </w:rPr>
-            </w:pPr>
+                <w:lang w:val="vi-VN"/>
+              </w:rPr>
+            </w:pPr>
+            <w:r>
+              <w:rPr>
+                <w:rFonts w:ascii="Times New Roman" w:eastAsia="Times New Roman" w:hAnsi="Times New Roman" w:cs="Times New Roman"/>
+                <w:sz w:val="24"/>
+                <w:szCs w:val="24"/>
+              </w:rPr>
+              <w:t>14</w:t>
+            </w:r>
           </w:p>
         </w:tc>
       </w:tr>
@@ -7093,8 +7201,28 @@
                 <w:rFonts w:ascii="Times New Roman" w:eastAsia="Times New Roman" w:hAnsi="Times New Roman" w:cs="Times New Roman"/>
                 <w:sz w:val="24"/>
                 <w:szCs w:val="24"/>
-              </w:rPr>
-            </w:pPr>
+                <w:lang w:val="vi-VN"/>
+              </w:rPr>
+            </w:pPr>
+            <w:proofErr w:type="spellStart"/>
+            <w:r>
+              <w:rPr>
+                <w:rFonts w:ascii="Times New Roman" w:eastAsia="Times New Roman" w:hAnsi="Times New Roman" w:cs="Times New Roman"/>
+                <w:sz w:val="24"/>
+                <w:szCs w:val="24"/>
+              </w:rPr>
+              <w:t>Kiểm</w:t>
+            </w:r>
+            <w:proofErr w:type="spellEnd"/>
+            <w:r>
+              <w:rPr>
+                <w:rFonts w:ascii="Times New Roman" w:eastAsia="Times New Roman" w:hAnsi="Times New Roman" w:cs="Times New Roman"/>
+                <w:sz w:val="24"/>
+                <w:szCs w:val="24"/>
+                <w:lang w:val="vi-VN"/>
+              </w:rPr>
+              <w:t xml:space="preserve"> tra, kiểm thử kịch bản hiển thị</w:t>
+            </w:r>
           </w:p>
         </w:tc>
         <w:tc>
@@ -7123,6 +7251,14 @@
                 <w:szCs w:val="24"/>
               </w:rPr>
             </w:pPr>
+            <w:r>
+              <w:rPr>
+                <w:rFonts w:ascii="Times New Roman" w:eastAsia="Times New Roman" w:hAnsi="Times New Roman" w:cs="Times New Roman"/>
+                <w:sz w:val="24"/>
+                <w:szCs w:val="24"/>
+              </w:rPr>
+              <w:t>Tester</w:t>
+            </w:r>
           </w:p>
         </w:tc>
         <w:tc>
@@ -7151,6 +7287,14 @@
                 <w:szCs w:val="24"/>
               </w:rPr>
             </w:pPr>
+            <w:r>
+              <w:rPr>
+                <w:rFonts w:ascii="Times New Roman" w:eastAsia="Times New Roman" w:hAnsi="Times New Roman" w:cs="Times New Roman"/>
+                <w:sz w:val="24"/>
+                <w:szCs w:val="24"/>
+              </w:rPr>
+              <w:t>3</w:t>
+            </w:r>
           </w:p>
         </w:tc>
       </w:tr>
@@ -7297,6 +7441,14 @@
                 <w:szCs w:val="24"/>
               </w:rPr>
             </w:pPr>
+            <w:r>
+              <w:rPr>
+                <w:rFonts w:ascii="Times New Roman" w:eastAsia="Times New Roman" w:hAnsi="Times New Roman" w:cs="Times New Roman"/>
+                <w:sz w:val="24"/>
+                <w:szCs w:val="24"/>
+              </w:rPr>
+              <w:t>22</w:t>
+            </w:r>
           </w:p>
         </w:tc>
       </w:tr>
@@ -7746,14 +7898,16 @@
                 <w:lang w:val="vi-VN"/>
               </w:rPr>
             </w:pPr>
-            <w:r>
-              <w:rPr>
-                <w:rFonts w:ascii="Times New Roman" w:eastAsia="Times New Roman" w:hAnsi="Times New Roman" w:cs="Times New Roman"/>
-                <w:sz w:val="24"/>
-                <w:szCs w:val="24"/>
-              </w:rPr>
-              <w:t>SP</w:t>
-            </w:r>
+            <w:proofErr w:type="spellStart"/>
+            <w:r>
+              <w:rPr>
+                <w:rFonts w:ascii="Times New Roman" w:eastAsia="Times New Roman" w:hAnsi="Times New Roman" w:cs="Times New Roman"/>
+                <w:sz w:val="24"/>
+                <w:szCs w:val="24"/>
+              </w:rPr>
+              <w:t>Thực</w:t>
+            </w:r>
+            <w:proofErr w:type="spellEnd"/>
             <w:r>
               <w:rPr>
                 <w:rFonts w:ascii="Times New Roman" w:eastAsia="Times New Roman" w:hAnsi="Times New Roman" w:cs="Times New Roman"/>
@@ -7761,7 +7915,88 @@
                 <w:szCs w:val="24"/>
                 <w:lang w:val="vi-VN"/>
               </w:rPr>
-              <w:t xml:space="preserve"> còn lại thực tế sẽ chậm hơn so với lý tưởng, tính chênh lệch của SP còn lại giữa thực tế và lý tưởng khá cao, </w:t>
+              <w:t xml:space="preserve"> tế = 23 sản phẩm</w:t>
+            </w:r>
+          </w:p>
+          <w:p>
+            <w:pPr>
+              <w:pBdr>
+                <w:top w:val="nil"/>
+                <w:left w:val="nil"/>
+                <w:bottom w:val="nil"/>
+                <w:right w:val="nil"/>
+                <w:between w:val="nil"/>
+              </w:pBdr>
+              <w:spacing w:line="276" w:lineRule="auto"/>
+              <w:rPr>
+                <w:rFonts w:ascii="Times New Roman" w:eastAsia="Times New Roman" w:hAnsi="Times New Roman" w:cs="Times New Roman"/>
+                <w:sz w:val="24"/>
+                <w:szCs w:val="24"/>
+                <w:lang w:val="vi-VN"/>
+              </w:rPr>
+            </w:pPr>
+            <w:r>
+              <w:rPr>
+                <w:rFonts w:ascii="Times New Roman" w:eastAsia="Times New Roman" w:hAnsi="Times New Roman" w:cs="Times New Roman"/>
+                <w:sz w:val="24"/>
+                <w:szCs w:val="24"/>
+                <w:lang w:val="vi-VN"/>
+              </w:rPr>
+              <w:t>Lý tưởng = 15,6 sản phẩm</w:t>
+            </w:r>
+          </w:p>
+          <w:p>
+            <w:pPr>
+              <w:pBdr>
+                <w:top w:val="nil"/>
+                <w:left w:val="nil"/>
+                <w:bottom w:val="nil"/>
+                <w:right w:val="nil"/>
+                <w:between w:val="nil"/>
+              </w:pBdr>
+              <w:spacing w:line="276" w:lineRule="auto"/>
+              <w:rPr>
+                <w:rFonts w:ascii="Times New Roman" w:eastAsia="Times New Roman" w:hAnsi="Times New Roman" w:cs="Times New Roman"/>
+                <w:sz w:val="24"/>
+                <w:szCs w:val="24"/>
+                <w:lang w:val="vi-VN"/>
+              </w:rPr>
+            </w:pPr>
+            <w:r>
+              <w:rPr>
+                <w:rFonts w:ascii="Times New Roman" w:eastAsia="Times New Roman" w:hAnsi="Times New Roman" w:cs="Times New Roman"/>
+                <w:sz w:val="24"/>
+                <w:szCs w:val="24"/>
+                <w:lang w:val="vi-VN"/>
+              </w:rPr>
+              <w:t>Chênh lệch 7,4 sản phẩm</w:t>
+            </w:r>
+          </w:p>
+          <w:p>
+            <w:pPr>
+              <w:pBdr>
+                <w:top w:val="nil"/>
+                <w:left w:val="nil"/>
+                <w:bottom w:val="nil"/>
+                <w:right w:val="nil"/>
+                <w:between w:val="nil"/>
+              </w:pBdr>
+              <w:spacing w:line="276" w:lineRule="auto"/>
+              <w:rPr>
+                <w:rFonts w:ascii="Times New Roman" w:eastAsia="Times New Roman" w:hAnsi="Times New Roman" w:cs="Times New Roman"/>
+                <w:sz w:val="24"/>
+                <w:szCs w:val="24"/>
+                <w:lang w:val="vi-VN"/>
+              </w:rPr>
+            </w:pPr>
+            <w:r>
+              <w:rPr>
+                <w:rFonts w:ascii="Times New Roman" w:eastAsia="Times New Roman" w:hAnsi="Times New Roman" w:cs="Times New Roman"/>
+                <w:sz w:val="24"/>
+                <w:szCs w:val="24"/>
+                <w:lang w:val="vi-VN"/>
+              </w:rPr>
+              <w:t>Kết luận: Qua đó cho thấy việc chậm tiến độ của cả đội so với kế hoạch</w:t>
             </w:r>
           </w:p>
         </w:tc>
@@ -7802,6 +8037,7 @@
                 <w:sz w:val="24"/>
                 <w:szCs w:val="24"/>
               </w:rPr>
+              <w:lastRenderedPageBreak/>
               <w:t>Dấu</w:t>
             </w:r>
             <w:proofErr w:type="spellEnd"/>
@@ -7939,8 +8175,55 @@
                 <w:rFonts w:ascii="Times New Roman" w:eastAsia="Times New Roman" w:hAnsi="Times New Roman" w:cs="Times New Roman"/>
                 <w:sz w:val="24"/>
                 <w:szCs w:val="24"/>
-              </w:rPr>
-            </w:pPr>
+                <w:lang w:val="vi-VN"/>
+              </w:rPr>
+            </w:pPr>
+            <w:proofErr w:type="spellStart"/>
+            <w:r>
+              <w:rPr>
+                <w:rFonts w:ascii="Times New Roman" w:eastAsia="Times New Roman" w:hAnsi="Times New Roman" w:cs="Times New Roman"/>
+                <w:sz w:val="24"/>
+                <w:szCs w:val="24"/>
+              </w:rPr>
+              <w:t>Đường</w:t>
+            </w:r>
+            <w:proofErr w:type="spellEnd"/>
+            <w:r>
+              <w:rPr>
+                <w:rFonts w:ascii="Times New Roman" w:eastAsia="Times New Roman" w:hAnsi="Times New Roman" w:cs="Times New Roman"/>
+                <w:sz w:val="24"/>
+                <w:szCs w:val="24"/>
+                <w:lang w:val="vi-VN"/>
+              </w:rPr>
+              <w:t xml:space="preserve"> thực tế đi ngang từ ngày ngày 0 đến ngày 2(cho thấy số sản phẩm mà 2 ngày đầu vẫn giữ nguyên)</w:t>
+            </w:r>
+          </w:p>
+          <w:p>
+            <w:pPr>
+              <w:pBdr>
+                <w:top w:val="nil"/>
+                <w:left w:val="nil"/>
+                <w:bottom w:val="nil"/>
+                <w:right w:val="nil"/>
+                <w:between w:val="nil"/>
+              </w:pBdr>
+              <w:spacing w:line="276" w:lineRule="auto"/>
+              <w:rPr>
+                <w:rFonts w:ascii="Times New Roman" w:eastAsia="Times New Roman" w:hAnsi="Times New Roman" w:cs="Times New Roman"/>
+                <w:sz w:val="24"/>
+                <w:szCs w:val="24"/>
+                <w:lang w:val="vi-VN"/>
+              </w:rPr>
+            </w:pPr>
+            <w:r>
+              <w:rPr>
+                <w:rFonts w:ascii="Times New Roman" w:eastAsia="Times New Roman" w:hAnsi="Times New Roman" w:cs="Times New Roman"/>
+                <w:sz w:val="24"/>
+                <w:szCs w:val="24"/>
+                <w:lang w:val="vi-VN"/>
+              </w:rPr>
+              <w:t>Rủi ro: cả đội gặp phải vấn đề lớn khi mới khởi động Sprint, điều đó dẫn đến dồn việc vào cuối Sprint và không đạt SprintGoal</w:t>
+            </w:r>
           </w:p>
         </w:tc>
       </w:tr>

--- a/HoangMinhNghiaAgile-Scrum_De04.docx
+++ b/HoangMinhNghiaAgile-Scrum_De04.docx
@@ -119,73 +119,7 @@
           <w:sz w:val="32"/>
           <w:szCs w:val="32"/>
         </w:rPr>
-        <w:t>[</w:t>
-      </w:r>
-      <w:proofErr w:type="spellStart"/>
-      <w:r>
-        <w:rPr>
-          <w:rFonts w:ascii="Times New Roman" w:eastAsia="Times New Roman" w:hAnsi="Times New Roman" w:cs="Times New Roman"/>
-          <w:b/>
-          <w:bCs/>
-          <w:sz w:val="32"/>
-          <w:szCs w:val="32"/>
-        </w:rPr>
-        <w:t>Đề</w:t>
-      </w:r>
-      <w:proofErr w:type="spellEnd"/>
-      <w:r>
-        <w:rPr>
-          <w:rFonts w:ascii="Times New Roman" w:eastAsia="Times New Roman" w:hAnsi="Times New Roman" w:cs="Times New Roman"/>
-          <w:b/>
-          <w:bCs/>
-          <w:sz w:val="32"/>
-          <w:szCs w:val="32"/>
-        </w:rPr>
-        <w:t xml:space="preserve"> </w:t>
-      </w:r>
-      <w:proofErr w:type="spellStart"/>
-      <w:r>
-        <w:rPr>
-          <w:rFonts w:ascii="Times New Roman" w:eastAsia="Times New Roman" w:hAnsi="Times New Roman" w:cs="Times New Roman"/>
-          <w:b/>
-          <w:bCs/>
-          <w:sz w:val="32"/>
-          <w:szCs w:val="32"/>
-        </w:rPr>
-        <w:t>bài</w:t>
-      </w:r>
-      <w:proofErr w:type="spellEnd"/>
-      <w:r>
-        <w:rPr>
-          <w:rFonts w:ascii="Times New Roman" w:eastAsia="Times New Roman" w:hAnsi="Times New Roman" w:cs="Times New Roman"/>
-          <w:b/>
-          <w:bCs/>
-          <w:sz w:val="32"/>
-          <w:szCs w:val="32"/>
-        </w:rPr>
-        <w:t xml:space="preserve"> </w:t>
-      </w:r>
-      <w:proofErr w:type="spellStart"/>
-      <w:r>
-        <w:rPr>
-          <w:rFonts w:ascii="Times New Roman" w:eastAsia="Times New Roman" w:hAnsi="Times New Roman" w:cs="Times New Roman"/>
-          <w:b/>
-          <w:bCs/>
-          <w:sz w:val="32"/>
-          <w:szCs w:val="32"/>
-        </w:rPr>
-        <w:t>số</w:t>
-      </w:r>
-      <w:proofErr w:type="spellEnd"/>
-      <w:r>
-        <w:rPr>
-          <w:rFonts w:ascii="Times New Roman" w:eastAsia="Times New Roman" w:hAnsi="Times New Roman" w:cs="Times New Roman"/>
-          <w:b/>
-          <w:bCs/>
-          <w:sz w:val="32"/>
-          <w:szCs w:val="32"/>
-        </w:rPr>
-        <w:t xml:space="preserve"> 4]</w:t>
+        <w:t>[Đề bài số 4]</w:t>
       </w:r>
     </w:p>
     <w:tbl>
@@ -238,62 +172,16 @@
                 <w:szCs w:val="24"/>
               </w:rPr>
             </w:pPr>
-            <w:proofErr w:type="spellStart"/>
-            <w:r>
-              <w:rPr>
-                <w:rFonts w:ascii="Times New Roman" w:eastAsia="Times New Roman" w:hAnsi="Times New Roman" w:cs="Times New Roman"/>
-                <w:b/>
-                <w:bCs/>
-                <w:sz w:val="24"/>
-                <w:szCs w:val="24"/>
-              </w:rPr>
-              <w:t>Họ</w:t>
-            </w:r>
-            <w:proofErr w:type="spellEnd"/>
-            <w:r>
-              <w:rPr>
-                <w:rFonts w:ascii="Times New Roman" w:eastAsia="Times New Roman" w:hAnsi="Times New Roman" w:cs="Times New Roman"/>
-                <w:b/>
-                <w:bCs/>
-                <w:sz w:val="24"/>
-                <w:szCs w:val="24"/>
-              </w:rPr>
-              <w:t xml:space="preserve"> </w:t>
-            </w:r>
-            <w:proofErr w:type="spellStart"/>
-            <w:r>
-              <w:rPr>
-                <w:rFonts w:ascii="Times New Roman" w:eastAsia="Times New Roman" w:hAnsi="Times New Roman" w:cs="Times New Roman"/>
-                <w:b/>
-                <w:bCs/>
-                <w:sz w:val="24"/>
-                <w:szCs w:val="24"/>
-              </w:rPr>
-              <w:t>và</w:t>
-            </w:r>
-            <w:proofErr w:type="spellEnd"/>
-            <w:r>
-              <w:rPr>
-                <w:rFonts w:ascii="Times New Roman" w:eastAsia="Times New Roman" w:hAnsi="Times New Roman" w:cs="Times New Roman"/>
-                <w:b/>
-                <w:bCs/>
-                <w:sz w:val="24"/>
-                <w:szCs w:val="24"/>
-              </w:rPr>
-              <w:t xml:space="preserve"> </w:t>
-            </w:r>
-            <w:proofErr w:type="spellStart"/>
-            <w:r>
-              <w:rPr>
-                <w:rFonts w:ascii="Times New Roman" w:eastAsia="Times New Roman" w:hAnsi="Times New Roman" w:cs="Times New Roman"/>
-                <w:b/>
-                <w:bCs/>
-                <w:sz w:val="24"/>
-                <w:szCs w:val="24"/>
-              </w:rPr>
-              <w:t>tên</w:t>
-            </w:r>
-            <w:proofErr w:type="spellEnd"/>
+            <w:r>
+              <w:rPr>
+                <w:rFonts w:ascii="Times New Roman" w:eastAsia="Times New Roman" w:hAnsi="Times New Roman" w:cs="Times New Roman"/>
+                <w:b/>
+                <w:bCs/>
+                <w:sz w:val="24"/>
+                <w:szCs w:val="24"/>
+              </w:rPr>
+              <w:t>Họ và tên</w:t>
+            </w:r>
           </w:p>
         </w:tc>
         <w:tc>
@@ -361,62 +249,16 @@
                 <w:szCs w:val="24"/>
               </w:rPr>
             </w:pPr>
-            <w:proofErr w:type="spellStart"/>
-            <w:r>
-              <w:rPr>
-                <w:rFonts w:ascii="Times New Roman" w:eastAsia="Times New Roman" w:hAnsi="Times New Roman" w:cs="Times New Roman"/>
-                <w:b/>
-                <w:bCs/>
-                <w:sz w:val="24"/>
-                <w:szCs w:val="24"/>
-              </w:rPr>
-              <w:t>Mã</w:t>
-            </w:r>
-            <w:proofErr w:type="spellEnd"/>
-            <w:r>
-              <w:rPr>
-                <w:rFonts w:ascii="Times New Roman" w:eastAsia="Times New Roman" w:hAnsi="Times New Roman" w:cs="Times New Roman"/>
-                <w:b/>
-                <w:bCs/>
-                <w:sz w:val="24"/>
-                <w:szCs w:val="24"/>
-              </w:rPr>
-              <w:t xml:space="preserve"> </w:t>
-            </w:r>
-            <w:proofErr w:type="spellStart"/>
-            <w:r>
-              <w:rPr>
-                <w:rFonts w:ascii="Times New Roman" w:eastAsia="Times New Roman" w:hAnsi="Times New Roman" w:cs="Times New Roman"/>
-                <w:b/>
-                <w:bCs/>
-                <w:sz w:val="24"/>
-                <w:szCs w:val="24"/>
-              </w:rPr>
-              <w:t>sinh</w:t>
-            </w:r>
-            <w:proofErr w:type="spellEnd"/>
-            <w:r>
-              <w:rPr>
-                <w:rFonts w:ascii="Times New Roman" w:eastAsia="Times New Roman" w:hAnsi="Times New Roman" w:cs="Times New Roman"/>
-                <w:b/>
-                <w:bCs/>
-                <w:sz w:val="24"/>
-                <w:szCs w:val="24"/>
-              </w:rPr>
-              <w:t xml:space="preserve"> </w:t>
-            </w:r>
-            <w:proofErr w:type="spellStart"/>
-            <w:r>
-              <w:rPr>
-                <w:rFonts w:ascii="Times New Roman" w:eastAsia="Times New Roman" w:hAnsi="Times New Roman" w:cs="Times New Roman"/>
-                <w:b/>
-                <w:bCs/>
-                <w:sz w:val="24"/>
-                <w:szCs w:val="24"/>
-              </w:rPr>
-              <w:t>viên</w:t>
-            </w:r>
-            <w:proofErr w:type="spellEnd"/>
+            <w:r>
+              <w:rPr>
+                <w:rFonts w:ascii="Times New Roman" w:eastAsia="Times New Roman" w:hAnsi="Times New Roman" w:cs="Times New Roman"/>
+                <w:b/>
+                <w:bCs/>
+                <w:sz w:val="24"/>
+                <w:szCs w:val="24"/>
+              </w:rPr>
+              <w:t>Mã sinh viên</w:t>
+            </w:r>
           </w:p>
         </w:tc>
         <w:tc>
@@ -484,7 +326,6 @@
                 <w:szCs w:val="24"/>
               </w:rPr>
             </w:pPr>
-            <w:proofErr w:type="spellStart"/>
             <w:r>
               <w:rPr>
                 <w:rFonts w:ascii="Times New Roman" w:eastAsia="Times New Roman" w:hAnsi="Times New Roman" w:cs="Times New Roman"/>
@@ -495,7 +336,6 @@
               </w:rPr>
               <w:t>Lớp</w:t>
             </w:r>
-            <w:proofErr w:type="spellEnd"/>
           </w:p>
         </w:tc>
         <w:tc>
@@ -561,40 +401,16 @@
                 <w:szCs w:val="24"/>
               </w:rPr>
             </w:pPr>
-            <w:proofErr w:type="spellStart"/>
-            <w:r>
-              <w:rPr>
-                <w:rFonts w:ascii="Times New Roman" w:eastAsia="Times New Roman" w:hAnsi="Times New Roman" w:cs="Times New Roman"/>
-                <w:b/>
-                <w:bCs/>
-                <w:sz w:val="24"/>
-                <w:szCs w:val="24"/>
-              </w:rPr>
-              <w:t>Mã</w:t>
-            </w:r>
-            <w:proofErr w:type="spellEnd"/>
-            <w:r>
-              <w:rPr>
-                <w:rFonts w:ascii="Times New Roman" w:eastAsia="Times New Roman" w:hAnsi="Times New Roman" w:cs="Times New Roman"/>
-                <w:b/>
-                <w:bCs/>
-                <w:sz w:val="24"/>
-                <w:szCs w:val="24"/>
-              </w:rPr>
-              <w:t xml:space="preserve"> </w:t>
-            </w:r>
-            <w:proofErr w:type="spellStart"/>
-            <w:r>
-              <w:rPr>
-                <w:rFonts w:ascii="Times New Roman" w:eastAsia="Times New Roman" w:hAnsi="Times New Roman" w:cs="Times New Roman"/>
-                <w:b/>
-                <w:bCs/>
-                <w:sz w:val="24"/>
-                <w:szCs w:val="24"/>
-              </w:rPr>
-              <w:t>đề</w:t>
-            </w:r>
-            <w:proofErr w:type="spellEnd"/>
+            <w:r>
+              <w:rPr>
+                <w:rFonts w:ascii="Times New Roman" w:eastAsia="Times New Roman" w:hAnsi="Times New Roman" w:cs="Times New Roman"/>
+                <w:b/>
+                <w:bCs/>
+                <w:sz w:val="24"/>
+                <w:szCs w:val="24"/>
+              </w:rPr>
+              <w:t>Mã đề</w:t>
+            </w:r>
           </w:p>
         </w:tc>
         <w:tc>
@@ -667,7 +483,6 @@
           <w:szCs w:val="24"/>
         </w:rPr>
       </w:pPr>
-      <w:proofErr w:type="spellStart"/>
       <w:r>
         <w:rPr>
           <w:rFonts w:ascii="Times New Roman" w:eastAsia="Times New Roman" w:hAnsi="Times New Roman" w:cs="Times New Roman"/>
@@ -676,436 +491,7 @@
           <w:sz w:val="24"/>
           <w:szCs w:val="24"/>
         </w:rPr>
-        <w:t>Điền</w:t>
-      </w:r>
-      <w:proofErr w:type="spellEnd"/>
-      <w:r>
-        <w:rPr>
-          <w:rFonts w:ascii="Times New Roman" w:eastAsia="Times New Roman" w:hAnsi="Times New Roman" w:cs="Times New Roman"/>
-          <w:i/>
-          <w:iCs/>
-          <w:sz w:val="24"/>
-          <w:szCs w:val="24"/>
-        </w:rPr>
-        <w:t xml:space="preserve"> </w:t>
-      </w:r>
-      <w:proofErr w:type="spellStart"/>
-      <w:r>
-        <w:rPr>
-          <w:rFonts w:ascii="Times New Roman" w:eastAsia="Times New Roman" w:hAnsi="Times New Roman" w:cs="Times New Roman"/>
-          <w:i/>
-          <w:iCs/>
-          <w:sz w:val="24"/>
-          <w:szCs w:val="24"/>
-        </w:rPr>
-        <w:t>câu</w:t>
-      </w:r>
-      <w:proofErr w:type="spellEnd"/>
-      <w:r>
-        <w:rPr>
-          <w:rFonts w:ascii="Times New Roman" w:eastAsia="Times New Roman" w:hAnsi="Times New Roman" w:cs="Times New Roman"/>
-          <w:i/>
-          <w:iCs/>
-          <w:sz w:val="24"/>
-          <w:szCs w:val="24"/>
-        </w:rPr>
-        <w:t xml:space="preserve"> </w:t>
-      </w:r>
-      <w:proofErr w:type="spellStart"/>
-      <w:r>
-        <w:rPr>
-          <w:rFonts w:ascii="Times New Roman" w:eastAsia="Times New Roman" w:hAnsi="Times New Roman" w:cs="Times New Roman"/>
-          <w:i/>
-          <w:iCs/>
-          <w:sz w:val="24"/>
-          <w:szCs w:val="24"/>
-        </w:rPr>
-        <w:t>trả</w:t>
-      </w:r>
-      <w:proofErr w:type="spellEnd"/>
-      <w:r>
-        <w:rPr>
-          <w:rFonts w:ascii="Times New Roman" w:eastAsia="Times New Roman" w:hAnsi="Times New Roman" w:cs="Times New Roman"/>
-          <w:i/>
-          <w:iCs/>
-          <w:sz w:val="24"/>
-          <w:szCs w:val="24"/>
-        </w:rPr>
-        <w:t xml:space="preserve"> </w:t>
-      </w:r>
-      <w:proofErr w:type="spellStart"/>
-      <w:r>
-        <w:rPr>
-          <w:rFonts w:ascii="Times New Roman" w:eastAsia="Times New Roman" w:hAnsi="Times New Roman" w:cs="Times New Roman"/>
-          <w:i/>
-          <w:iCs/>
-          <w:sz w:val="24"/>
-          <w:szCs w:val="24"/>
-        </w:rPr>
-        <w:t>lời</w:t>
-      </w:r>
-      <w:proofErr w:type="spellEnd"/>
-      <w:r>
-        <w:rPr>
-          <w:rFonts w:ascii="Times New Roman" w:eastAsia="Times New Roman" w:hAnsi="Times New Roman" w:cs="Times New Roman"/>
-          <w:i/>
-          <w:iCs/>
-          <w:sz w:val="24"/>
-          <w:szCs w:val="24"/>
-        </w:rPr>
-        <w:t xml:space="preserve"> </w:t>
-      </w:r>
-      <w:proofErr w:type="spellStart"/>
-      <w:r>
-        <w:rPr>
-          <w:rFonts w:ascii="Times New Roman" w:eastAsia="Times New Roman" w:hAnsi="Times New Roman" w:cs="Times New Roman"/>
-          <w:i/>
-          <w:iCs/>
-          <w:sz w:val="24"/>
-          <w:szCs w:val="24"/>
-        </w:rPr>
-        <w:t>vào</w:t>
-      </w:r>
-      <w:proofErr w:type="spellEnd"/>
-      <w:r>
-        <w:rPr>
-          <w:rFonts w:ascii="Times New Roman" w:eastAsia="Times New Roman" w:hAnsi="Times New Roman" w:cs="Times New Roman"/>
-          <w:i/>
-          <w:iCs/>
-          <w:sz w:val="24"/>
-          <w:szCs w:val="24"/>
-        </w:rPr>
-        <w:t xml:space="preserve"> </w:t>
-      </w:r>
-      <w:proofErr w:type="spellStart"/>
-      <w:r>
-        <w:rPr>
-          <w:rFonts w:ascii="Times New Roman" w:eastAsia="Times New Roman" w:hAnsi="Times New Roman" w:cs="Times New Roman"/>
-          <w:i/>
-          <w:iCs/>
-          <w:sz w:val="24"/>
-          <w:szCs w:val="24"/>
-        </w:rPr>
-        <w:t>các</w:t>
-      </w:r>
-      <w:proofErr w:type="spellEnd"/>
-      <w:r>
-        <w:rPr>
-          <w:rFonts w:ascii="Times New Roman" w:eastAsia="Times New Roman" w:hAnsi="Times New Roman" w:cs="Times New Roman"/>
-          <w:i/>
-          <w:iCs/>
-          <w:sz w:val="24"/>
-          <w:szCs w:val="24"/>
-        </w:rPr>
-        <w:t xml:space="preserve"> ô </w:t>
-      </w:r>
-      <w:proofErr w:type="spellStart"/>
-      <w:r>
-        <w:rPr>
-          <w:rFonts w:ascii="Times New Roman" w:eastAsia="Times New Roman" w:hAnsi="Times New Roman" w:cs="Times New Roman"/>
-          <w:i/>
-          <w:iCs/>
-          <w:sz w:val="24"/>
-          <w:szCs w:val="24"/>
-        </w:rPr>
-        <w:t>trống</w:t>
-      </w:r>
-      <w:proofErr w:type="spellEnd"/>
-      <w:r>
-        <w:rPr>
-          <w:rFonts w:ascii="Times New Roman" w:eastAsia="Times New Roman" w:hAnsi="Times New Roman" w:cs="Times New Roman"/>
-          <w:i/>
-          <w:iCs/>
-          <w:sz w:val="24"/>
-          <w:szCs w:val="24"/>
-        </w:rPr>
-        <w:t xml:space="preserve">. </w:t>
-      </w:r>
-      <w:proofErr w:type="spellStart"/>
-      <w:r>
-        <w:rPr>
-          <w:rFonts w:ascii="Times New Roman" w:eastAsia="Times New Roman" w:hAnsi="Times New Roman" w:cs="Times New Roman"/>
-          <w:i/>
-          <w:iCs/>
-          <w:sz w:val="24"/>
-          <w:szCs w:val="24"/>
-        </w:rPr>
-        <w:t>Không</w:t>
-      </w:r>
-      <w:proofErr w:type="spellEnd"/>
-      <w:r>
-        <w:rPr>
-          <w:rFonts w:ascii="Times New Roman" w:eastAsia="Times New Roman" w:hAnsi="Times New Roman" w:cs="Times New Roman"/>
-          <w:i/>
-          <w:iCs/>
-          <w:sz w:val="24"/>
-          <w:szCs w:val="24"/>
-        </w:rPr>
-        <w:t xml:space="preserve"> </w:t>
-      </w:r>
-      <w:proofErr w:type="spellStart"/>
-      <w:r>
-        <w:rPr>
-          <w:rFonts w:ascii="Times New Roman" w:eastAsia="Times New Roman" w:hAnsi="Times New Roman" w:cs="Times New Roman"/>
-          <w:i/>
-          <w:iCs/>
-          <w:sz w:val="24"/>
-          <w:szCs w:val="24"/>
-        </w:rPr>
-        <w:t>xoá</w:t>
-      </w:r>
-      <w:proofErr w:type="spellEnd"/>
-      <w:r>
-        <w:rPr>
-          <w:rFonts w:ascii="Times New Roman" w:eastAsia="Times New Roman" w:hAnsi="Times New Roman" w:cs="Times New Roman"/>
-          <w:i/>
-          <w:iCs/>
-          <w:sz w:val="24"/>
-          <w:szCs w:val="24"/>
-        </w:rPr>
-        <w:t xml:space="preserve"> </w:t>
-      </w:r>
-      <w:proofErr w:type="spellStart"/>
-      <w:r>
-        <w:rPr>
-          <w:rFonts w:ascii="Times New Roman" w:eastAsia="Times New Roman" w:hAnsi="Times New Roman" w:cs="Times New Roman"/>
-          <w:i/>
-          <w:iCs/>
-          <w:sz w:val="24"/>
-          <w:szCs w:val="24"/>
-        </w:rPr>
-        <w:t>hoặc</w:t>
-      </w:r>
-      <w:proofErr w:type="spellEnd"/>
-      <w:r>
-        <w:rPr>
-          <w:rFonts w:ascii="Times New Roman" w:eastAsia="Times New Roman" w:hAnsi="Times New Roman" w:cs="Times New Roman"/>
-          <w:i/>
-          <w:iCs/>
-          <w:sz w:val="24"/>
-          <w:szCs w:val="24"/>
-        </w:rPr>
-        <w:t xml:space="preserve"> </w:t>
-      </w:r>
-      <w:proofErr w:type="spellStart"/>
-      <w:r>
-        <w:rPr>
-          <w:rFonts w:ascii="Times New Roman" w:eastAsia="Times New Roman" w:hAnsi="Times New Roman" w:cs="Times New Roman"/>
-          <w:i/>
-          <w:iCs/>
-          <w:sz w:val="24"/>
-          <w:szCs w:val="24"/>
-        </w:rPr>
-        <w:t>đổi</w:t>
-      </w:r>
-      <w:proofErr w:type="spellEnd"/>
-      <w:r>
-        <w:rPr>
-          <w:rFonts w:ascii="Times New Roman" w:eastAsia="Times New Roman" w:hAnsi="Times New Roman" w:cs="Times New Roman"/>
-          <w:i/>
-          <w:iCs/>
-          <w:sz w:val="24"/>
-          <w:szCs w:val="24"/>
-        </w:rPr>
-        <w:t xml:space="preserve"> </w:t>
-      </w:r>
-      <w:proofErr w:type="spellStart"/>
-      <w:r>
-        <w:rPr>
-          <w:rFonts w:ascii="Times New Roman" w:eastAsia="Times New Roman" w:hAnsi="Times New Roman" w:cs="Times New Roman"/>
-          <w:i/>
-          <w:iCs/>
-          <w:sz w:val="24"/>
-          <w:szCs w:val="24"/>
-        </w:rPr>
-        <w:t>thứ</w:t>
-      </w:r>
-      <w:proofErr w:type="spellEnd"/>
-      <w:r>
-        <w:rPr>
-          <w:rFonts w:ascii="Times New Roman" w:eastAsia="Times New Roman" w:hAnsi="Times New Roman" w:cs="Times New Roman"/>
-          <w:i/>
-          <w:iCs/>
-          <w:sz w:val="24"/>
-          <w:szCs w:val="24"/>
-        </w:rPr>
-        <w:t xml:space="preserve"> </w:t>
-      </w:r>
-      <w:proofErr w:type="spellStart"/>
-      <w:r>
-        <w:rPr>
-          <w:rFonts w:ascii="Times New Roman" w:eastAsia="Times New Roman" w:hAnsi="Times New Roman" w:cs="Times New Roman"/>
-          <w:i/>
-          <w:iCs/>
-          <w:sz w:val="24"/>
-          <w:szCs w:val="24"/>
-        </w:rPr>
-        <w:t>tự</w:t>
-      </w:r>
-      <w:proofErr w:type="spellEnd"/>
-      <w:r>
-        <w:rPr>
-          <w:rFonts w:ascii="Times New Roman" w:eastAsia="Times New Roman" w:hAnsi="Times New Roman" w:cs="Times New Roman"/>
-          <w:i/>
-          <w:iCs/>
-          <w:sz w:val="24"/>
-          <w:szCs w:val="24"/>
-        </w:rPr>
-        <w:t xml:space="preserve"> </w:t>
-      </w:r>
-      <w:proofErr w:type="spellStart"/>
-      <w:r>
-        <w:rPr>
-          <w:rFonts w:ascii="Times New Roman" w:eastAsia="Times New Roman" w:hAnsi="Times New Roman" w:cs="Times New Roman"/>
-          <w:i/>
-          <w:iCs/>
-          <w:sz w:val="24"/>
-          <w:szCs w:val="24"/>
-        </w:rPr>
-        <w:t>các</w:t>
-      </w:r>
-      <w:proofErr w:type="spellEnd"/>
-      <w:r>
-        <w:rPr>
-          <w:rFonts w:ascii="Times New Roman" w:eastAsia="Times New Roman" w:hAnsi="Times New Roman" w:cs="Times New Roman"/>
-          <w:i/>
-          <w:iCs/>
-          <w:sz w:val="24"/>
-          <w:szCs w:val="24"/>
-        </w:rPr>
-        <w:t xml:space="preserve"> </w:t>
-      </w:r>
-      <w:proofErr w:type="spellStart"/>
-      <w:r>
-        <w:rPr>
-          <w:rFonts w:ascii="Times New Roman" w:eastAsia="Times New Roman" w:hAnsi="Times New Roman" w:cs="Times New Roman"/>
-          <w:i/>
-          <w:iCs/>
-          <w:sz w:val="24"/>
-          <w:szCs w:val="24"/>
-        </w:rPr>
-        <w:t>bảng</w:t>
-      </w:r>
-      <w:proofErr w:type="spellEnd"/>
-      <w:r>
-        <w:rPr>
-          <w:rFonts w:ascii="Times New Roman" w:eastAsia="Times New Roman" w:hAnsi="Times New Roman" w:cs="Times New Roman"/>
-          <w:i/>
-          <w:iCs/>
-          <w:sz w:val="24"/>
-          <w:szCs w:val="24"/>
-        </w:rPr>
-        <w:t xml:space="preserve">. Lưu </w:t>
-      </w:r>
-      <w:proofErr w:type="spellStart"/>
-      <w:r>
-        <w:rPr>
-          <w:rFonts w:ascii="Times New Roman" w:eastAsia="Times New Roman" w:hAnsi="Times New Roman" w:cs="Times New Roman"/>
-          <w:i/>
-          <w:iCs/>
-          <w:sz w:val="24"/>
-          <w:szCs w:val="24"/>
-        </w:rPr>
-        <w:t>tệp</w:t>
-      </w:r>
-      <w:proofErr w:type="spellEnd"/>
-      <w:r>
-        <w:rPr>
-          <w:rFonts w:ascii="Times New Roman" w:eastAsia="Times New Roman" w:hAnsi="Times New Roman" w:cs="Times New Roman"/>
-          <w:i/>
-          <w:iCs/>
-          <w:sz w:val="24"/>
-          <w:szCs w:val="24"/>
-        </w:rPr>
-        <w:t xml:space="preserve"> </w:t>
-      </w:r>
-      <w:proofErr w:type="spellStart"/>
-      <w:r>
-        <w:rPr>
-          <w:rFonts w:ascii="Times New Roman" w:eastAsia="Times New Roman" w:hAnsi="Times New Roman" w:cs="Times New Roman"/>
-          <w:i/>
-          <w:iCs/>
-          <w:sz w:val="24"/>
-          <w:szCs w:val="24"/>
-        </w:rPr>
-        <w:t>theo</w:t>
-      </w:r>
-      <w:proofErr w:type="spellEnd"/>
-      <w:r>
-        <w:rPr>
-          <w:rFonts w:ascii="Times New Roman" w:eastAsia="Times New Roman" w:hAnsi="Times New Roman" w:cs="Times New Roman"/>
-          <w:i/>
-          <w:iCs/>
-          <w:sz w:val="24"/>
-          <w:szCs w:val="24"/>
-        </w:rPr>
-        <w:t xml:space="preserve"> </w:t>
-      </w:r>
-      <w:proofErr w:type="spellStart"/>
-      <w:r>
-        <w:rPr>
-          <w:rFonts w:ascii="Times New Roman" w:eastAsia="Times New Roman" w:hAnsi="Times New Roman" w:cs="Times New Roman"/>
-          <w:i/>
-          <w:iCs/>
-          <w:sz w:val="24"/>
-          <w:szCs w:val="24"/>
-        </w:rPr>
-        <w:t>cú</w:t>
-      </w:r>
-      <w:proofErr w:type="spellEnd"/>
-      <w:r>
-        <w:rPr>
-          <w:rFonts w:ascii="Times New Roman" w:eastAsia="Times New Roman" w:hAnsi="Times New Roman" w:cs="Times New Roman"/>
-          <w:i/>
-          <w:iCs/>
-          <w:sz w:val="24"/>
-          <w:szCs w:val="24"/>
-        </w:rPr>
-        <w:t xml:space="preserve"> </w:t>
-      </w:r>
-      <w:proofErr w:type="spellStart"/>
-      <w:r>
-        <w:rPr>
-          <w:rFonts w:ascii="Times New Roman" w:eastAsia="Times New Roman" w:hAnsi="Times New Roman" w:cs="Times New Roman"/>
-          <w:i/>
-          <w:iCs/>
-          <w:sz w:val="24"/>
-          <w:szCs w:val="24"/>
-        </w:rPr>
-        <w:t>pháp</w:t>
-      </w:r>
-      <w:proofErr w:type="spellEnd"/>
-      <w:r>
-        <w:rPr>
-          <w:rFonts w:ascii="Times New Roman" w:eastAsia="Times New Roman" w:hAnsi="Times New Roman" w:cs="Times New Roman"/>
-          <w:i/>
-          <w:iCs/>
-          <w:sz w:val="24"/>
-          <w:szCs w:val="24"/>
-        </w:rPr>
-        <w:t xml:space="preserve"> Agile-Scrum_[</w:t>
-      </w:r>
-      <w:proofErr w:type="spellStart"/>
-      <w:r>
-        <w:rPr>
-          <w:rFonts w:ascii="Times New Roman" w:eastAsia="Times New Roman" w:hAnsi="Times New Roman" w:cs="Times New Roman"/>
-          <w:i/>
-          <w:iCs/>
-          <w:sz w:val="24"/>
-          <w:szCs w:val="24"/>
-        </w:rPr>
-        <w:t>HoTenKhongDau</w:t>
-      </w:r>
-      <w:proofErr w:type="spellEnd"/>
-      <w:r>
-        <w:rPr>
-          <w:rFonts w:ascii="Times New Roman" w:eastAsia="Times New Roman" w:hAnsi="Times New Roman" w:cs="Times New Roman"/>
-          <w:i/>
-          <w:iCs/>
-          <w:sz w:val="24"/>
-          <w:szCs w:val="24"/>
-        </w:rPr>
-        <w:t>]_De04.docx.</w:t>
+        <w:t>Điền câu trả lời vào các ô trống. Không xoá hoặc đổi thứ tự các bảng. Lưu tệp theo cú pháp Agile-Scrum_[HoTenKhongDau]_De04.docx.</w:t>
       </w:r>
     </w:p>
     <w:p>
@@ -1135,51 +521,7 @@
           <w:sz w:val="26"/>
           <w:szCs w:val="26"/>
         </w:rPr>
-        <w:t xml:space="preserve">3.1. </w:t>
-      </w:r>
-      <w:proofErr w:type="spellStart"/>
-      <w:r>
-        <w:rPr>
-          <w:rFonts w:ascii="Times New Roman" w:eastAsia="Times New Roman" w:hAnsi="Times New Roman" w:cs="Times New Roman"/>
-          <w:b/>
-          <w:bCs/>
-          <w:sz w:val="26"/>
-          <w:szCs w:val="26"/>
-        </w:rPr>
-        <w:t>Xây</w:t>
-      </w:r>
-      <w:proofErr w:type="spellEnd"/>
-      <w:r>
-        <w:rPr>
-          <w:rFonts w:ascii="Times New Roman" w:eastAsia="Times New Roman" w:hAnsi="Times New Roman" w:cs="Times New Roman"/>
-          <w:b/>
-          <w:bCs/>
-          <w:sz w:val="26"/>
-          <w:szCs w:val="26"/>
-        </w:rPr>
-        <w:t xml:space="preserve"> </w:t>
-      </w:r>
-      <w:proofErr w:type="spellStart"/>
-      <w:r>
-        <w:rPr>
-          <w:rFonts w:ascii="Times New Roman" w:eastAsia="Times New Roman" w:hAnsi="Times New Roman" w:cs="Times New Roman"/>
-          <w:b/>
-          <w:bCs/>
-          <w:sz w:val="26"/>
-          <w:szCs w:val="26"/>
-        </w:rPr>
-        <w:t>dựng</w:t>
-      </w:r>
-      <w:proofErr w:type="spellEnd"/>
-      <w:r>
-        <w:rPr>
-          <w:rFonts w:ascii="Times New Roman" w:eastAsia="Times New Roman" w:hAnsi="Times New Roman" w:cs="Times New Roman"/>
-          <w:b/>
-          <w:bCs/>
-          <w:sz w:val="26"/>
-          <w:szCs w:val="26"/>
-        </w:rPr>
-        <w:t xml:space="preserve"> Product Backlog</w:t>
+        <w:t>3.1. Xây dựng Product Backlog</w:t>
       </w:r>
     </w:p>
     <w:tbl>
@@ -1319,7 +661,6 @@
                 <w:szCs w:val="24"/>
               </w:rPr>
             </w:pPr>
-            <w:proofErr w:type="spellStart"/>
             <w:r>
               <w:rPr>
                 <w:rFonts w:ascii="Times New Roman" w:eastAsia="Times New Roman" w:hAnsi="Times New Roman" w:cs="Times New Roman"/>
@@ -1330,7 +671,6 @@
               </w:rPr>
               <w:t>Mã</w:t>
             </w:r>
-            <w:proofErr w:type="spellEnd"/>
           </w:p>
         </w:tc>
         <w:tc>
@@ -1370,95 +710,7 @@
                 <w:sz w:val="24"/>
                 <w:szCs w:val="24"/>
               </w:rPr>
-              <w:t>User Story (</w:t>
-            </w:r>
-            <w:proofErr w:type="spellStart"/>
-            <w:r>
-              <w:rPr>
-                <w:rFonts w:ascii="Times New Roman" w:eastAsia="Times New Roman" w:hAnsi="Times New Roman" w:cs="Times New Roman"/>
-                <w:b/>
-                <w:bCs/>
-                <w:sz w:val="24"/>
-                <w:szCs w:val="24"/>
-              </w:rPr>
-              <w:t>Là</w:t>
-            </w:r>
-            <w:proofErr w:type="spellEnd"/>
-            <w:r>
-              <w:rPr>
-                <w:rFonts w:ascii="Times New Roman" w:eastAsia="Times New Roman" w:hAnsi="Times New Roman" w:cs="Times New Roman"/>
-                <w:b/>
-                <w:bCs/>
-                <w:sz w:val="24"/>
-                <w:szCs w:val="24"/>
-              </w:rPr>
-              <w:t xml:space="preserve">…, </w:t>
-            </w:r>
-            <w:proofErr w:type="spellStart"/>
-            <w:r>
-              <w:rPr>
-                <w:rFonts w:ascii="Times New Roman" w:eastAsia="Times New Roman" w:hAnsi="Times New Roman" w:cs="Times New Roman"/>
-                <w:b/>
-                <w:bCs/>
-                <w:sz w:val="24"/>
-                <w:szCs w:val="24"/>
-              </w:rPr>
-              <w:t>tôi</w:t>
-            </w:r>
-            <w:proofErr w:type="spellEnd"/>
-            <w:r>
-              <w:rPr>
-                <w:rFonts w:ascii="Times New Roman" w:eastAsia="Times New Roman" w:hAnsi="Times New Roman" w:cs="Times New Roman"/>
-                <w:b/>
-                <w:bCs/>
-                <w:sz w:val="24"/>
-                <w:szCs w:val="24"/>
-              </w:rPr>
-              <w:t xml:space="preserve"> </w:t>
-            </w:r>
-            <w:proofErr w:type="spellStart"/>
-            <w:r>
-              <w:rPr>
-                <w:rFonts w:ascii="Times New Roman" w:eastAsia="Times New Roman" w:hAnsi="Times New Roman" w:cs="Times New Roman"/>
-                <w:b/>
-                <w:bCs/>
-                <w:sz w:val="24"/>
-                <w:szCs w:val="24"/>
-              </w:rPr>
-              <w:t>muốn</w:t>
-            </w:r>
-            <w:proofErr w:type="spellEnd"/>
-            <w:r>
-              <w:rPr>
-                <w:rFonts w:ascii="Times New Roman" w:eastAsia="Times New Roman" w:hAnsi="Times New Roman" w:cs="Times New Roman"/>
-                <w:b/>
-                <w:bCs/>
-                <w:sz w:val="24"/>
-                <w:szCs w:val="24"/>
-              </w:rPr>
-              <w:t xml:space="preserve">…, </w:t>
-            </w:r>
-            <w:proofErr w:type="spellStart"/>
-            <w:r>
-              <w:rPr>
-                <w:rFonts w:ascii="Times New Roman" w:eastAsia="Times New Roman" w:hAnsi="Times New Roman" w:cs="Times New Roman"/>
-                <w:b/>
-                <w:bCs/>
-                <w:sz w:val="24"/>
-                <w:szCs w:val="24"/>
-              </w:rPr>
-              <w:t>để</w:t>
-            </w:r>
-            <w:proofErr w:type="spellEnd"/>
-            <w:r>
-              <w:rPr>
-                <w:rFonts w:ascii="Times New Roman" w:eastAsia="Times New Roman" w:hAnsi="Times New Roman" w:cs="Times New Roman"/>
-                <w:b/>
-                <w:bCs/>
-                <w:sz w:val="24"/>
-                <w:szCs w:val="24"/>
-              </w:rPr>
-              <w:t>…)</w:t>
+              <w:t>User Story (Là…, tôi muốn…, để…)</w:t>
             </w:r>
           </w:p>
         </w:tc>
@@ -1694,7 +946,6 @@
                 <w:lang w:val="vi-VN"/>
               </w:rPr>
             </w:pPr>
-            <w:proofErr w:type="spellStart"/>
             <w:r>
               <w:rPr>
                 <w:rFonts w:ascii="Times New Roman" w:eastAsia="Times New Roman" w:hAnsi="Times New Roman" w:cs="Times New Roman"/>
@@ -1703,7 +954,6 @@
               </w:rPr>
               <w:t>Tạo</w:t>
             </w:r>
-            <w:proofErr w:type="spellEnd"/>
             <w:r>
               <w:rPr>
                 <w:rFonts w:ascii="Times New Roman" w:eastAsia="Times New Roman" w:hAnsi="Times New Roman" w:cs="Times New Roman"/>
@@ -1804,7 +1054,6 @@
                 <w:lang w:val="vi-VN"/>
               </w:rPr>
             </w:pPr>
-            <w:proofErr w:type="spellStart"/>
             <w:r>
               <w:rPr>
                 <w:rFonts w:ascii="Times New Roman" w:eastAsia="Times New Roman" w:hAnsi="Times New Roman" w:cs="Times New Roman"/>
@@ -1813,7 +1062,6 @@
               </w:rPr>
               <w:t>Là</w:t>
             </w:r>
-            <w:proofErr w:type="spellEnd"/>
             <w:r>
               <w:rPr>
                 <w:rFonts w:ascii="Times New Roman" w:eastAsia="Times New Roman" w:hAnsi="Times New Roman" w:cs="Times New Roman"/>
@@ -1870,51 +1118,7 @@
           <w:sz w:val="26"/>
           <w:szCs w:val="26"/>
         </w:rPr>
-        <w:t xml:space="preserve">3.2. </w:t>
-      </w:r>
-      <w:proofErr w:type="spellStart"/>
-      <w:r>
-        <w:rPr>
-          <w:rFonts w:ascii="Times New Roman" w:eastAsia="Times New Roman" w:hAnsi="Times New Roman" w:cs="Times New Roman"/>
-          <w:b/>
-          <w:bCs/>
-          <w:sz w:val="26"/>
-          <w:szCs w:val="26"/>
-        </w:rPr>
-        <w:t>Phân</w:t>
-      </w:r>
-      <w:proofErr w:type="spellEnd"/>
-      <w:r>
-        <w:rPr>
-          <w:rFonts w:ascii="Times New Roman" w:eastAsia="Times New Roman" w:hAnsi="Times New Roman" w:cs="Times New Roman"/>
-          <w:b/>
-          <w:bCs/>
-          <w:sz w:val="26"/>
-          <w:szCs w:val="26"/>
-        </w:rPr>
-        <w:t xml:space="preserve"> </w:t>
-      </w:r>
-      <w:proofErr w:type="spellStart"/>
-      <w:r>
-        <w:rPr>
-          <w:rFonts w:ascii="Times New Roman" w:eastAsia="Times New Roman" w:hAnsi="Times New Roman" w:cs="Times New Roman"/>
-          <w:b/>
-          <w:bCs/>
-          <w:sz w:val="26"/>
-          <w:szCs w:val="26"/>
-        </w:rPr>
-        <w:t>tích</w:t>
-      </w:r>
-      <w:proofErr w:type="spellEnd"/>
-      <w:r>
-        <w:rPr>
-          <w:rFonts w:ascii="Times New Roman" w:eastAsia="Times New Roman" w:hAnsi="Times New Roman" w:cs="Times New Roman"/>
-          <w:b/>
-          <w:bCs/>
-          <w:sz w:val="26"/>
-          <w:szCs w:val="26"/>
-        </w:rPr>
-        <w:t xml:space="preserve"> INVEST</w:t>
+        <w:t>3.2. Phân tích INVEST</w:t>
       </w:r>
     </w:p>
     <w:tbl>
@@ -1970,84 +1174,16 @@
                 <w:szCs w:val="24"/>
               </w:rPr>
             </w:pPr>
-            <w:proofErr w:type="spellStart"/>
-            <w:r>
-              <w:rPr>
-                <w:rFonts w:ascii="Times New Roman" w:eastAsia="Times New Roman" w:hAnsi="Times New Roman" w:cs="Times New Roman"/>
-                <w:b/>
-                <w:bCs/>
-                <w:sz w:val="24"/>
-                <w:szCs w:val="24"/>
-              </w:rPr>
-              <w:t>Tiêu</w:t>
-            </w:r>
-            <w:proofErr w:type="spellEnd"/>
-            <w:r>
-              <w:rPr>
-                <w:rFonts w:ascii="Times New Roman" w:eastAsia="Times New Roman" w:hAnsi="Times New Roman" w:cs="Times New Roman"/>
-                <w:b/>
-                <w:bCs/>
-                <w:sz w:val="24"/>
-                <w:szCs w:val="24"/>
-              </w:rPr>
-              <w:t xml:space="preserve"> </w:t>
-            </w:r>
-            <w:proofErr w:type="spellStart"/>
-            <w:r>
-              <w:rPr>
-                <w:rFonts w:ascii="Times New Roman" w:eastAsia="Times New Roman" w:hAnsi="Times New Roman" w:cs="Times New Roman"/>
-                <w:b/>
-                <w:bCs/>
-                <w:sz w:val="24"/>
-                <w:szCs w:val="24"/>
-              </w:rPr>
-              <w:t>chí</w:t>
-            </w:r>
-            <w:proofErr w:type="spellEnd"/>
-            <w:r>
-              <w:rPr>
-                <w:rFonts w:ascii="Times New Roman" w:eastAsia="Times New Roman" w:hAnsi="Times New Roman" w:cs="Times New Roman"/>
-                <w:b/>
-                <w:bCs/>
-                <w:sz w:val="24"/>
-                <w:szCs w:val="24"/>
-              </w:rPr>
-              <w:t xml:space="preserve"> </w:t>
-            </w:r>
-            <w:proofErr w:type="spellStart"/>
-            <w:r>
-              <w:rPr>
-                <w:rFonts w:ascii="Times New Roman" w:eastAsia="Times New Roman" w:hAnsi="Times New Roman" w:cs="Times New Roman"/>
-                <w:b/>
-                <w:bCs/>
-                <w:sz w:val="24"/>
-                <w:szCs w:val="24"/>
-              </w:rPr>
-              <w:t>chưa</w:t>
-            </w:r>
-            <w:proofErr w:type="spellEnd"/>
-            <w:r>
-              <w:rPr>
-                <w:rFonts w:ascii="Times New Roman" w:eastAsia="Times New Roman" w:hAnsi="Times New Roman" w:cs="Times New Roman"/>
-                <w:b/>
-                <w:bCs/>
-                <w:sz w:val="24"/>
-                <w:szCs w:val="24"/>
-              </w:rPr>
-              <w:t xml:space="preserve"> </w:t>
-            </w:r>
-            <w:proofErr w:type="spellStart"/>
-            <w:r>
-              <w:rPr>
-                <w:rFonts w:ascii="Times New Roman" w:eastAsia="Times New Roman" w:hAnsi="Times New Roman" w:cs="Times New Roman"/>
-                <w:b/>
-                <w:bCs/>
-                <w:sz w:val="24"/>
-                <w:szCs w:val="24"/>
-              </w:rPr>
-              <w:t>đạt</w:t>
-            </w:r>
-            <w:proofErr w:type="spellEnd"/>
+            <w:r>
+              <w:rPr>
+                <w:rFonts w:ascii="Times New Roman" w:eastAsia="Times New Roman" w:hAnsi="Times New Roman" w:cs="Times New Roman"/>
+                <w:b/>
+                <w:bCs/>
+                <w:sz w:val="24"/>
+                <w:szCs w:val="24"/>
+              </w:rPr>
+              <w:t>Tiêu chí chưa đạt</w:t>
+            </w:r>
           </w:p>
         </w:tc>
         <w:tc>
@@ -2087,51 +1223,7 @@
                 <w:sz w:val="24"/>
                 <w:szCs w:val="24"/>
               </w:rPr>
-              <w:t>Lý do (</w:t>
-            </w:r>
-            <w:proofErr w:type="spellStart"/>
-            <w:r>
-              <w:rPr>
-                <w:rFonts w:ascii="Times New Roman" w:eastAsia="Times New Roman" w:hAnsi="Times New Roman" w:cs="Times New Roman"/>
-                <w:b/>
-                <w:bCs/>
-                <w:sz w:val="24"/>
-                <w:szCs w:val="24"/>
-              </w:rPr>
-              <w:t>gắn</w:t>
-            </w:r>
-            <w:proofErr w:type="spellEnd"/>
-            <w:r>
-              <w:rPr>
-                <w:rFonts w:ascii="Times New Roman" w:eastAsia="Times New Roman" w:hAnsi="Times New Roman" w:cs="Times New Roman"/>
-                <w:b/>
-                <w:bCs/>
-                <w:sz w:val="24"/>
-                <w:szCs w:val="24"/>
-              </w:rPr>
-              <w:t xml:space="preserve"> </w:t>
-            </w:r>
-            <w:proofErr w:type="spellStart"/>
-            <w:r>
-              <w:rPr>
-                <w:rFonts w:ascii="Times New Roman" w:eastAsia="Times New Roman" w:hAnsi="Times New Roman" w:cs="Times New Roman"/>
-                <w:b/>
-                <w:bCs/>
-                <w:sz w:val="24"/>
-                <w:szCs w:val="24"/>
-              </w:rPr>
-              <w:t>với</w:t>
-            </w:r>
-            <w:proofErr w:type="spellEnd"/>
-            <w:r>
-              <w:rPr>
-                <w:rFonts w:ascii="Times New Roman" w:eastAsia="Times New Roman" w:hAnsi="Times New Roman" w:cs="Times New Roman"/>
-                <w:b/>
-                <w:bCs/>
-                <w:sz w:val="24"/>
-                <w:szCs w:val="24"/>
-              </w:rPr>
-              <w:t xml:space="preserve"> US-X)</w:t>
+              <w:t>Lý do (gắn với US-X)</w:t>
             </w:r>
           </w:p>
         </w:tc>
@@ -2213,7 +1305,6 @@
                 <w:lang w:val="vi-VN"/>
               </w:rPr>
             </w:pPr>
-            <w:proofErr w:type="spellStart"/>
             <w:r>
               <w:rPr>
                 <w:rFonts w:ascii="Times New Roman" w:eastAsia="Times New Roman" w:hAnsi="Times New Roman" w:cs="Times New Roman"/>
@@ -2222,7 +1313,6 @@
               </w:rPr>
               <w:t>Gộp</w:t>
             </w:r>
-            <w:proofErr w:type="spellEnd"/>
             <w:r>
               <w:rPr>
                 <w:rFonts w:ascii="Times New Roman" w:eastAsia="Times New Roman" w:hAnsi="Times New Roman" w:cs="Times New Roman"/>
@@ -2312,7 +1402,6 @@
                 <w:lang w:val="vi-VN"/>
               </w:rPr>
             </w:pPr>
-            <w:proofErr w:type="spellStart"/>
             <w:r>
               <w:rPr>
                 <w:rFonts w:ascii="Times New Roman" w:eastAsia="Times New Roman" w:hAnsi="Times New Roman" w:cs="Times New Roman"/>
@@ -2321,7 +1410,6 @@
               </w:rPr>
               <w:t>Tiêu</w:t>
             </w:r>
-            <w:proofErr w:type="spellEnd"/>
             <w:r>
               <w:rPr>
                 <w:rFonts w:ascii="Times New Roman" w:eastAsia="Times New Roman" w:hAnsi="Times New Roman" w:cs="Times New Roman"/>
@@ -2404,7 +1492,6 @@
                 <w:szCs w:val="24"/>
               </w:rPr>
             </w:pPr>
-            <w:proofErr w:type="spellStart"/>
             <w:r>
               <w:rPr>
                 <w:rFonts w:ascii="Times New Roman" w:eastAsia="Times New Roman" w:hAnsi="Times New Roman" w:cs="Times New Roman"/>
@@ -2415,7 +1502,6 @@
               </w:rPr>
               <w:t>Mã</w:t>
             </w:r>
-            <w:proofErr w:type="spellEnd"/>
           </w:p>
         </w:tc>
         <w:tc>
@@ -2455,42 +1541,8 @@
                 <w:sz w:val="24"/>
                 <w:szCs w:val="24"/>
               </w:rPr>
-              <w:t xml:space="preserve">User Story </w:t>
-            </w:r>
-            <w:proofErr w:type="spellStart"/>
-            <w:r>
-              <w:rPr>
-                <w:rFonts w:ascii="Times New Roman" w:eastAsia="Times New Roman" w:hAnsi="Times New Roman" w:cs="Times New Roman"/>
-                <w:b/>
-                <w:bCs/>
-                <w:sz w:val="24"/>
-                <w:szCs w:val="24"/>
-              </w:rPr>
-              <w:t>viết</w:t>
-            </w:r>
-            <w:proofErr w:type="spellEnd"/>
-            <w:r>
-              <w:rPr>
-                <w:rFonts w:ascii="Times New Roman" w:eastAsia="Times New Roman" w:hAnsi="Times New Roman" w:cs="Times New Roman"/>
-                <w:b/>
-                <w:bCs/>
-                <w:sz w:val="24"/>
-                <w:szCs w:val="24"/>
-              </w:rPr>
-              <w:t xml:space="preserve"> </w:t>
-            </w:r>
-            <w:proofErr w:type="spellStart"/>
-            <w:r>
-              <w:rPr>
-                <w:rFonts w:ascii="Times New Roman" w:eastAsia="Times New Roman" w:hAnsi="Times New Roman" w:cs="Times New Roman"/>
-                <w:b/>
-                <w:bCs/>
-                <w:sz w:val="24"/>
-                <w:szCs w:val="24"/>
-              </w:rPr>
-              <w:t>lại</w:t>
-            </w:r>
-            <w:proofErr w:type="spellEnd"/>
+              <w:t>User Story viết lại</w:t>
+            </w:r>
           </w:p>
         </w:tc>
       </w:tr>
@@ -2647,7 +1699,6 @@
                 <w:lang w:val="vi-VN"/>
               </w:rPr>
             </w:pPr>
-            <w:proofErr w:type="spellStart"/>
             <w:r>
               <w:rPr>
                 <w:rFonts w:ascii="Times New Roman" w:eastAsia="Times New Roman" w:hAnsi="Times New Roman" w:cs="Times New Roman"/>
@@ -2656,7 +1707,6 @@
               </w:rPr>
               <w:t>Là</w:t>
             </w:r>
-            <w:proofErr w:type="spellEnd"/>
             <w:r>
               <w:rPr>
                 <w:rFonts w:ascii="Times New Roman" w:eastAsia="Times New Roman" w:hAnsi="Times New Roman" w:cs="Times New Roman"/>
@@ -2714,86 +1764,8 @@
           <w:szCs w:val="26"/>
         </w:rPr>
         <w:lastRenderedPageBreak/>
-        <w:t xml:space="preserve">3.3. </w:t>
+        <w:t>3.3. Ưu tiên theo MoSCoW</w:t>
       </w:r>
-      <w:proofErr w:type="spellStart"/>
-      <w:r>
-        <w:rPr>
-          <w:rFonts w:ascii="Times New Roman" w:eastAsia="Times New Roman" w:hAnsi="Times New Roman" w:cs="Times New Roman"/>
-          <w:b/>
-          <w:bCs/>
-          <w:sz w:val="26"/>
-          <w:szCs w:val="26"/>
-        </w:rPr>
-        <w:t>Ưu</w:t>
-      </w:r>
-      <w:proofErr w:type="spellEnd"/>
-      <w:r>
-        <w:rPr>
-          <w:rFonts w:ascii="Times New Roman" w:eastAsia="Times New Roman" w:hAnsi="Times New Roman" w:cs="Times New Roman"/>
-          <w:b/>
-          <w:bCs/>
-          <w:sz w:val="26"/>
-          <w:szCs w:val="26"/>
-        </w:rPr>
-        <w:t xml:space="preserve"> </w:t>
-      </w:r>
-      <w:proofErr w:type="spellStart"/>
-      <w:r>
-        <w:rPr>
-          <w:rFonts w:ascii="Times New Roman" w:eastAsia="Times New Roman" w:hAnsi="Times New Roman" w:cs="Times New Roman"/>
-          <w:b/>
-          <w:bCs/>
-          <w:sz w:val="26"/>
-          <w:szCs w:val="26"/>
-        </w:rPr>
-        <w:t>tiên</w:t>
-      </w:r>
-      <w:proofErr w:type="spellEnd"/>
-      <w:r>
-        <w:rPr>
-          <w:rFonts w:ascii="Times New Roman" w:eastAsia="Times New Roman" w:hAnsi="Times New Roman" w:cs="Times New Roman"/>
-          <w:b/>
-          <w:bCs/>
-          <w:sz w:val="26"/>
-          <w:szCs w:val="26"/>
-        </w:rPr>
-        <w:t xml:space="preserve"> </w:t>
-      </w:r>
-      <w:proofErr w:type="spellStart"/>
-      <w:r>
-        <w:rPr>
-          <w:rFonts w:ascii="Times New Roman" w:eastAsia="Times New Roman" w:hAnsi="Times New Roman" w:cs="Times New Roman"/>
-          <w:b/>
-          <w:bCs/>
-          <w:sz w:val="26"/>
-          <w:szCs w:val="26"/>
-        </w:rPr>
-        <w:t>theo</w:t>
-      </w:r>
-      <w:proofErr w:type="spellEnd"/>
-      <w:r>
-        <w:rPr>
-          <w:rFonts w:ascii="Times New Roman" w:eastAsia="Times New Roman" w:hAnsi="Times New Roman" w:cs="Times New Roman"/>
-          <w:b/>
-          <w:bCs/>
-          <w:sz w:val="26"/>
-          <w:szCs w:val="26"/>
-        </w:rPr>
-        <w:t xml:space="preserve"> </w:t>
-      </w:r>
-      <w:proofErr w:type="spellStart"/>
-      <w:r>
-        <w:rPr>
-          <w:rFonts w:ascii="Times New Roman" w:eastAsia="Times New Roman" w:hAnsi="Times New Roman" w:cs="Times New Roman"/>
-          <w:b/>
-          <w:bCs/>
-          <w:sz w:val="26"/>
-          <w:szCs w:val="26"/>
-        </w:rPr>
-        <w:t>MoSCoW</w:t>
-      </w:r>
-      <w:proofErr w:type="spellEnd"/>
     </w:p>
     <w:tbl>
       <w:tblPr>
@@ -2849,7 +1821,6 @@
                 <w:szCs w:val="24"/>
               </w:rPr>
             </w:pPr>
-            <w:proofErr w:type="spellStart"/>
             <w:r>
               <w:rPr>
                 <w:rFonts w:ascii="Times New Roman" w:eastAsia="Times New Roman" w:hAnsi="Times New Roman" w:cs="Times New Roman"/>
@@ -2860,7 +1831,6 @@
               </w:rPr>
               <w:t>Mã</w:t>
             </w:r>
-            <w:proofErr w:type="spellEnd"/>
           </w:p>
         </w:tc>
         <w:tc>
@@ -2892,40 +1862,16 @@
                 <w:szCs w:val="24"/>
               </w:rPr>
             </w:pPr>
-            <w:proofErr w:type="spellStart"/>
-            <w:r>
-              <w:rPr>
-                <w:rFonts w:ascii="Times New Roman" w:eastAsia="Times New Roman" w:hAnsi="Times New Roman" w:cs="Times New Roman"/>
-                <w:b/>
-                <w:bCs/>
-                <w:sz w:val="24"/>
-                <w:szCs w:val="24"/>
-              </w:rPr>
-              <w:t>Nhóm</w:t>
-            </w:r>
-            <w:proofErr w:type="spellEnd"/>
-            <w:r>
-              <w:rPr>
-                <w:rFonts w:ascii="Times New Roman" w:eastAsia="Times New Roman" w:hAnsi="Times New Roman" w:cs="Times New Roman"/>
-                <w:b/>
-                <w:bCs/>
-                <w:sz w:val="24"/>
-                <w:szCs w:val="24"/>
-              </w:rPr>
-              <w:t xml:space="preserve"> </w:t>
-            </w:r>
-            <w:proofErr w:type="spellStart"/>
-            <w:r>
-              <w:rPr>
-                <w:rFonts w:ascii="Times New Roman" w:eastAsia="Times New Roman" w:hAnsi="Times New Roman" w:cs="Times New Roman"/>
-                <w:b/>
-                <w:bCs/>
-                <w:sz w:val="24"/>
-                <w:szCs w:val="24"/>
-              </w:rPr>
-              <w:t>MoSCoW</w:t>
-            </w:r>
-            <w:proofErr w:type="spellEnd"/>
+            <w:r>
+              <w:rPr>
+                <w:rFonts w:ascii="Times New Roman" w:eastAsia="Times New Roman" w:hAnsi="Times New Roman" w:cs="Times New Roman"/>
+                <w:b/>
+                <w:bCs/>
+                <w:sz w:val="24"/>
+                <w:szCs w:val="24"/>
+              </w:rPr>
+              <w:t>Nhóm MoSCoW</w:t>
+            </w:r>
           </w:p>
         </w:tc>
         <w:tc>
@@ -2965,51 +1911,7 @@
                 <w:sz w:val="24"/>
                 <w:szCs w:val="24"/>
               </w:rPr>
-              <w:t>Lý do (</w:t>
-            </w:r>
-            <w:proofErr w:type="spellStart"/>
-            <w:r>
-              <w:rPr>
-                <w:rFonts w:ascii="Times New Roman" w:eastAsia="Times New Roman" w:hAnsi="Times New Roman" w:cs="Times New Roman"/>
-                <w:b/>
-                <w:bCs/>
-                <w:sz w:val="24"/>
-                <w:szCs w:val="24"/>
-              </w:rPr>
-              <w:t>gắn</w:t>
-            </w:r>
-            <w:proofErr w:type="spellEnd"/>
-            <w:r>
-              <w:rPr>
-                <w:rFonts w:ascii="Times New Roman" w:eastAsia="Times New Roman" w:hAnsi="Times New Roman" w:cs="Times New Roman"/>
-                <w:b/>
-                <w:bCs/>
-                <w:sz w:val="24"/>
-                <w:szCs w:val="24"/>
-              </w:rPr>
-              <w:t xml:space="preserve"> </w:t>
-            </w:r>
-            <w:proofErr w:type="spellStart"/>
-            <w:r>
-              <w:rPr>
-                <w:rFonts w:ascii="Times New Roman" w:eastAsia="Times New Roman" w:hAnsi="Times New Roman" w:cs="Times New Roman"/>
-                <w:b/>
-                <w:bCs/>
-                <w:sz w:val="24"/>
-                <w:szCs w:val="24"/>
-              </w:rPr>
-              <w:t>với</w:t>
-            </w:r>
-            <w:proofErr w:type="spellEnd"/>
-            <w:r>
-              <w:rPr>
-                <w:rFonts w:ascii="Times New Roman" w:eastAsia="Times New Roman" w:hAnsi="Times New Roman" w:cs="Times New Roman"/>
-                <w:b/>
-                <w:bCs/>
-                <w:sz w:val="24"/>
-                <w:szCs w:val="24"/>
-              </w:rPr>
-              <w:t xml:space="preserve"> MVP)</w:t>
+              <w:t>Lý do (gắn với MVP)</w:t>
             </w:r>
           </w:p>
         </w:tc>
@@ -3116,7 +2018,6 @@
                 <w:lang w:val="vi-VN"/>
               </w:rPr>
             </w:pPr>
-            <w:proofErr w:type="spellStart"/>
             <w:r>
               <w:rPr>
                 <w:rFonts w:ascii="Times New Roman" w:eastAsia="Times New Roman" w:hAnsi="Times New Roman" w:cs="Times New Roman"/>
@@ -3125,7 +2026,6 @@
               </w:rPr>
               <w:t>Là</w:t>
             </w:r>
-            <w:proofErr w:type="spellEnd"/>
             <w:r>
               <w:rPr>
                 <w:rFonts w:ascii="Times New Roman" w:eastAsia="Times New Roman" w:hAnsi="Times New Roman" w:cs="Times New Roman"/>
@@ -3240,7 +2140,6 @@
                 <w:lang w:val="vi-VN"/>
               </w:rPr>
             </w:pPr>
-            <w:proofErr w:type="spellStart"/>
             <w:r>
               <w:rPr>
                 <w:rFonts w:ascii="Times New Roman" w:eastAsia="Times New Roman" w:hAnsi="Times New Roman" w:cs="Times New Roman"/>
@@ -3249,7 +2148,6 @@
               </w:rPr>
               <w:t>Là</w:t>
             </w:r>
-            <w:proofErr w:type="spellEnd"/>
             <w:r>
               <w:rPr>
                 <w:rFonts w:ascii="Times New Roman" w:eastAsia="Times New Roman" w:hAnsi="Times New Roman" w:cs="Times New Roman"/>
@@ -3306,29 +2204,7 @@
           <w:sz w:val="26"/>
           <w:szCs w:val="26"/>
         </w:rPr>
-        <w:t xml:space="preserve">3.4. Acceptance Criteria </w:t>
-      </w:r>
-      <w:proofErr w:type="spellStart"/>
-      <w:r>
-        <w:rPr>
-          <w:rFonts w:ascii="Times New Roman" w:eastAsia="Times New Roman" w:hAnsi="Times New Roman" w:cs="Times New Roman"/>
-          <w:b/>
-          <w:bCs/>
-          <w:sz w:val="26"/>
-          <w:szCs w:val="26"/>
-        </w:rPr>
-        <w:t>bằng</w:t>
-      </w:r>
-      <w:proofErr w:type="spellEnd"/>
-      <w:r>
-        <w:rPr>
-          <w:rFonts w:ascii="Times New Roman" w:eastAsia="Times New Roman" w:hAnsi="Times New Roman" w:cs="Times New Roman"/>
-          <w:b/>
-          <w:bCs/>
-          <w:sz w:val="26"/>
-          <w:szCs w:val="26"/>
-        </w:rPr>
-        <w:t xml:space="preserve"> Gherkin</w:t>
+        <w:t>3.4. Acceptance Criteria bằng Gherkin</w:t>
       </w:r>
     </w:p>
     <w:tbl>
@@ -3386,40 +2262,16 @@
                 <w:szCs w:val="24"/>
               </w:rPr>
             </w:pPr>
-            <w:proofErr w:type="spellStart"/>
-            <w:r>
-              <w:rPr>
-                <w:rFonts w:ascii="Times New Roman" w:eastAsia="Times New Roman" w:hAnsi="Times New Roman" w:cs="Times New Roman"/>
-                <w:b/>
-                <w:bCs/>
-                <w:sz w:val="24"/>
-                <w:szCs w:val="24"/>
-              </w:rPr>
-              <w:t>Kịch</w:t>
-            </w:r>
-            <w:proofErr w:type="spellEnd"/>
-            <w:r>
-              <w:rPr>
-                <w:rFonts w:ascii="Times New Roman" w:eastAsia="Times New Roman" w:hAnsi="Times New Roman" w:cs="Times New Roman"/>
-                <w:b/>
-                <w:bCs/>
-                <w:sz w:val="24"/>
-                <w:szCs w:val="24"/>
-              </w:rPr>
-              <w:t xml:space="preserve"> </w:t>
-            </w:r>
-            <w:proofErr w:type="spellStart"/>
-            <w:r>
-              <w:rPr>
-                <w:rFonts w:ascii="Times New Roman" w:eastAsia="Times New Roman" w:hAnsi="Times New Roman" w:cs="Times New Roman"/>
-                <w:b/>
-                <w:bCs/>
-                <w:sz w:val="24"/>
-                <w:szCs w:val="24"/>
-              </w:rPr>
-              <w:t>bản</w:t>
-            </w:r>
-            <w:proofErr w:type="spellEnd"/>
+            <w:r>
+              <w:rPr>
+                <w:rFonts w:ascii="Times New Roman" w:eastAsia="Times New Roman" w:hAnsi="Times New Roman" w:cs="Times New Roman"/>
+                <w:b/>
+                <w:bCs/>
+                <w:sz w:val="24"/>
+                <w:szCs w:val="24"/>
+              </w:rPr>
+              <w:t>Kịch bản</w:t>
+            </w:r>
           </w:p>
         </w:tc>
         <w:tc>
@@ -3581,18 +2433,8 @@
                 <w:sz w:val="24"/>
                 <w:szCs w:val="24"/>
               </w:rPr>
-              <w:t xml:space="preserve">(1) Thành </w:t>
-            </w:r>
-            <w:proofErr w:type="spellStart"/>
-            <w:r>
-              <w:rPr>
-                <w:rFonts w:ascii="Times New Roman" w:eastAsia="Times New Roman" w:hAnsi="Times New Roman" w:cs="Times New Roman"/>
-                <w:sz w:val="24"/>
-                <w:szCs w:val="24"/>
-              </w:rPr>
-              <w:t>công</w:t>
-            </w:r>
-            <w:proofErr w:type="spellEnd"/>
+              <w:t>(1) Thành công</w:t>
+            </w:r>
           </w:p>
         </w:tc>
         <w:tc>
@@ -3622,7 +2464,6 @@
                 <w:lang w:val="vi-VN"/>
               </w:rPr>
             </w:pPr>
-            <w:proofErr w:type="spellStart"/>
             <w:r>
               <w:rPr>
                 <w:rFonts w:ascii="Times New Roman" w:eastAsia="Times New Roman" w:hAnsi="Times New Roman" w:cs="Times New Roman"/>
@@ -3631,7 +2472,6 @@
               </w:rPr>
               <w:t>Điều</w:t>
             </w:r>
-            <w:proofErr w:type="spellEnd"/>
             <w:r>
               <w:rPr>
                 <w:rFonts w:ascii="Times New Roman" w:eastAsia="Times New Roman" w:hAnsi="Times New Roman" w:cs="Times New Roman"/>
@@ -3670,7 +2510,6 @@
                 <w:lang w:val="vi-VN"/>
               </w:rPr>
             </w:pPr>
-            <w:proofErr w:type="spellStart"/>
             <w:r>
               <w:rPr>
                 <w:rFonts w:ascii="Times New Roman" w:eastAsia="Times New Roman" w:hAnsi="Times New Roman" w:cs="Times New Roman"/>
@@ -3679,7 +2518,6 @@
               </w:rPr>
               <w:t>Điều</w:t>
             </w:r>
-            <w:proofErr w:type="spellEnd"/>
             <w:r>
               <w:rPr>
                 <w:rFonts w:ascii="Times New Roman" w:eastAsia="Times New Roman" w:hAnsi="Times New Roman" w:cs="Times New Roman"/>
@@ -3727,7 +2565,6 @@
                 <w:lang w:val="vi-VN"/>
               </w:rPr>
             </w:pPr>
-            <w:proofErr w:type="spellStart"/>
             <w:r>
               <w:rPr>
                 <w:rFonts w:ascii="Times New Roman" w:eastAsia="Times New Roman" w:hAnsi="Times New Roman" w:cs="Times New Roman"/>
@@ -3736,7 +2573,6 @@
               </w:rPr>
               <w:t>Hệ</w:t>
             </w:r>
-            <w:proofErr w:type="spellEnd"/>
             <w:r>
               <w:rPr>
                 <w:rFonts w:ascii="Times New Roman" w:eastAsia="Times New Roman" w:hAnsi="Times New Roman" w:cs="Times New Roman"/>
@@ -3819,106 +2655,16 @@
                 <w:szCs w:val="24"/>
               </w:rPr>
             </w:pPr>
-            <w:proofErr w:type="spellStart"/>
-            <w:r>
-              <w:rPr>
-                <w:rFonts w:ascii="Times New Roman" w:eastAsia="Times New Roman" w:hAnsi="Times New Roman" w:cs="Times New Roman"/>
-                <w:b/>
-                <w:bCs/>
-                <w:sz w:val="24"/>
-                <w:szCs w:val="24"/>
-              </w:rPr>
-              <w:t>Kịch</w:t>
-            </w:r>
-            <w:proofErr w:type="spellEnd"/>
-            <w:r>
-              <w:rPr>
-                <w:rFonts w:ascii="Times New Roman" w:eastAsia="Times New Roman" w:hAnsi="Times New Roman" w:cs="Times New Roman"/>
-                <w:b/>
-                <w:bCs/>
-                <w:sz w:val="24"/>
-                <w:szCs w:val="24"/>
-              </w:rPr>
-              <w:t xml:space="preserve"> </w:t>
-            </w:r>
-            <w:proofErr w:type="spellStart"/>
-            <w:r>
-              <w:rPr>
-                <w:rFonts w:ascii="Times New Roman" w:eastAsia="Times New Roman" w:hAnsi="Times New Roman" w:cs="Times New Roman"/>
-                <w:b/>
-                <w:bCs/>
-                <w:sz w:val="24"/>
-                <w:szCs w:val="24"/>
-              </w:rPr>
-              <w:t>bản</w:t>
-            </w:r>
-            <w:proofErr w:type="spellEnd"/>
-            <w:r>
-              <w:rPr>
-                <w:rFonts w:ascii="Times New Roman" w:eastAsia="Times New Roman" w:hAnsi="Times New Roman" w:cs="Times New Roman"/>
-                <w:b/>
-                <w:bCs/>
-                <w:sz w:val="24"/>
-                <w:szCs w:val="24"/>
-              </w:rPr>
-              <w:t xml:space="preserve"> </w:t>
-            </w:r>
-            <w:proofErr w:type="spellStart"/>
-            <w:r>
-              <w:rPr>
-                <w:rFonts w:ascii="Times New Roman" w:eastAsia="Times New Roman" w:hAnsi="Times New Roman" w:cs="Times New Roman"/>
-                <w:b/>
-                <w:bCs/>
-                <w:sz w:val="24"/>
-                <w:szCs w:val="24"/>
-              </w:rPr>
-              <w:t>lỗi</w:t>
-            </w:r>
-            <w:proofErr w:type="spellEnd"/>
-            <w:r>
-              <w:rPr>
-                <w:rFonts w:ascii="Times New Roman" w:eastAsia="Times New Roman" w:hAnsi="Times New Roman" w:cs="Times New Roman"/>
-                <w:b/>
-                <w:bCs/>
-                <w:sz w:val="24"/>
-                <w:szCs w:val="24"/>
-              </w:rPr>
-              <w:t xml:space="preserve"> </w:t>
-            </w:r>
-            <w:proofErr w:type="spellStart"/>
-            <w:r>
-              <w:rPr>
-                <w:rFonts w:ascii="Times New Roman" w:eastAsia="Times New Roman" w:hAnsi="Times New Roman" w:cs="Times New Roman"/>
-                <w:b/>
-                <w:bCs/>
-                <w:sz w:val="24"/>
-                <w:szCs w:val="24"/>
-              </w:rPr>
-              <w:t>đã</w:t>
-            </w:r>
-            <w:proofErr w:type="spellEnd"/>
-            <w:r>
-              <w:rPr>
-                <w:rFonts w:ascii="Times New Roman" w:eastAsia="Times New Roman" w:hAnsi="Times New Roman" w:cs="Times New Roman"/>
-                <w:b/>
-                <w:bCs/>
-                <w:sz w:val="24"/>
-                <w:szCs w:val="24"/>
-              </w:rPr>
-              <w:t xml:space="preserve"> </w:t>
-            </w:r>
-            <w:proofErr w:type="spellStart"/>
-            <w:r>
-              <w:rPr>
-                <w:rFonts w:ascii="Times New Roman" w:eastAsia="Times New Roman" w:hAnsi="Times New Roman" w:cs="Times New Roman"/>
-                <w:b/>
-                <w:bCs/>
-                <w:sz w:val="24"/>
-                <w:szCs w:val="24"/>
-              </w:rPr>
-              <w:t>chọn</w:t>
-            </w:r>
-            <w:proofErr w:type="spellEnd"/>
+            <w:r>
+              <w:rPr>
+                <w:rFonts w:ascii="Times New Roman" w:eastAsia="Times New Roman" w:hAnsi="Times New Roman" w:cs="Times New Roman"/>
+                <w:b/>
+                <w:bCs/>
+                <w:sz w:val="24"/>
+                <w:szCs w:val="24"/>
+              </w:rPr>
+              <w:t>Kịch bản lỗi đã chọn</w:t>
+            </w:r>
           </w:p>
         </w:tc>
         <w:tc>
@@ -3998,54 +2744,8 @@
                 <w:sz w:val="24"/>
                 <w:szCs w:val="24"/>
               </w:rPr>
-              <w:t xml:space="preserve"> (2b) </w:t>
-            </w:r>
-            <w:proofErr w:type="spellStart"/>
-            <w:r>
-              <w:rPr>
-                <w:rFonts w:ascii="Times New Roman" w:eastAsia="Times New Roman" w:hAnsi="Times New Roman" w:cs="Times New Roman"/>
-                <w:sz w:val="24"/>
-                <w:szCs w:val="24"/>
-              </w:rPr>
-              <w:t>Đã</w:t>
-            </w:r>
-            <w:proofErr w:type="spellEnd"/>
-            <w:r>
-              <w:rPr>
-                <w:rFonts w:ascii="Times New Roman" w:eastAsia="Times New Roman" w:hAnsi="Times New Roman" w:cs="Times New Roman"/>
-                <w:sz w:val="24"/>
-                <w:szCs w:val="24"/>
-              </w:rPr>
-              <w:t xml:space="preserve"> </w:t>
-            </w:r>
-            <w:proofErr w:type="spellStart"/>
-            <w:r>
-              <w:rPr>
-                <w:rFonts w:ascii="Times New Roman" w:eastAsia="Times New Roman" w:hAnsi="Times New Roman" w:cs="Times New Roman"/>
-                <w:sz w:val="24"/>
-                <w:szCs w:val="24"/>
-              </w:rPr>
-              <w:t>bị</w:t>
-            </w:r>
-            <w:proofErr w:type="spellEnd"/>
-            <w:r>
-              <w:rPr>
-                <w:rFonts w:ascii="Times New Roman" w:eastAsia="Times New Roman" w:hAnsi="Times New Roman" w:cs="Times New Roman"/>
-                <w:sz w:val="24"/>
-                <w:szCs w:val="24"/>
-              </w:rPr>
-              <w:t xml:space="preserve"> </w:t>
-            </w:r>
-            <w:proofErr w:type="spellStart"/>
-            <w:r>
-              <w:rPr>
-                <w:rFonts w:ascii="Times New Roman" w:eastAsia="Times New Roman" w:hAnsi="Times New Roman" w:cs="Times New Roman"/>
-                <w:sz w:val="24"/>
-                <w:szCs w:val="24"/>
-              </w:rPr>
-              <w:t>huỷ</w:t>
-            </w:r>
-            <w:proofErr w:type="spellEnd"/>
+              <w:t xml:space="preserve"> (2b) Đã bị huỷ</w:t>
+            </w:r>
           </w:p>
         </w:tc>
         <w:tc>
@@ -4075,7 +2775,6 @@
                 <w:lang w:val="vi-VN"/>
               </w:rPr>
             </w:pPr>
-            <w:proofErr w:type="spellStart"/>
             <w:r>
               <w:rPr>
                 <w:rFonts w:ascii="Times New Roman" w:eastAsia="Times New Roman" w:hAnsi="Times New Roman" w:cs="Times New Roman"/>
@@ -4084,7 +2783,6 @@
               </w:rPr>
               <w:t>Hệ</w:t>
             </w:r>
-            <w:proofErr w:type="spellEnd"/>
             <w:r>
               <w:rPr>
                 <w:rFonts w:ascii="Times New Roman" w:eastAsia="Times New Roman" w:hAnsi="Times New Roman" w:cs="Times New Roman"/>
@@ -4141,29 +2839,7 @@
           <w:sz w:val="26"/>
           <w:szCs w:val="26"/>
         </w:rPr>
-        <w:t xml:space="preserve">3.5. AC </w:t>
-      </w:r>
-      <w:proofErr w:type="spellStart"/>
-      <w:r>
-        <w:rPr>
-          <w:rFonts w:ascii="Times New Roman" w:eastAsia="Times New Roman" w:hAnsi="Times New Roman" w:cs="Times New Roman"/>
-          <w:b/>
-          <w:bCs/>
-          <w:sz w:val="26"/>
-          <w:szCs w:val="26"/>
-        </w:rPr>
-        <w:t>và</w:t>
-      </w:r>
-      <w:proofErr w:type="spellEnd"/>
-      <w:r>
-        <w:rPr>
-          <w:rFonts w:ascii="Times New Roman" w:eastAsia="Times New Roman" w:hAnsi="Times New Roman" w:cs="Times New Roman"/>
-          <w:b/>
-          <w:bCs/>
-          <w:sz w:val="26"/>
-          <w:szCs w:val="26"/>
-        </w:rPr>
-        <w:t xml:space="preserve"> DoD</w:t>
+        <w:t>3.5. AC và DoD</w:t>
       </w:r>
     </w:p>
     <w:tbl>
@@ -4221,49 +2897,15 @@
                 <w:szCs w:val="24"/>
               </w:rPr>
             </w:pPr>
-            <w:proofErr w:type="spellStart"/>
-            <w:r>
-              <w:rPr>
-                <w:rFonts w:ascii="Times New Roman" w:eastAsia="Times New Roman" w:hAnsi="Times New Roman" w:cs="Times New Roman"/>
-                <w:b/>
-                <w:bCs/>
-                <w:sz w:val="24"/>
-                <w:szCs w:val="24"/>
-              </w:rPr>
-              <w:t>Phát</w:t>
-            </w:r>
-            <w:proofErr w:type="spellEnd"/>
-            <w:r>
-              <w:rPr>
-                <w:rFonts w:ascii="Times New Roman" w:eastAsia="Times New Roman" w:hAnsi="Times New Roman" w:cs="Times New Roman"/>
-                <w:b/>
-                <w:bCs/>
-                <w:sz w:val="24"/>
-                <w:szCs w:val="24"/>
-              </w:rPr>
-              <w:t xml:space="preserve"> </w:t>
-            </w:r>
-            <w:proofErr w:type="spellStart"/>
-            <w:r>
-              <w:rPr>
-                <w:rFonts w:ascii="Times New Roman" w:eastAsia="Times New Roman" w:hAnsi="Times New Roman" w:cs="Times New Roman"/>
-                <w:b/>
-                <w:bCs/>
-                <w:sz w:val="24"/>
-                <w:szCs w:val="24"/>
-              </w:rPr>
-              <w:t>biểu</w:t>
-            </w:r>
-            <w:proofErr w:type="spellEnd"/>
-            <w:r>
-              <w:rPr>
-                <w:rFonts w:ascii="Times New Roman" w:eastAsia="Times New Roman" w:hAnsi="Times New Roman" w:cs="Times New Roman"/>
-                <w:b/>
-                <w:bCs/>
-                <w:sz w:val="24"/>
-                <w:szCs w:val="24"/>
-              </w:rPr>
-              <w:t xml:space="preserve"> 1</w:t>
+            <w:r>
+              <w:rPr>
+                <w:rFonts w:ascii="Times New Roman" w:eastAsia="Times New Roman" w:hAnsi="Times New Roman" w:cs="Times New Roman"/>
+                <w:b/>
+                <w:bCs/>
+                <w:sz w:val="24"/>
+                <w:szCs w:val="24"/>
+              </w:rPr>
+              <w:t>Phát biểu 1</w:t>
             </w:r>
           </w:p>
         </w:tc>
@@ -4296,49 +2938,15 @@
                 <w:szCs w:val="24"/>
               </w:rPr>
             </w:pPr>
-            <w:proofErr w:type="spellStart"/>
-            <w:r>
-              <w:rPr>
-                <w:rFonts w:ascii="Times New Roman" w:eastAsia="Times New Roman" w:hAnsi="Times New Roman" w:cs="Times New Roman"/>
-                <w:b/>
-                <w:bCs/>
-                <w:sz w:val="24"/>
-                <w:szCs w:val="24"/>
-              </w:rPr>
-              <w:t>Phát</w:t>
-            </w:r>
-            <w:proofErr w:type="spellEnd"/>
-            <w:r>
-              <w:rPr>
-                <w:rFonts w:ascii="Times New Roman" w:eastAsia="Times New Roman" w:hAnsi="Times New Roman" w:cs="Times New Roman"/>
-                <w:b/>
-                <w:bCs/>
-                <w:sz w:val="24"/>
-                <w:szCs w:val="24"/>
-              </w:rPr>
-              <w:t xml:space="preserve"> </w:t>
-            </w:r>
-            <w:proofErr w:type="spellStart"/>
-            <w:r>
-              <w:rPr>
-                <w:rFonts w:ascii="Times New Roman" w:eastAsia="Times New Roman" w:hAnsi="Times New Roman" w:cs="Times New Roman"/>
-                <w:b/>
-                <w:bCs/>
-                <w:sz w:val="24"/>
-                <w:szCs w:val="24"/>
-              </w:rPr>
-              <w:t>biểu</w:t>
-            </w:r>
-            <w:proofErr w:type="spellEnd"/>
-            <w:r>
-              <w:rPr>
-                <w:rFonts w:ascii="Times New Roman" w:eastAsia="Times New Roman" w:hAnsi="Times New Roman" w:cs="Times New Roman"/>
-                <w:b/>
-                <w:bCs/>
-                <w:sz w:val="24"/>
-                <w:szCs w:val="24"/>
-              </w:rPr>
-              <w:t xml:space="preserve"> 2</w:t>
+            <w:r>
+              <w:rPr>
+                <w:rFonts w:ascii="Times New Roman" w:eastAsia="Times New Roman" w:hAnsi="Times New Roman" w:cs="Times New Roman"/>
+                <w:b/>
+                <w:bCs/>
+                <w:sz w:val="24"/>
+                <w:szCs w:val="24"/>
+              </w:rPr>
+              <w:t>Phát biểu 2</w:t>
             </w:r>
           </w:p>
         </w:tc>
@@ -4371,49 +2979,15 @@
                 <w:szCs w:val="24"/>
               </w:rPr>
             </w:pPr>
-            <w:proofErr w:type="spellStart"/>
-            <w:r>
-              <w:rPr>
-                <w:rFonts w:ascii="Times New Roman" w:eastAsia="Times New Roman" w:hAnsi="Times New Roman" w:cs="Times New Roman"/>
-                <w:b/>
-                <w:bCs/>
-                <w:sz w:val="24"/>
-                <w:szCs w:val="24"/>
-              </w:rPr>
-              <w:t>Phát</w:t>
-            </w:r>
-            <w:proofErr w:type="spellEnd"/>
-            <w:r>
-              <w:rPr>
-                <w:rFonts w:ascii="Times New Roman" w:eastAsia="Times New Roman" w:hAnsi="Times New Roman" w:cs="Times New Roman"/>
-                <w:b/>
-                <w:bCs/>
-                <w:sz w:val="24"/>
-                <w:szCs w:val="24"/>
-              </w:rPr>
-              <w:t xml:space="preserve"> </w:t>
-            </w:r>
-            <w:proofErr w:type="spellStart"/>
-            <w:r>
-              <w:rPr>
-                <w:rFonts w:ascii="Times New Roman" w:eastAsia="Times New Roman" w:hAnsi="Times New Roman" w:cs="Times New Roman"/>
-                <w:b/>
-                <w:bCs/>
-                <w:sz w:val="24"/>
-                <w:szCs w:val="24"/>
-              </w:rPr>
-              <w:t>biểu</w:t>
-            </w:r>
-            <w:proofErr w:type="spellEnd"/>
-            <w:r>
-              <w:rPr>
-                <w:rFonts w:ascii="Times New Roman" w:eastAsia="Times New Roman" w:hAnsi="Times New Roman" w:cs="Times New Roman"/>
-                <w:b/>
-                <w:bCs/>
-                <w:sz w:val="24"/>
-                <w:szCs w:val="24"/>
-              </w:rPr>
-              <w:t xml:space="preserve"> 3</w:t>
+            <w:r>
+              <w:rPr>
+                <w:rFonts w:ascii="Times New Roman" w:eastAsia="Times New Roman" w:hAnsi="Times New Roman" w:cs="Times New Roman"/>
+                <w:b/>
+                <w:bCs/>
+                <w:sz w:val="24"/>
+                <w:szCs w:val="24"/>
+              </w:rPr>
+              <w:t>Phát biểu 3</w:t>
             </w:r>
           </w:p>
         </w:tc>
@@ -4446,49 +3020,15 @@
                 <w:szCs w:val="24"/>
               </w:rPr>
             </w:pPr>
-            <w:proofErr w:type="spellStart"/>
-            <w:r>
-              <w:rPr>
-                <w:rFonts w:ascii="Times New Roman" w:eastAsia="Times New Roman" w:hAnsi="Times New Roman" w:cs="Times New Roman"/>
-                <w:b/>
-                <w:bCs/>
-                <w:sz w:val="24"/>
-                <w:szCs w:val="24"/>
-              </w:rPr>
-              <w:t>Phát</w:t>
-            </w:r>
-            <w:proofErr w:type="spellEnd"/>
-            <w:r>
-              <w:rPr>
-                <w:rFonts w:ascii="Times New Roman" w:eastAsia="Times New Roman" w:hAnsi="Times New Roman" w:cs="Times New Roman"/>
-                <w:b/>
-                <w:bCs/>
-                <w:sz w:val="24"/>
-                <w:szCs w:val="24"/>
-              </w:rPr>
-              <w:t xml:space="preserve"> </w:t>
-            </w:r>
-            <w:proofErr w:type="spellStart"/>
-            <w:r>
-              <w:rPr>
-                <w:rFonts w:ascii="Times New Roman" w:eastAsia="Times New Roman" w:hAnsi="Times New Roman" w:cs="Times New Roman"/>
-                <w:b/>
-                <w:bCs/>
-                <w:sz w:val="24"/>
-                <w:szCs w:val="24"/>
-              </w:rPr>
-              <w:t>biểu</w:t>
-            </w:r>
-            <w:proofErr w:type="spellEnd"/>
-            <w:r>
-              <w:rPr>
-                <w:rFonts w:ascii="Times New Roman" w:eastAsia="Times New Roman" w:hAnsi="Times New Roman" w:cs="Times New Roman"/>
-                <w:b/>
-                <w:bCs/>
-                <w:sz w:val="24"/>
-                <w:szCs w:val="24"/>
-              </w:rPr>
-              <w:t xml:space="preserve"> 4</w:t>
+            <w:r>
+              <w:rPr>
+                <w:rFonts w:ascii="Times New Roman" w:eastAsia="Times New Roman" w:hAnsi="Times New Roman" w:cs="Times New Roman"/>
+                <w:b/>
+                <w:bCs/>
+                <w:sz w:val="24"/>
+                <w:szCs w:val="24"/>
+              </w:rPr>
+              <w:t>Phát biểu 4</w:t>
             </w:r>
           </w:p>
         </w:tc>
@@ -4719,205 +3259,7 @@
                 <w:sz w:val="24"/>
                 <w:szCs w:val="24"/>
               </w:rPr>
-              <w:t xml:space="preserve">AC </w:t>
-            </w:r>
-            <w:proofErr w:type="spellStart"/>
-            <w:r>
-              <w:rPr>
-                <w:rFonts w:ascii="Times New Roman" w:eastAsia="Times New Roman" w:hAnsi="Times New Roman" w:cs="Times New Roman"/>
-                <w:b/>
-                <w:bCs/>
-                <w:sz w:val="24"/>
-                <w:szCs w:val="24"/>
-              </w:rPr>
-              <w:t>và</w:t>
-            </w:r>
-            <w:proofErr w:type="spellEnd"/>
-            <w:r>
-              <w:rPr>
-                <w:rFonts w:ascii="Times New Roman" w:eastAsia="Times New Roman" w:hAnsi="Times New Roman" w:cs="Times New Roman"/>
-                <w:b/>
-                <w:bCs/>
-                <w:sz w:val="24"/>
-                <w:szCs w:val="24"/>
-              </w:rPr>
-              <w:t xml:space="preserve"> DoD </w:t>
-            </w:r>
-            <w:proofErr w:type="spellStart"/>
-            <w:r>
-              <w:rPr>
-                <w:rFonts w:ascii="Times New Roman" w:eastAsia="Times New Roman" w:hAnsi="Times New Roman" w:cs="Times New Roman"/>
-                <w:b/>
-                <w:bCs/>
-                <w:sz w:val="24"/>
-                <w:szCs w:val="24"/>
-              </w:rPr>
-              <w:t>khác</w:t>
-            </w:r>
-            <w:proofErr w:type="spellEnd"/>
-            <w:r>
-              <w:rPr>
-                <w:rFonts w:ascii="Times New Roman" w:eastAsia="Times New Roman" w:hAnsi="Times New Roman" w:cs="Times New Roman"/>
-                <w:b/>
-                <w:bCs/>
-                <w:sz w:val="24"/>
-                <w:szCs w:val="24"/>
-              </w:rPr>
-              <w:t xml:space="preserve"> </w:t>
-            </w:r>
-            <w:proofErr w:type="spellStart"/>
-            <w:r>
-              <w:rPr>
-                <w:rFonts w:ascii="Times New Roman" w:eastAsia="Times New Roman" w:hAnsi="Times New Roman" w:cs="Times New Roman"/>
-                <w:b/>
-                <w:bCs/>
-                <w:sz w:val="24"/>
-                <w:szCs w:val="24"/>
-              </w:rPr>
-              <w:t>nhau</w:t>
-            </w:r>
-            <w:proofErr w:type="spellEnd"/>
-            <w:r>
-              <w:rPr>
-                <w:rFonts w:ascii="Times New Roman" w:eastAsia="Times New Roman" w:hAnsi="Times New Roman" w:cs="Times New Roman"/>
-                <w:b/>
-                <w:bCs/>
-                <w:sz w:val="24"/>
-                <w:szCs w:val="24"/>
-              </w:rPr>
-              <w:t xml:space="preserve"> </w:t>
-            </w:r>
-            <w:proofErr w:type="spellStart"/>
-            <w:r>
-              <w:rPr>
-                <w:rFonts w:ascii="Times New Roman" w:eastAsia="Times New Roman" w:hAnsi="Times New Roman" w:cs="Times New Roman"/>
-                <w:b/>
-                <w:bCs/>
-                <w:sz w:val="24"/>
-                <w:szCs w:val="24"/>
-              </w:rPr>
-              <w:t>thế</w:t>
-            </w:r>
-            <w:proofErr w:type="spellEnd"/>
-            <w:r>
-              <w:rPr>
-                <w:rFonts w:ascii="Times New Roman" w:eastAsia="Times New Roman" w:hAnsi="Times New Roman" w:cs="Times New Roman"/>
-                <w:b/>
-                <w:bCs/>
-                <w:sz w:val="24"/>
-                <w:szCs w:val="24"/>
-              </w:rPr>
-              <w:t xml:space="preserve"> </w:t>
-            </w:r>
-            <w:proofErr w:type="spellStart"/>
-            <w:r>
-              <w:rPr>
-                <w:rFonts w:ascii="Times New Roman" w:eastAsia="Times New Roman" w:hAnsi="Times New Roman" w:cs="Times New Roman"/>
-                <w:b/>
-                <w:bCs/>
-                <w:sz w:val="24"/>
-                <w:szCs w:val="24"/>
-              </w:rPr>
-              <w:t>nào</w:t>
-            </w:r>
-            <w:proofErr w:type="spellEnd"/>
-            <w:r>
-              <w:rPr>
-                <w:rFonts w:ascii="Times New Roman" w:eastAsia="Times New Roman" w:hAnsi="Times New Roman" w:cs="Times New Roman"/>
-                <w:b/>
-                <w:bCs/>
-                <w:sz w:val="24"/>
-                <w:szCs w:val="24"/>
-              </w:rPr>
-              <w:t xml:space="preserve"> </w:t>
-            </w:r>
-            <w:proofErr w:type="spellStart"/>
-            <w:r>
-              <w:rPr>
-                <w:rFonts w:ascii="Times New Roman" w:eastAsia="Times New Roman" w:hAnsi="Times New Roman" w:cs="Times New Roman"/>
-                <w:b/>
-                <w:bCs/>
-                <w:sz w:val="24"/>
-                <w:szCs w:val="24"/>
-              </w:rPr>
-              <w:t>về</w:t>
-            </w:r>
-            <w:proofErr w:type="spellEnd"/>
-            <w:r>
-              <w:rPr>
-                <w:rFonts w:ascii="Times New Roman" w:eastAsia="Times New Roman" w:hAnsi="Times New Roman" w:cs="Times New Roman"/>
-                <w:b/>
-                <w:bCs/>
-                <w:sz w:val="24"/>
-                <w:szCs w:val="24"/>
-              </w:rPr>
-              <w:t xml:space="preserve"> </w:t>
-            </w:r>
-            <w:proofErr w:type="spellStart"/>
-            <w:r>
-              <w:rPr>
-                <w:rFonts w:ascii="Times New Roman" w:eastAsia="Times New Roman" w:hAnsi="Times New Roman" w:cs="Times New Roman"/>
-                <w:b/>
-                <w:bCs/>
-                <w:sz w:val="24"/>
-                <w:szCs w:val="24"/>
-              </w:rPr>
-              <w:t>phạm</w:t>
-            </w:r>
-            <w:proofErr w:type="spellEnd"/>
-            <w:r>
-              <w:rPr>
-                <w:rFonts w:ascii="Times New Roman" w:eastAsia="Times New Roman" w:hAnsi="Times New Roman" w:cs="Times New Roman"/>
-                <w:b/>
-                <w:bCs/>
-                <w:sz w:val="24"/>
-                <w:szCs w:val="24"/>
-              </w:rPr>
-              <w:t xml:space="preserve"> vi </w:t>
-            </w:r>
-            <w:proofErr w:type="spellStart"/>
-            <w:r>
-              <w:rPr>
-                <w:rFonts w:ascii="Times New Roman" w:eastAsia="Times New Roman" w:hAnsi="Times New Roman" w:cs="Times New Roman"/>
-                <w:b/>
-                <w:bCs/>
-                <w:sz w:val="24"/>
-                <w:szCs w:val="24"/>
-              </w:rPr>
-              <w:t>áp</w:t>
-            </w:r>
-            <w:proofErr w:type="spellEnd"/>
-            <w:r>
-              <w:rPr>
-                <w:rFonts w:ascii="Times New Roman" w:eastAsia="Times New Roman" w:hAnsi="Times New Roman" w:cs="Times New Roman"/>
-                <w:b/>
-                <w:bCs/>
-                <w:sz w:val="24"/>
-                <w:szCs w:val="24"/>
-              </w:rPr>
-              <w:t xml:space="preserve"> </w:t>
-            </w:r>
-            <w:proofErr w:type="spellStart"/>
-            <w:r>
-              <w:rPr>
-                <w:rFonts w:ascii="Times New Roman" w:eastAsia="Times New Roman" w:hAnsi="Times New Roman" w:cs="Times New Roman"/>
-                <w:b/>
-                <w:bCs/>
-                <w:sz w:val="24"/>
-                <w:szCs w:val="24"/>
-              </w:rPr>
-              <w:t>dụng</w:t>
-            </w:r>
-            <w:proofErr w:type="spellEnd"/>
-            <w:r>
-              <w:rPr>
-                <w:rFonts w:ascii="Times New Roman" w:eastAsia="Times New Roman" w:hAnsi="Times New Roman" w:cs="Times New Roman"/>
-                <w:b/>
-                <w:bCs/>
-                <w:sz w:val="24"/>
-                <w:szCs w:val="24"/>
-              </w:rPr>
-              <w:t>?</w:t>
+              <w:t>AC và DoD khác nhau thế nào về phạm vi áp dụng?</w:t>
             </w:r>
           </w:p>
         </w:tc>
@@ -5016,51 +3358,7 @@
           <w:sz w:val="26"/>
           <w:szCs w:val="26"/>
         </w:rPr>
-        <w:t xml:space="preserve">3.6. </w:t>
-      </w:r>
-      <w:proofErr w:type="spellStart"/>
-      <w:r>
-        <w:rPr>
-          <w:rFonts w:ascii="Times New Roman" w:eastAsia="Times New Roman" w:hAnsi="Times New Roman" w:cs="Times New Roman"/>
-          <w:b/>
-          <w:bCs/>
-          <w:sz w:val="26"/>
-          <w:szCs w:val="26"/>
-        </w:rPr>
-        <w:t>Ước</w:t>
-      </w:r>
-      <w:proofErr w:type="spellEnd"/>
-      <w:r>
-        <w:rPr>
-          <w:rFonts w:ascii="Times New Roman" w:eastAsia="Times New Roman" w:hAnsi="Times New Roman" w:cs="Times New Roman"/>
-          <w:b/>
-          <w:bCs/>
-          <w:sz w:val="26"/>
-          <w:szCs w:val="26"/>
-        </w:rPr>
-        <w:t xml:space="preserve"> </w:t>
-      </w:r>
-      <w:proofErr w:type="spellStart"/>
-      <w:r>
-        <w:rPr>
-          <w:rFonts w:ascii="Times New Roman" w:eastAsia="Times New Roman" w:hAnsi="Times New Roman" w:cs="Times New Roman"/>
-          <w:b/>
-          <w:bCs/>
-          <w:sz w:val="26"/>
-          <w:szCs w:val="26"/>
-        </w:rPr>
-        <w:t>lượng</w:t>
-      </w:r>
-      <w:proofErr w:type="spellEnd"/>
-      <w:r>
-        <w:rPr>
-          <w:rFonts w:ascii="Times New Roman" w:eastAsia="Times New Roman" w:hAnsi="Times New Roman" w:cs="Times New Roman"/>
-          <w:b/>
-          <w:bCs/>
-          <w:sz w:val="26"/>
-          <w:szCs w:val="26"/>
-        </w:rPr>
-        <w:t xml:space="preserve"> Story Point</w:t>
+        <w:t>3.6. Ước lượng Story Point</w:t>
       </w:r>
     </w:p>
     <w:tbl>
@@ -5117,7 +3415,6 @@
                 <w:szCs w:val="24"/>
               </w:rPr>
             </w:pPr>
-            <w:proofErr w:type="spellStart"/>
             <w:r>
               <w:rPr>
                 <w:rFonts w:ascii="Times New Roman" w:eastAsia="Times New Roman" w:hAnsi="Times New Roman" w:cs="Times New Roman"/>
@@ -5128,7 +3425,6 @@
               </w:rPr>
               <w:t>Mã</w:t>
             </w:r>
-            <w:proofErr w:type="spellEnd"/>
           </w:p>
         </w:tc>
         <w:tc>
@@ -5439,6 +3735,23 @@
                 <w:lang w:val="vi-VN"/>
               </w:rPr>
             </w:pPr>
+            <w:r>
+              <w:rPr>
+                <w:rFonts w:ascii="Times New Roman" w:eastAsia="Times New Roman" w:hAnsi="Times New Roman" w:cs="Times New Roman"/>
+                <w:sz w:val="24"/>
+                <w:szCs w:val="24"/>
+              </w:rPr>
+              <w:t>Phức</w:t>
+            </w:r>
+            <w:r>
+              <w:rPr>
+                <w:rFonts w:ascii="Times New Roman" w:eastAsia="Times New Roman" w:hAnsi="Times New Roman" w:cs="Times New Roman"/>
+                <w:sz w:val="24"/>
+                <w:szCs w:val="24"/>
+                <w:lang w:val="vi-VN"/>
+              </w:rPr>
+              <w:t xml:space="preserve"> tạp</w:t>
+            </w:r>
           </w:p>
         </w:tc>
       </w:tr>
@@ -5519,161 +3832,7 @@
                 <w:sz w:val="24"/>
                 <w:szCs w:val="24"/>
               </w:rPr>
-              <w:t>Planning Poker (</w:t>
-            </w:r>
-            <w:proofErr w:type="spellStart"/>
-            <w:r>
-              <w:rPr>
-                <w:rFonts w:ascii="Times New Roman" w:eastAsia="Times New Roman" w:hAnsi="Times New Roman" w:cs="Times New Roman"/>
-                <w:b/>
-                <w:bCs/>
-                <w:sz w:val="24"/>
-                <w:szCs w:val="24"/>
-              </w:rPr>
-              <w:t>thẻ</w:t>
-            </w:r>
-            <w:proofErr w:type="spellEnd"/>
-            <w:r>
-              <w:rPr>
-                <w:rFonts w:ascii="Times New Roman" w:eastAsia="Times New Roman" w:hAnsi="Times New Roman" w:cs="Times New Roman"/>
-                <w:b/>
-                <w:bCs/>
-                <w:sz w:val="24"/>
-                <w:szCs w:val="24"/>
-              </w:rPr>
-              <w:t xml:space="preserve"> 5, 8, 8, 8, 21): </w:t>
-            </w:r>
-            <w:proofErr w:type="spellStart"/>
-            <w:r>
-              <w:rPr>
-                <w:rFonts w:ascii="Times New Roman" w:eastAsia="Times New Roman" w:hAnsi="Times New Roman" w:cs="Times New Roman"/>
-                <w:b/>
-                <w:bCs/>
-                <w:sz w:val="24"/>
-                <w:szCs w:val="24"/>
-              </w:rPr>
-              <w:t>đội</w:t>
-            </w:r>
-            <w:proofErr w:type="spellEnd"/>
-            <w:r>
-              <w:rPr>
-                <w:rFonts w:ascii="Times New Roman" w:eastAsia="Times New Roman" w:hAnsi="Times New Roman" w:cs="Times New Roman"/>
-                <w:b/>
-                <w:bCs/>
-                <w:sz w:val="24"/>
-                <w:szCs w:val="24"/>
-              </w:rPr>
-              <w:t xml:space="preserve"> </w:t>
-            </w:r>
-            <w:proofErr w:type="spellStart"/>
-            <w:r>
-              <w:rPr>
-                <w:rFonts w:ascii="Times New Roman" w:eastAsia="Times New Roman" w:hAnsi="Times New Roman" w:cs="Times New Roman"/>
-                <w:b/>
-                <w:bCs/>
-                <w:sz w:val="24"/>
-                <w:szCs w:val="24"/>
-              </w:rPr>
-              <w:t>nên</w:t>
-            </w:r>
-            <w:proofErr w:type="spellEnd"/>
-            <w:r>
-              <w:rPr>
-                <w:rFonts w:ascii="Times New Roman" w:eastAsia="Times New Roman" w:hAnsi="Times New Roman" w:cs="Times New Roman"/>
-                <w:b/>
-                <w:bCs/>
-                <w:sz w:val="24"/>
-                <w:szCs w:val="24"/>
-              </w:rPr>
-              <w:t xml:space="preserve"> </w:t>
-            </w:r>
-            <w:proofErr w:type="spellStart"/>
-            <w:r>
-              <w:rPr>
-                <w:rFonts w:ascii="Times New Roman" w:eastAsia="Times New Roman" w:hAnsi="Times New Roman" w:cs="Times New Roman"/>
-                <w:b/>
-                <w:bCs/>
-                <w:sz w:val="24"/>
-                <w:szCs w:val="24"/>
-              </w:rPr>
-              <w:t>làm</w:t>
-            </w:r>
-            <w:proofErr w:type="spellEnd"/>
-            <w:r>
-              <w:rPr>
-                <w:rFonts w:ascii="Times New Roman" w:eastAsia="Times New Roman" w:hAnsi="Times New Roman" w:cs="Times New Roman"/>
-                <w:b/>
-                <w:bCs/>
-                <w:sz w:val="24"/>
-                <w:szCs w:val="24"/>
-              </w:rPr>
-              <w:t xml:space="preserve"> </w:t>
-            </w:r>
-            <w:proofErr w:type="spellStart"/>
-            <w:r>
-              <w:rPr>
-                <w:rFonts w:ascii="Times New Roman" w:eastAsia="Times New Roman" w:hAnsi="Times New Roman" w:cs="Times New Roman"/>
-                <w:b/>
-                <w:bCs/>
-                <w:sz w:val="24"/>
-                <w:szCs w:val="24"/>
-              </w:rPr>
-              <w:t>gì</w:t>
-            </w:r>
-            <w:proofErr w:type="spellEnd"/>
-            <w:r>
-              <w:rPr>
-                <w:rFonts w:ascii="Times New Roman" w:eastAsia="Times New Roman" w:hAnsi="Times New Roman" w:cs="Times New Roman"/>
-                <w:b/>
-                <w:bCs/>
-                <w:sz w:val="24"/>
-                <w:szCs w:val="24"/>
-              </w:rPr>
-              <w:t xml:space="preserve"> </w:t>
-            </w:r>
-            <w:proofErr w:type="spellStart"/>
-            <w:r>
-              <w:rPr>
-                <w:rFonts w:ascii="Times New Roman" w:eastAsia="Times New Roman" w:hAnsi="Times New Roman" w:cs="Times New Roman"/>
-                <w:b/>
-                <w:bCs/>
-                <w:sz w:val="24"/>
-                <w:szCs w:val="24"/>
-              </w:rPr>
-              <w:t>tiếp</w:t>
-            </w:r>
-            <w:proofErr w:type="spellEnd"/>
-            <w:r>
-              <w:rPr>
-                <w:rFonts w:ascii="Times New Roman" w:eastAsia="Times New Roman" w:hAnsi="Times New Roman" w:cs="Times New Roman"/>
-                <w:b/>
-                <w:bCs/>
-                <w:sz w:val="24"/>
-                <w:szCs w:val="24"/>
-              </w:rPr>
-              <w:t xml:space="preserve"> </w:t>
-            </w:r>
-            <w:proofErr w:type="spellStart"/>
-            <w:r>
-              <w:rPr>
-                <w:rFonts w:ascii="Times New Roman" w:eastAsia="Times New Roman" w:hAnsi="Times New Roman" w:cs="Times New Roman"/>
-                <w:b/>
-                <w:bCs/>
-                <w:sz w:val="24"/>
-                <w:szCs w:val="24"/>
-              </w:rPr>
-              <w:t>theo</w:t>
-            </w:r>
-            <w:proofErr w:type="spellEnd"/>
-            <w:r>
-              <w:rPr>
-                <w:rFonts w:ascii="Times New Roman" w:eastAsia="Times New Roman" w:hAnsi="Times New Roman" w:cs="Times New Roman"/>
-                <w:b/>
-                <w:bCs/>
-                <w:sz w:val="24"/>
-                <w:szCs w:val="24"/>
-              </w:rPr>
-              <w:t>?</w:t>
+              <w:t>Planning Poker (thẻ 5, 8, 8, 8, 21): đội nên làm gì tiếp theo?</w:t>
             </w:r>
           </w:p>
         </w:tc>
@@ -5755,73 +3914,7 @@
           <w:sz w:val="26"/>
           <w:szCs w:val="26"/>
         </w:rPr>
-        <w:t xml:space="preserve">3.7. </w:t>
-      </w:r>
-      <w:proofErr w:type="spellStart"/>
-      <w:r>
-        <w:rPr>
-          <w:rFonts w:ascii="Times New Roman" w:eastAsia="Times New Roman" w:hAnsi="Times New Roman" w:cs="Times New Roman"/>
-          <w:b/>
-          <w:bCs/>
-          <w:sz w:val="26"/>
-          <w:szCs w:val="26"/>
-        </w:rPr>
-        <w:t>Lập</w:t>
-      </w:r>
-      <w:proofErr w:type="spellEnd"/>
-      <w:r>
-        <w:rPr>
-          <w:rFonts w:ascii="Times New Roman" w:eastAsia="Times New Roman" w:hAnsi="Times New Roman" w:cs="Times New Roman"/>
-          <w:b/>
-          <w:bCs/>
-          <w:sz w:val="26"/>
-          <w:szCs w:val="26"/>
-        </w:rPr>
-        <w:t xml:space="preserve"> </w:t>
-      </w:r>
-      <w:proofErr w:type="spellStart"/>
-      <w:r>
-        <w:rPr>
-          <w:rFonts w:ascii="Times New Roman" w:eastAsia="Times New Roman" w:hAnsi="Times New Roman" w:cs="Times New Roman"/>
-          <w:b/>
-          <w:bCs/>
-          <w:sz w:val="26"/>
-          <w:szCs w:val="26"/>
-        </w:rPr>
-        <w:t>kế</w:t>
-      </w:r>
-      <w:proofErr w:type="spellEnd"/>
-      <w:r>
-        <w:rPr>
-          <w:rFonts w:ascii="Times New Roman" w:eastAsia="Times New Roman" w:hAnsi="Times New Roman" w:cs="Times New Roman"/>
-          <w:b/>
-          <w:bCs/>
-          <w:sz w:val="26"/>
-          <w:szCs w:val="26"/>
-        </w:rPr>
-        <w:t xml:space="preserve"> </w:t>
-      </w:r>
-      <w:proofErr w:type="spellStart"/>
-      <w:r>
-        <w:rPr>
-          <w:rFonts w:ascii="Times New Roman" w:eastAsia="Times New Roman" w:hAnsi="Times New Roman" w:cs="Times New Roman"/>
-          <w:b/>
-          <w:bCs/>
-          <w:sz w:val="26"/>
-          <w:szCs w:val="26"/>
-        </w:rPr>
-        <w:t>hoạch</w:t>
-      </w:r>
-      <w:proofErr w:type="spellEnd"/>
-      <w:r>
-        <w:rPr>
-          <w:rFonts w:ascii="Times New Roman" w:eastAsia="Times New Roman" w:hAnsi="Times New Roman" w:cs="Times New Roman"/>
-          <w:b/>
-          <w:bCs/>
-          <w:sz w:val="26"/>
-          <w:szCs w:val="26"/>
-        </w:rPr>
-        <w:t xml:space="preserve"> Sprint</w:t>
+        <w:t>3.7. Lập kế hoạch Sprint</w:t>
       </w:r>
     </w:p>
     <w:tbl>
@@ -5877,27 +3970,15 @@
                 <w:szCs w:val="24"/>
               </w:rPr>
             </w:pPr>
-            <w:proofErr w:type="spellStart"/>
-            <w:r>
-              <w:rPr>
-                <w:rFonts w:ascii="Times New Roman" w:eastAsia="Times New Roman" w:hAnsi="Times New Roman" w:cs="Times New Roman"/>
-                <w:b/>
-                <w:bCs/>
-                <w:sz w:val="24"/>
-                <w:szCs w:val="24"/>
-              </w:rPr>
-              <w:t>Nội</w:t>
-            </w:r>
-            <w:proofErr w:type="spellEnd"/>
-            <w:r>
-              <w:rPr>
-                <w:rFonts w:ascii="Times New Roman" w:eastAsia="Times New Roman" w:hAnsi="Times New Roman" w:cs="Times New Roman"/>
-                <w:b/>
-                <w:bCs/>
-                <w:sz w:val="24"/>
-                <w:szCs w:val="24"/>
-              </w:rPr>
-              <w:t xml:space="preserve"> dung</w:t>
+            <w:r>
+              <w:rPr>
+                <w:rFonts w:ascii="Times New Roman" w:eastAsia="Times New Roman" w:hAnsi="Times New Roman" w:cs="Times New Roman"/>
+                <w:b/>
+                <w:bCs/>
+                <w:sz w:val="24"/>
+                <w:szCs w:val="24"/>
+              </w:rPr>
+              <w:t>Nội dung</w:t>
             </w:r>
           </w:p>
         </w:tc>
@@ -5930,40 +4011,16 @@
                 <w:szCs w:val="24"/>
               </w:rPr>
             </w:pPr>
-            <w:proofErr w:type="spellStart"/>
-            <w:r>
-              <w:rPr>
-                <w:rFonts w:ascii="Times New Roman" w:eastAsia="Times New Roman" w:hAnsi="Times New Roman" w:cs="Times New Roman"/>
-                <w:b/>
-                <w:bCs/>
-                <w:sz w:val="24"/>
-                <w:szCs w:val="24"/>
-              </w:rPr>
-              <w:t>Trả</w:t>
-            </w:r>
-            <w:proofErr w:type="spellEnd"/>
-            <w:r>
-              <w:rPr>
-                <w:rFonts w:ascii="Times New Roman" w:eastAsia="Times New Roman" w:hAnsi="Times New Roman" w:cs="Times New Roman"/>
-                <w:b/>
-                <w:bCs/>
-                <w:sz w:val="24"/>
-                <w:szCs w:val="24"/>
-              </w:rPr>
-              <w:t xml:space="preserve"> </w:t>
-            </w:r>
-            <w:proofErr w:type="spellStart"/>
-            <w:r>
-              <w:rPr>
-                <w:rFonts w:ascii="Times New Roman" w:eastAsia="Times New Roman" w:hAnsi="Times New Roman" w:cs="Times New Roman"/>
-                <w:b/>
-                <w:bCs/>
-                <w:sz w:val="24"/>
-                <w:szCs w:val="24"/>
-              </w:rPr>
-              <w:t>lời</w:t>
-            </w:r>
-            <w:proofErr w:type="spellEnd"/>
+            <w:r>
+              <w:rPr>
+                <w:rFonts w:ascii="Times New Roman" w:eastAsia="Times New Roman" w:hAnsi="Times New Roman" w:cs="Times New Roman"/>
+                <w:b/>
+                <w:bCs/>
+                <w:sz w:val="24"/>
+                <w:szCs w:val="24"/>
+              </w:rPr>
+              <w:t>Trả lời</w:t>
+            </w:r>
           </w:p>
         </w:tc>
       </w:tr>
@@ -6002,36 +4059,8 @@
                 <w:sz w:val="24"/>
                 <w:szCs w:val="24"/>
               </w:rPr>
-              <w:t xml:space="preserve">Velocity </w:t>
-            </w:r>
-            <w:proofErr w:type="spellStart"/>
-            <w:r>
-              <w:rPr>
-                <w:rFonts w:ascii="Times New Roman" w:eastAsia="Times New Roman" w:hAnsi="Times New Roman" w:cs="Times New Roman"/>
-                <w:sz w:val="24"/>
-                <w:szCs w:val="24"/>
-              </w:rPr>
-              <w:t>trung</w:t>
-            </w:r>
-            <w:proofErr w:type="spellEnd"/>
-            <w:r>
-              <w:rPr>
-                <w:rFonts w:ascii="Times New Roman" w:eastAsia="Times New Roman" w:hAnsi="Times New Roman" w:cs="Times New Roman"/>
-                <w:sz w:val="24"/>
-                <w:szCs w:val="24"/>
-              </w:rPr>
-              <w:t xml:space="preserve"> </w:t>
-            </w:r>
-            <w:proofErr w:type="spellStart"/>
-            <w:r>
-              <w:rPr>
-                <w:rFonts w:ascii="Times New Roman" w:eastAsia="Times New Roman" w:hAnsi="Times New Roman" w:cs="Times New Roman"/>
-                <w:sz w:val="24"/>
-                <w:szCs w:val="24"/>
-              </w:rPr>
-              <w:t>bình</w:t>
-            </w:r>
-            <w:proofErr w:type="spellEnd"/>
+              <w:t>Velocity trung bình</w:t>
+            </w:r>
           </w:p>
         </w:tc>
         <w:tc>
@@ -6098,133 +4127,7 @@
                 <w:sz w:val="24"/>
                 <w:szCs w:val="24"/>
               </w:rPr>
-              <w:t xml:space="preserve">Capacity Sprint 4 </w:t>
-            </w:r>
-            <w:proofErr w:type="spellStart"/>
-            <w:r>
-              <w:rPr>
-                <w:rFonts w:ascii="Times New Roman" w:eastAsia="Times New Roman" w:hAnsi="Times New Roman" w:cs="Times New Roman"/>
-                <w:sz w:val="24"/>
-                <w:szCs w:val="24"/>
-              </w:rPr>
-              <w:t>và</w:t>
-            </w:r>
-            <w:proofErr w:type="spellEnd"/>
-            <w:r>
-              <w:rPr>
-                <w:rFonts w:ascii="Times New Roman" w:eastAsia="Times New Roman" w:hAnsi="Times New Roman" w:cs="Times New Roman"/>
-                <w:sz w:val="24"/>
-                <w:szCs w:val="24"/>
-              </w:rPr>
-              <w:t xml:space="preserve"> </w:t>
-            </w:r>
-            <w:proofErr w:type="spellStart"/>
-            <w:r>
-              <w:rPr>
-                <w:rFonts w:ascii="Times New Roman" w:eastAsia="Times New Roman" w:hAnsi="Times New Roman" w:cs="Times New Roman"/>
-                <w:sz w:val="24"/>
-                <w:szCs w:val="24"/>
-              </w:rPr>
-              <w:t>số</w:t>
-            </w:r>
-            <w:proofErr w:type="spellEnd"/>
-            <w:r>
-              <w:rPr>
-                <w:rFonts w:ascii="Times New Roman" w:eastAsia="Times New Roman" w:hAnsi="Times New Roman" w:cs="Times New Roman"/>
-                <w:sz w:val="24"/>
-                <w:szCs w:val="24"/>
-              </w:rPr>
-              <w:t xml:space="preserve"> SP cam </w:t>
-            </w:r>
-            <w:proofErr w:type="spellStart"/>
-            <w:r>
-              <w:rPr>
-                <w:rFonts w:ascii="Times New Roman" w:eastAsia="Times New Roman" w:hAnsi="Times New Roman" w:cs="Times New Roman"/>
-                <w:sz w:val="24"/>
-                <w:szCs w:val="24"/>
-              </w:rPr>
-              <w:t>kết</w:t>
-            </w:r>
-            <w:proofErr w:type="spellEnd"/>
-            <w:r>
-              <w:rPr>
-                <w:rFonts w:ascii="Times New Roman" w:eastAsia="Times New Roman" w:hAnsi="Times New Roman" w:cs="Times New Roman"/>
-                <w:sz w:val="24"/>
-                <w:szCs w:val="24"/>
-              </w:rPr>
-              <w:t xml:space="preserve"> (</w:t>
-            </w:r>
-            <w:proofErr w:type="spellStart"/>
-            <w:r>
-              <w:rPr>
-                <w:rFonts w:ascii="Times New Roman" w:eastAsia="Times New Roman" w:hAnsi="Times New Roman" w:cs="Times New Roman"/>
-                <w:sz w:val="24"/>
-                <w:szCs w:val="24"/>
-              </w:rPr>
-              <w:t>trình</w:t>
-            </w:r>
-            <w:proofErr w:type="spellEnd"/>
-            <w:r>
-              <w:rPr>
-                <w:rFonts w:ascii="Times New Roman" w:eastAsia="Times New Roman" w:hAnsi="Times New Roman" w:cs="Times New Roman"/>
-                <w:sz w:val="24"/>
-                <w:szCs w:val="24"/>
-              </w:rPr>
-              <w:t xml:space="preserve"> </w:t>
-            </w:r>
-            <w:proofErr w:type="spellStart"/>
-            <w:r>
-              <w:rPr>
-                <w:rFonts w:ascii="Times New Roman" w:eastAsia="Times New Roman" w:hAnsi="Times New Roman" w:cs="Times New Roman"/>
-                <w:sz w:val="24"/>
-                <w:szCs w:val="24"/>
-              </w:rPr>
-              <w:t>bày</w:t>
-            </w:r>
-            <w:proofErr w:type="spellEnd"/>
-            <w:r>
-              <w:rPr>
-                <w:rFonts w:ascii="Times New Roman" w:eastAsia="Times New Roman" w:hAnsi="Times New Roman" w:cs="Times New Roman"/>
-                <w:sz w:val="24"/>
-                <w:szCs w:val="24"/>
-              </w:rPr>
-              <w:t xml:space="preserve"> </w:t>
-            </w:r>
-            <w:proofErr w:type="spellStart"/>
-            <w:r>
-              <w:rPr>
-                <w:rFonts w:ascii="Times New Roman" w:eastAsia="Times New Roman" w:hAnsi="Times New Roman" w:cs="Times New Roman"/>
-                <w:sz w:val="24"/>
-                <w:szCs w:val="24"/>
-              </w:rPr>
-              <w:t>phép</w:t>
-            </w:r>
-            <w:proofErr w:type="spellEnd"/>
-            <w:r>
-              <w:rPr>
-                <w:rFonts w:ascii="Times New Roman" w:eastAsia="Times New Roman" w:hAnsi="Times New Roman" w:cs="Times New Roman"/>
-                <w:sz w:val="24"/>
-                <w:szCs w:val="24"/>
-              </w:rPr>
-              <w:t xml:space="preserve"> </w:t>
-            </w:r>
-            <w:proofErr w:type="spellStart"/>
-            <w:r>
-              <w:rPr>
-                <w:rFonts w:ascii="Times New Roman" w:eastAsia="Times New Roman" w:hAnsi="Times New Roman" w:cs="Times New Roman"/>
-                <w:sz w:val="24"/>
-                <w:szCs w:val="24"/>
-              </w:rPr>
-              <w:t>tính</w:t>
-            </w:r>
-            <w:proofErr w:type="spellEnd"/>
-            <w:r>
-              <w:rPr>
-                <w:rFonts w:ascii="Times New Roman" w:eastAsia="Times New Roman" w:hAnsi="Times New Roman" w:cs="Times New Roman"/>
-                <w:sz w:val="24"/>
-                <w:szCs w:val="24"/>
-              </w:rPr>
-              <w:t>)</w:t>
+              <w:t>Capacity Sprint 4 và số SP cam kết (trình bày phép tính)</w:t>
             </w:r>
           </w:p>
         </w:tc>
@@ -6292,97 +4195,7 @@
                 <w:sz w:val="24"/>
                 <w:szCs w:val="24"/>
               </w:rPr>
-              <w:t xml:space="preserve">Các story </w:t>
-            </w:r>
-            <w:proofErr w:type="spellStart"/>
-            <w:r>
-              <w:rPr>
-                <w:rFonts w:ascii="Times New Roman" w:eastAsia="Times New Roman" w:hAnsi="Times New Roman" w:cs="Times New Roman"/>
-                <w:sz w:val="24"/>
-                <w:szCs w:val="24"/>
-              </w:rPr>
-              <w:t>chọn</w:t>
-            </w:r>
-            <w:proofErr w:type="spellEnd"/>
-            <w:r>
-              <w:rPr>
-                <w:rFonts w:ascii="Times New Roman" w:eastAsia="Times New Roman" w:hAnsi="Times New Roman" w:cs="Times New Roman"/>
-                <w:sz w:val="24"/>
-                <w:szCs w:val="24"/>
-              </w:rPr>
-              <w:t xml:space="preserve"> (</w:t>
-            </w:r>
-            <w:proofErr w:type="spellStart"/>
-            <w:r>
-              <w:rPr>
-                <w:rFonts w:ascii="Times New Roman" w:eastAsia="Times New Roman" w:hAnsi="Times New Roman" w:cs="Times New Roman"/>
-                <w:sz w:val="24"/>
-                <w:szCs w:val="24"/>
-              </w:rPr>
-              <w:t>ghi</w:t>
-            </w:r>
-            <w:proofErr w:type="spellEnd"/>
-            <w:r>
-              <w:rPr>
-                <w:rFonts w:ascii="Times New Roman" w:eastAsia="Times New Roman" w:hAnsi="Times New Roman" w:cs="Times New Roman"/>
-                <w:sz w:val="24"/>
-                <w:szCs w:val="24"/>
-              </w:rPr>
-              <w:t xml:space="preserve"> </w:t>
-            </w:r>
-            <w:proofErr w:type="spellStart"/>
-            <w:r>
-              <w:rPr>
-                <w:rFonts w:ascii="Times New Roman" w:eastAsia="Times New Roman" w:hAnsi="Times New Roman" w:cs="Times New Roman"/>
-                <w:sz w:val="24"/>
-                <w:szCs w:val="24"/>
-              </w:rPr>
-              <w:t>mã</w:t>
-            </w:r>
-            <w:proofErr w:type="spellEnd"/>
-            <w:r>
-              <w:rPr>
-                <w:rFonts w:ascii="Times New Roman" w:eastAsia="Times New Roman" w:hAnsi="Times New Roman" w:cs="Times New Roman"/>
-                <w:sz w:val="24"/>
-                <w:szCs w:val="24"/>
-              </w:rPr>
-              <w:t xml:space="preserve">) </w:t>
-            </w:r>
-            <w:proofErr w:type="spellStart"/>
-            <w:r>
-              <w:rPr>
-                <w:rFonts w:ascii="Times New Roman" w:eastAsia="Times New Roman" w:hAnsi="Times New Roman" w:cs="Times New Roman"/>
-                <w:sz w:val="24"/>
-                <w:szCs w:val="24"/>
-              </w:rPr>
-              <w:t>và</w:t>
-            </w:r>
-            <w:proofErr w:type="spellEnd"/>
-            <w:r>
-              <w:rPr>
-                <w:rFonts w:ascii="Times New Roman" w:eastAsia="Times New Roman" w:hAnsi="Times New Roman" w:cs="Times New Roman"/>
-                <w:sz w:val="24"/>
-                <w:szCs w:val="24"/>
-              </w:rPr>
-              <w:t xml:space="preserve"> </w:t>
-            </w:r>
-            <w:proofErr w:type="spellStart"/>
-            <w:r>
-              <w:rPr>
-                <w:rFonts w:ascii="Times New Roman" w:eastAsia="Times New Roman" w:hAnsi="Times New Roman" w:cs="Times New Roman"/>
-                <w:sz w:val="24"/>
-                <w:szCs w:val="24"/>
-              </w:rPr>
-              <w:t>tổng</w:t>
-            </w:r>
-            <w:proofErr w:type="spellEnd"/>
-            <w:r>
-              <w:rPr>
-                <w:rFonts w:ascii="Times New Roman" w:eastAsia="Times New Roman" w:hAnsi="Times New Roman" w:cs="Times New Roman"/>
-                <w:sz w:val="24"/>
-                <w:szCs w:val="24"/>
-              </w:rPr>
-              <w:t xml:space="preserve"> SP</w:t>
+              <w:t>Các story chọn (ghi mã) và tổng SP</w:t>
             </w:r>
           </w:p>
         </w:tc>
@@ -6450,25 +4263,7 @@
                 <w:sz w:val="24"/>
                 <w:szCs w:val="24"/>
               </w:rPr>
-              <w:t xml:space="preserve">Sprint Goal (1 </w:t>
-            </w:r>
-            <w:proofErr w:type="spellStart"/>
-            <w:r>
-              <w:rPr>
-                <w:rFonts w:ascii="Times New Roman" w:eastAsia="Times New Roman" w:hAnsi="Times New Roman" w:cs="Times New Roman"/>
-                <w:sz w:val="24"/>
-                <w:szCs w:val="24"/>
-              </w:rPr>
-              <w:t>câu</w:t>
-            </w:r>
-            <w:proofErr w:type="spellEnd"/>
-            <w:r>
-              <w:rPr>
-                <w:rFonts w:ascii="Times New Roman" w:eastAsia="Times New Roman" w:hAnsi="Times New Roman" w:cs="Times New Roman"/>
-                <w:sz w:val="24"/>
-                <w:szCs w:val="24"/>
-              </w:rPr>
-              <w:t>)</w:t>
+              <w:t>Sprint Goal (1 câu)</w:t>
             </w:r>
           </w:p>
         </w:tc>
@@ -6545,95 +4340,7 @@
           <w:sz w:val="26"/>
           <w:szCs w:val="26"/>
         </w:rPr>
-        <w:t xml:space="preserve">3.8. </w:t>
-      </w:r>
-      <w:proofErr w:type="spellStart"/>
-      <w:r>
-        <w:rPr>
-          <w:rFonts w:ascii="Times New Roman" w:eastAsia="Times New Roman" w:hAnsi="Times New Roman" w:cs="Times New Roman"/>
-          <w:b/>
-          <w:bCs/>
-          <w:sz w:val="26"/>
-          <w:szCs w:val="26"/>
-        </w:rPr>
-        <w:t>Phân</w:t>
-      </w:r>
-      <w:proofErr w:type="spellEnd"/>
-      <w:r>
-        <w:rPr>
-          <w:rFonts w:ascii="Times New Roman" w:eastAsia="Times New Roman" w:hAnsi="Times New Roman" w:cs="Times New Roman"/>
-          <w:b/>
-          <w:bCs/>
-          <w:sz w:val="26"/>
-          <w:szCs w:val="26"/>
-        </w:rPr>
-        <w:t xml:space="preserve"> </w:t>
-      </w:r>
-      <w:proofErr w:type="spellStart"/>
-      <w:r>
-        <w:rPr>
-          <w:rFonts w:ascii="Times New Roman" w:eastAsia="Times New Roman" w:hAnsi="Times New Roman" w:cs="Times New Roman"/>
-          <w:b/>
-          <w:bCs/>
-          <w:sz w:val="26"/>
-          <w:szCs w:val="26"/>
-        </w:rPr>
-        <w:t>rã</w:t>
-      </w:r>
-      <w:proofErr w:type="spellEnd"/>
-      <w:r>
-        <w:rPr>
-          <w:rFonts w:ascii="Times New Roman" w:eastAsia="Times New Roman" w:hAnsi="Times New Roman" w:cs="Times New Roman"/>
-          <w:b/>
-          <w:bCs/>
-          <w:sz w:val="26"/>
-          <w:szCs w:val="26"/>
-        </w:rPr>
-        <w:t xml:space="preserve"> </w:t>
-      </w:r>
-      <w:proofErr w:type="spellStart"/>
-      <w:r>
-        <w:rPr>
-          <w:rFonts w:ascii="Times New Roman" w:eastAsia="Times New Roman" w:hAnsi="Times New Roman" w:cs="Times New Roman"/>
-          <w:b/>
-          <w:bCs/>
-          <w:sz w:val="26"/>
-          <w:szCs w:val="26"/>
-        </w:rPr>
-        <w:t>công</w:t>
-      </w:r>
-      <w:proofErr w:type="spellEnd"/>
-      <w:r>
-        <w:rPr>
-          <w:rFonts w:ascii="Times New Roman" w:eastAsia="Times New Roman" w:hAnsi="Times New Roman" w:cs="Times New Roman"/>
-          <w:b/>
-          <w:bCs/>
-          <w:sz w:val="26"/>
-          <w:szCs w:val="26"/>
-        </w:rPr>
-        <w:t xml:space="preserve"> </w:t>
-      </w:r>
-      <w:proofErr w:type="spellStart"/>
-      <w:r>
-        <w:rPr>
-          <w:rFonts w:ascii="Times New Roman" w:eastAsia="Times New Roman" w:hAnsi="Times New Roman" w:cs="Times New Roman"/>
-          <w:b/>
-          <w:bCs/>
-          <w:sz w:val="26"/>
-          <w:szCs w:val="26"/>
-        </w:rPr>
-        <w:t>việc</w:t>
-      </w:r>
-      <w:proofErr w:type="spellEnd"/>
-      <w:r>
-        <w:rPr>
-          <w:rFonts w:ascii="Times New Roman" w:eastAsia="Times New Roman" w:hAnsi="Times New Roman" w:cs="Times New Roman"/>
-          <w:b/>
-          <w:bCs/>
-          <w:sz w:val="26"/>
-          <w:szCs w:val="26"/>
-        </w:rPr>
-        <w:t xml:space="preserve"> – story B3</w:t>
+        <w:t>3.8. Phân rã công việc – story B3</w:t>
       </w:r>
     </w:p>
     <w:tbl>
@@ -6698,42 +4405,8 @@
                 <w:sz w:val="24"/>
                 <w:szCs w:val="24"/>
               </w:rPr>
-              <w:t xml:space="preserve">Task </w:t>
-            </w:r>
-            <w:proofErr w:type="spellStart"/>
-            <w:r>
-              <w:rPr>
-                <w:rFonts w:ascii="Times New Roman" w:eastAsia="Times New Roman" w:hAnsi="Times New Roman" w:cs="Times New Roman"/>
-                <w:b/>
-                <w:bCs/>
-                <w:sz w:val="24"/>
-                <w:szCs w:val="24"/>
-              </w:rPr>
-              <w:t>cụ</w:t>
-            </w:r>
-            <w:proofErr w:type="spellEnd"/>
-            <w:r>
-              <w:rPr>
-                <w:rFonts w:ascii="Times New Roman" w:eastAsia="Times New Roman" w:hAnsi="Times New Roman" w:cs="Times New Roman"/>
-                <w:b/>
-                <w:bCs/>
-                <w:sz w:val="24"/>
-                <w:szCs w:val="24"/>
-              </w:rPr>
-              <w:t xml:space="preserve"> </w:t>
-            </w:r>
-            <w:proofErr w:type="spellStart"/>
-            <w:r>
-              <w:rPr>
-                <w:rFonts w:ascii="Times New Roman" w:eastAsia="Times New Roman" w:hAnsi="Times New Roman" w:cs="Times New Roman"/>
-                <w:b/>
-                <w:bCs/>
-                <w:sz w:val="24"/>
-                <w:szCs w:val="24"/>
-              </w:rPr>
-              <w:t>thể</w:t>
-            </w:r>
-            <w:proofErr w:type="spellEnd"/>
+              <w:t>Task cụ thể</w:t>
+            </w:r>
           </w:p>
         </w:tc>
         <w:tc>
@@ -6765,62 +4438,16 @@
                 <w:szCs w:val="24"/>
               </w:rPr>
             </w:pPr>
-            <w:proofErr w:type="spellStart"/>
-            <w:r>
-              <w:rPr>
-                <w:rFonts w:ascii="Times New Roman" w:eastAsia="Times New Roman" w:hAnsi="Times New Roman" w:cs="Times New Roman"/>
-                <w:b/>
-                <w:bCs/>
-                <w:sz w:val="24"/>
-                <w:szCs w:val="24"/>
-              </w:rPr>
-              <w:t>Nhóm</w:t>
-            </w:r>
-            <w:proofErr w:type="spellEnd"/>
-            <w:r>
-              <w:rPr>
-                <w:rFonts w:ascii="Times New Roman" w:eastAsia="Times New Roman" w:hAnsi="Times New Roman" w:cs="Times New Roman"/>
-                <w:b/>
-                <w:bCs/>
-                <w:sz w:val="24"/>
-                <w:szCs w:val="24"/>
-              </w:rPr>
-              <w:t xml:space="preserve"> </w:t>
-            </w:r>
-            <w:proofErr w:type="spellStart"/>
-            <w:r>
-              <w:rPr>
-                <w:rFonts w:ascii="Times New Roman" w:eastAsia="Times New Roman" w:hAnsi="Times New Roman" w:cs="Times New Roman"/>
-                <w:b/>
-                <w:bCs/>
-                <w:sz w:val="24"/>
-                <w:szCs w:val="24"/>
-              </w:rPr>
-              <w:t>công</w:t>
-            </w:r>
-            <w:proofErr w:type="spellEnd"/>
-            <w:r>
-              <w:rPr>
-                <w:rFonts w:ascii="Times New Roman" w:eastAsia="Times New Roman" w:hAnsi="Times New Roman" w:cs="Times New Roman"/>
-                <w:b/>
-                <w:bCs/>
-                <w:sz w:val="24"/>
-                <w:szCs w:val="24"/>
-              </w:rPr>
-              <w:t xml:space="preserve"> </w:t>
-            </w:r>
-            <w:proofErr w:type="spellStart"/>
-            <w:r>
-              <w:rPr>
-                <w:rFonts w:ascii="Times New Roman" w:eastAsia="Times New Roman" w:hAnsi="Times New Roman" w:cs="Times New Roman"/>
-                <w:b/>
-                <w:bCs/>
-                <w:sz w:val="24"/>
-                <w:szCs w:val="24"/>
-              </w:rPr>
-              <w:t>việc</w:t>
-            </w:r>
-            <w:proofErr w:type="spellEnd"/>
+            <w:r>
+              <w:rPr>
+                <w:rFonts w:ascii="Times New Roman" w:eastAsia="Times New Roman" w:hAnsi="Times New Roman" w:cs="Times New Roman"/>
+                <w:b/>
+                <w:bCs/>
+                <w:sz w:val="24"/>
+                <w:szCs w:val="24"/>
+              </w:rPr>
+              <w:t>Nhóm công việc</w:t>
+            </w:r>
           </w:p>
         </w:tc>
         <w:tc>
@@ -6852,71 +4479,15 @@
                 <w:szCs w:val="24"/>
               </w:rPr>
             </w:pPr>
-            <w:proofErr w:type="spellStart"/>
-            <w:r>
-              <w:rPr>
-                <w:rFonts w:ascii="Times New Roman" w:eastAsia="Times New Roman" w:hAnsi="Times New Roman" w:cs="Times New Roman"/>
-                <w:b/>
-                <w:bCs/>
-                <w:sz w:val="24"/>
-                <w:szCs w:val="24"/>
-              </w:rPr>
-              <w:t>Ước</w:t>
-            </w:r>
-            <w:proofErr w:type="spellEnd"/>
-            <w:r>
-              <w:rPr>
-                <w:rFonts w:ascii="Times New Roman" w:eastAsia="Times New Roman" w:hAnsi="Times New Roman" w:cs="Times New Roman"/>
-                <w:b/>
-                <w:bCs/>
-                <w:sz w:val="24"/>
-                <w:szCs w:val="24"/>
-              </w:rPr>
-              <w:t xml:space="preserve"> </w:t>
-            </w:r>
-            <w:proofErr w:type="spellStart"/>
-            <w:r>
-              <w:rPr>
-                <w:rFonts w:ascii="Times New Roman" w:eastAsia="Times New Roman" w:hAnsi="Times New Roman" w:cs="Times New Roman"/>
-                <w:b/>
-                <w:bCs/>
-                <w:sz w:val="24"/>
-                <w:szCs w:val="24"/>
-              </w:rPr>
-              <w:t>lượng</w:t>
-            </w:r>
-            <w:proofErr w:type="spellEnd"/>
-            <w:r>
-              <w:rPr>
-                <w:rFonts w:ascii="Times New Roman" w:eastAsia="Times New Roman" w:hAnsi="Times New Roman" w:cs="Times New Roman"/>
-                <w:b/>
-                <w:bCs/>
-                <w:sz w:val="24"/>
-                <w:szCs w:val="24"/>
-              </w:rPr>
-              <w:t xml:space="preserve"> (</w:t>
-            </w:r>
-            <w:proofErr w:type="spellStart"/>
-            <w:r>
-              <w:rPr>
-                <w:rFonts w:ascii="Times New Roman" w:eastAsia="Times New Roman" w:hAnsi="Times New Roman" w:cs="Times New Roman"/>
-                <w:b/>
-                <w:bCs/>
-                <w:sz w:val="24"/>
-                <w:szCs w:val="24"/>
-              </w:rPr>
-              <w:t>giờ</w:t>
-            </w:r>
-            <w:proofErr w:type="spellEnd"/>
-            <w:r>
-              <w:rPr>
-                <w:rFonts w:ascii="Times New Roman" w:eastAsia="Times New Roman" w:hAnsi="Times New Roman" w:cs="Times New Roman"/>
-                <w:b/>
-                <w:bCs/>
-                <w:sz w:val="24"/>
-                <w:szCs w:val="24"/>
-              </w:rPr>
-              <w:t>)</w:t>
+            <w:r>
+              <w:rPr>
+                <w:rFonts w:ascii="Times New Roman" w:eastAsia="Times New Roman" w:hAnsi="Times New Roman" w:cs="Times New Roman"/>
+                <w:b/>
+                <w:bCs/>
+                <w:sz w:val="24"/>
+                <w:szCs w:val="24"/>
+              </w:rPr>
+              <w:t>Ước lượng (giờ)</w:t>
             </w:r>
           </w:p>
         </w:tc>
@@ -7078,7 +4649,6 @@
                 <w:lang w:val="vi-VN"/>
               </w:rPr>
             </w:pPr>
-            <w:proofErr w:type="spellStart"/>
             <w:r>
               <w:rPr>
                 <w:rFonts w:ascii="Times New Roman" w:eastAsia="Times New Roman" w:hAnsi="Times New Roman" w:cs="Times New Roman"/>
@@ -7087,7 +4657,6 @@
               </w:rPr>
               <w:t>Thiết</w:t>
             </w:r>
-            <w:proofErr w:type="spellEnd"/>
             <w:r>
               <w:rPr>
                 <w:rFonts w:ascii="Times New Roman" w:eastAsia="Times New Roman" w:hAnsi="Times New Roman" w:cs="Times New Roman"/>
@@ -7204,7 +4773,6 @@
                 <w:lang w:val="vi-VN"/>
               </w:rPr>
             </w:pPr>
-            <w:proofErr w:type="spellStart"/>
             <w:r>
               <w:rPr>
                 <w:rFonts w:ascii="Times New Roman" w:eastAsia="Times New Roman" w:hAnsi="Times New Roman" w:cs="Times New Roman"/>
@@ -7213,7 +4781,6 @@
               </w:rPr>
               <w:t>Kiểm</w:t>
             </w:r>
-            <w:proofErr w:type="spellEnd"/>
             <w:r>
               <w:rPr>
                 <w:rFonts w:ascii="Times New Roman" w:eastAsia="Times New Roman" w:hAnsi="Times New Roman" w:cs="Times New Roman"/>
@@ -7329,62 +4896,16 @@
                 <w:szCs w:val="24"/>
               </w:rPr>
             </w:pPr>
-            <w:proofErr w:type="spellStart"/>
-            <w:r>
-              <w:rPr>
-                <w:rFonts w:ascii="Times New Roman" w:eastAsia="Times New Roman" w:hAnsi="Times New Roman" w:cs="Times New Roman"/>
-                <w:b/>
-                <w:bCs/>
-                <w:sz w:val="24"/>
-                <w:szCs w:val="24"/>
-              </w:rPr>
-              <w:t>Tổng</w:t>
-            </w:r>
-            <w:proofErr w:type="spellEnd"/>
-            <w:r>
-              <w:rPr>
-                <w:rFonts w:ascii="Times New Roman" w:eastAsia="Times New Roman" w:hAnsi="Times New Roman" w:cs="Times New Roman"/>
-                <w:b/>
-                <w:bCs/>
-                <w:sz w:val="24"/>
-                <w:szCs w:val="24"/>
-              </w:rPr>
-              <w:t xml:space="preserve"> </w:t>
-            </w:r>
-            <w:proofErr w:type="spellStart"/>
-            <w:r>
-              <w:rPr>
-                <w:rFonts w:ascii="Times New Roman" w:eastAsia="Times New Roman" w:hAnsi="Times New Roman" w:cs="Times New Roman"/>
-                <w:b/>
-                <w:bCs/>
-                <w:sz w:val="24"/>
-                <w:szCs w:val="24"/>
-              </w:rPr>
-              <w:t>giờ</w:t>
-            </w:r>
-            <w:proofErr w:type="spellEnd"/>
-            <w:r>
-              <w:rPr>
-                <w:rFonts w:ascii="Times New Roman" w:eastAsia="Times New Roman" w:hAnsi="Times New Roman" w:cs="Times New Roman"/>
-                <w:b/>
-                <w:bCs/>
-                <w:sz w:val="24"/>
-                <w:szCs w:val="24"/>
-              </w:rPr>
-              <w:t xml:space="preserve"> </w:t>
-            </w:r>
-            <w:proofErr w:type="spellStart"/>
-            <w:r>
-              <w:rPr>
-                <w:rFonts w:ascii="Times New Roman" w:eastAsia="Times New Roman" w:hAnsi="Times New Roman" w:cs="Times New Roman"/>
-                <w:b/>
-                <w:bCs/>
-                <w:sz w:val="24"/>
-                <w:szCs w:val="24"/>
-              </w:rPr>
-              <w:t>công</w:t>
-            </w:r>
-            <w:proofErr w:type="spellEnd"/>
+            <w:r>
+              <w:rPr>
+                <w:rFonts w:ascii="Times New Roman" w:eastAsia="Times New Roman" w:hAnsi="Times New Roman" w:cs="Times New Roman"/>
+                <w:b/>
+                <w:bCs/>
+                <w:sz w:val="24"/>
+                <w:szCs w:val="24"/>
+              </w:rPr>
+              <w:t>Tổng giờ công</w:t>
+            </w:r>
           </w:p>
         </w:tc>
         <w:tc>
@@ -7496,51 +5017,7 @@
           <w:sz w:val="26"/>
           <w:szCs w:val="26"/>
         </w:rPr>
-        <w:t xml:space="preserve">3.9. </w:t>
-      </w:r>
-      <w:proofErr w:type="spellStart"/>
-      <w:r>
-        <w:rPr>
-          <w:rFonts w:ascii="Times New Roman" w:eastAsia="Times New Roman" w:hAnsi="Times New Roman" w:cs="Times New Roman"/>
-          <w:b/>
-          <w:bCs/>
-          <w:sz w:val="26"/>
-          <w:szCs w:val="26"/>
-        </w:rPr>
-        <w:t>Phân</w:t>
-      </w:r>
-      <w:proofErr w:type="spellEnd"/>
-      <w:r>
-        <w:rPr>
-          <w:rFonts w:ascii="Times New Roman" w:eastAsia="Times New Roman" w:hAnsi="Times New Roman" w:cs="Times New Roman"/>
-          <w:b/>
-          <w:bCs/>
-          <w:sz w:val="26"/>
-          <w:szCs w:val="26"/>
-        </w:rPr>
-        <w:t xml:space="preserve"> </w:t>
-      </w:r>
-      <w:proofErr w:type="spellStart"/>
-      <w:r>
-        <w:rPr>
-          <w:rFonts w:ascii="Times New Roman" w:eastAsia="Times New Roman" w:hAnsi="Times New Roman" w:cs="Times New Roman"/>
-          <w:b/>
-          <w:bCs/>
-          <w:sz w:val="26"/>
-          <w:szCs w:val="26"/>
-        </w:rPr>
-        <w:t>tích</w:t>
-      </w:r>
-      <w:proofErr w:type="spellEnd"/>
-      <w:r>
-        <w:rPr>
-          <w:rFonts w:ascii="Times New Roman" w:eastAsia="Times New Roman" w:hAnsi="Times New Roman" w:cs="Times New Roman"/>
-          <w:b/>
-          <w:bCs/>
-          <w:sz w:val="26"/>
-          <w:szCs w:val="26"/>
-        </w:rPr>
-        <w:t xml:space="preserve"> Burndown Chart</w:t>
+        <w:t>3.9. Phân tích Burndown Chart</w:t>
       </w:r>
     </w:p>
     <w:tbl>
@@ -7596,27 +5073,15 @@
                 <w:szCs w:val="24"/>
               </w:rPr>
             </w:pPr>
-            <w:proofErr w:type="spellStart"/>
-            <w:r>
-              <w:rPr>
-                <w:rFonts w:ascii="Times New Roman" w:eastAsia="Times New Roman" w:hAnsi="Times New Roman" w:cs="Times New Roman"/>
-                <w:b/>
-                <w:bCs/>
-                <w:sz w:val="24"/>
-                <w:szCs w:val="24"/>
-              </w:rPr>
-              <w:t>Nội</w:t>
-            </w:r>
-            <w:proofErr w:type="spellEnd"/>
-            <w:r>
-              <w:rPr>
-                <w:rFonts w:ascii="Times New Roman" w:eastAsia="Times New Roman" w:hAnsi="Times New Roman" w:cs="Times New Roman"/>
-                <w:b/>
-                <w:bCs/>
-                <w:sz w:val="24"/>
-                <w:szCs w:val="24"/>
-              </w:rPr>
-              <w:t xml:space="preserve"> dung</w:t>
+            <w:r>
+              <w:rPr>
+                <w:rFonts w:ascii="Times New Roman" w:eastAsia="Times New Roman" w:hAnsi="Times New Roman" w:cs="Times New Roman"/>
+                <w:b/>
+                <w:bCs/>
+                <w:sz w:val="24"/>
+                <w:szCs w:val="24"/>
+              </w:rPr>
+              <w:t>Nội dung</w:t>
             </w:r>
           </w:p>
         </w:tc>
@@ -7649,40 +5114,16 @@
                 <w:szCs w:val="24"/>
               </w:rPr>
             </w:pPr>
-            <w:proofErr w:type="spellStart"/>
-            <w:r>
-              <w:rPr>
-                <w:rFonts w:ascii="Times New Roman" w:eastAsia="Times New Roman" w:hAnsi="Times New Roman" w:cs="Times New Roman"/>
-                <w:b/>
-                <w:bCs/>
-                <w:sz w:val="24"/>
-                <w:szCs w:val="24"/>
-              </w:rPr>
-              <w:t>Trả</w:t>
-            </w:r>
-            <w:proofErr w:type="spellEnd"/>
-            <w:r>
-              <w:rPr>
-                <w:rFonts w:ascii="Times New Roman" w:eastAsia="Times New Roman" w:hAnsi="Times New Roman" w:cs="Times New Roman"/>
-                <w:b/>
-                <w:bCs/>
-                <w:sz w:val="24"/>
-                <w:szCs w:val="24"/>
-              </w:rPr>
-              <w:t xml:space="preserve"> </w:t>
-            </w:r>
-            <w:proofErr w:type="spellStart"/>
-            <w:r>
-              <w:rPr>
-                <w:rFonts w:ascii="Times New Roman" w:eastAsia="Times New Roman" w:hAnsi="Times New Roman" w:cs="Times New Roman"/>
-                <w:b/>
-                <w:bCs/>
-                <w:sz w:val="24"/>
-                <w:szCs w:val="24"/>
-              </w:rPr>
-              <w:t>lời</w:t>
-            </w:r>
-            <w:proofErr w:type="spellEnd"/>
+            <w:r>
+              <w:rPr>
+                <w:rFonts w:ascii="Times New Roman" w:eastAsia="Times New Roman" w:hAnsi="Times New Roman" w:cs="Times New Roman"/>
+                <w:b/>
+                <w:bCs/>
+                <w:sz w:val="24"/>
+                <w:szCs w:val="24"/>
+              </w:rPr>
+              <w:t>Trả lời</w:t>
+            </w:r>
           </w:p>
         </w:tc>
       </w:tr>
@@ -7715,160 +5156,14 @@
                 <w:szCs w:val="24"/>
               </w:rPr>
             </w:pPr>
-            <w:proofErr w:type="spellStart"/>
-            <w:r>
-              <w:rPr>
-                <w:rFonts w:ascii="Times New Roman" w:eastAsia="Times New Roman" w:hAnsi="Times New Roman" w:cs="Times New Roman"/>
-                <w:sz w:val="24"/>
-                <w:szCs w:val="24"/>
-              </w:rPr>
-              <w:t>Ngày</w:t>
-            </w:r>
-            <w:proofErr w:type="spellEnd"/>
-            <w:r>
-              <w:rPr>
-                <w:rFonts w:ascii="Times New Roman" w:eastAsia="Times New Roman" w:hAnsi="Times New Roman" w:cs="Times New Roman"/>
-                <w:sz w:val="24"/>
-                <w:szCs w:val="24"/>
-              </w:rPr>
-              <w:t xml:space="preserve"> 4: </w:t>
-            </w:r>
-            <w:proofErr w:type="spellStart"/>
-            <w:r>
-              <w:rPr>
-                <w:rFonts w:ascii="Times New Roman" w:eastAsia="Times New Roman" w:hAnsi="Times New Roman" w:cs="Times New Roman"/>
-                <w:sz w:val="24"/>
-                <w:szCs w:val="24"/>
-              </w:rPr>
-              <w:t>thực</w:t>
-            </w:r>
-            <w:proofErr w:type="spellEnd"/>
-            <w:r>
-              <w:rPr>
-                <w:rFonts w:ascii="Times New Roman" w:eastAsia="Times New Roman" w:hAnsi="Times New Roman" w:cs="Times New Roman"/>
-                <w:sz w:val="24"/>
-                <w:szCs w:val="24"/>
-              </w:rPr>
-              <w:t xml:space="preserve"> </w:t>
-            </w:r>
-            <w:proofErr w:type="spellStart"/>
-            <w:r>
-              <w:rPr>
-                <w:rFonts w:ascii="Times New Roman" w:eastAsia="Times New Roman" w:hAnsi="Times New Roman" w:cs="Times New Roman"/>
-                <w:sz w:val="24"/>
-                <w:szCs w:val="24"/>
-              </w:rPr>
-              <w:t>tế</w:t>
-            </w:r>
-            <w:proofErr w:type="spellEnd"/>
-            <w:r>
-              <w:rPr>
-                <w:rFonts w:ascii="Times New Roman" w:eastAsia="Times New Roman" w:hAnsi="Times New Roman" w:cs="Times New Roman"/>
-                <w:sz w:val="24"/>
-                <w:szCs w:val="24"/>
-              </w:rPr>
-              <w:t xml:space="preserve">, </w:t>
-            </w:r>
-            <w:proofErr w:type="spellStart"/>
-            <w:r>
-              <w:rPr>
-                <w:rFonts w:ascii="Times New Roman" w:eastAsia="Times New Roman" w:hAnsi="Times New Roman" w:cs="Times New Roman"/>
-                <w:sz w:val="24"/>
-                <w:szCs w:val="24"/>
-              </w:rPr>
-              <w:t>lý</w:t>
-            </w:r>
-            <w:proofErr w:type="spellEnd"/>
-            <w:r>
-              <w:rPr>
-                <w:rFonts w:ascii="Times New Roman" w:eastAsia="Times New Roman" w:hAnsi="Times New Roman" w:cs="Times New Roman"/>
-                <w:sz w:val="24"/>
-                <w:szCs w:val="24"/>
-              </w:rPr>
-              <w:t xml:space="preserve"> </w:t>
-            </w:r>
-            <w:proofErr w:type="spellStart"/>
-            <w:r>
-              <w:rPr>
-                <w:rFonts w:ascii="Times New Roman" w:eastAsia="Times New Roman" w:hAnsi="Times New Roman" w:cs="Times New Roman"/>
-                <w:sz w:val="24"/>
-                <w:szCs w:val="24"/>
-              </w:rPr>
-              <w:t>tưởng</w:t>
-            </w:r>
-            <w:proofErr w:type="spellEnd"/>
-            <w:r>
-              <w:rPr>
-                <w:rFonts w:ascii="Times New Roman" w:eastAsia="Times New Roman" w:hAnsi="Times New Roman" w:cs="Times New Roman"/>
-                <w:sz w:val="24"/>
-                <w:szCs w:val="24"/>
-              </w:rPr>
-              <w:t xml:space="preserve">, </w:t>
-            </w:r>
-            <w:proofErr w:type="spellStart"/>
-            <w:r>
-              <w:rPr>
-                <w:rFonts w:ascii="Times New Roman" w:eastAsia="Times New Roman" w:hAnsi="Times New Roman" w:cs="Times New Roman"/>
-                <w:sz w:val="24"/>
-                <w:szCs w:val="24"/>
-              </w:rPr>
-              <w:t>chênh</w:t>
-            </w:r>
-            <w:proofErr w:type="spellEnd"/>
-            <w:r>
-              <w:rPr>
-                <w:rFonts w:ascii="Times New Roman" w:eastAsia="Times New Roman" w:hAnsi="Times New Roman" w:cs="Times New Roman"/>
-                <w:sz w:val="24"/>
-                <w:szCs w:val="24"/>
-              </w:rPr>
-              <w:t xml:space="preserve"> </w:t>
-            </w:r>
-            <w:proofErr w:type="spellStart"/>
-            <w:r>
-              <w:rPr>
-                <w:rFonts w:ascii="Times New Roman" w:eastAsia="Times New Roman" w:hAnsi="Times New Roman" w:cs="Times New Roman"/>
-                <w:sz w:val="24"/>
-                <w:szCs w:val="24"/>
-              </w:rPr>
-              <w:t>lệch</w:t>
-            </w:r>
-            <w:proofErr w:type="spellEnd"/>
-            <w:r>
-              <w:rPr>
-                <w:rFonts w:ascii="Times New Roman" w:eastAsia="Times New Roman" w:hAnsi="Times New Roman" w:cs="Times New Roman"/>
-                <w:sz w:val="24"/>
-                <w:szCs w:val="24"/>
-              </w:rPr>
-              <w:t xml:space="preserve">, </w:t>
-            </w:r>
-            <w:proofErr w:type="spellStart"/>
-            <w:r>
-              <w:rPr>
-                <w:rFonts w:ascii="Times New Roman" w:eastAsia="Times New Roman" w:hAnsi="Times New Roman" w:cs="Times New Roman"/>
-                <w:sz w:val="24"/>
-                <w:szCs w:val="24"/>
-              </w:rPr>
-              <w:t>kết</w:t>
-            </w:r>
-            <w:proofErr w:type="spellEnd"/>
-            <w:r>
-              <w:rPr>
-                <w:rFonts w:ascii="Times New Roman" w:eastAsia="Times New Roman" w:hAnsi="Times New Roman" w:cs="Times New Roman"/>
-                <w:sz w:val="24"/>
-                <w:szCs w:val="24"/>
-              </w:rPr>
-              <w:t xml:space="preserve"> </w:t>
-            </w:r>
-            <w:proofErr w:type="spellStart"/>
-            <w:r>
-              <w:rPr>
-                <w:rFonts w:ascii="Times New Roman" w:eastAsia="Times New Roman" w:hAnsi="Times New Roman" w:cs="Times New Roman"/>
-                <w:sz w:val="24"/>
-                <w:szCs w:val="24"/>
-              </w:rPr>
-              <w:t>luận</w:t>
-            </w:r>
-            <w:proofErr w:type="spellEnd"/>
+            <w:r>
+              <w:rPr>
+                <w:rFonts w:ascii="Times New Roman" w:eastAsia="Times New Roman" w:hAnsi="Times New Roman" w:cs="Times New Roman"/>
+                <w:sz w:val="24"/>
+                <w:szCs w:val="24"/>
+              </w:rPr>
+              <w:t>Ngày 4: thực tế, lý tưởng, chênh lệch, kết luận</w:t>
+            </w:r>
           </w:p>
         </w:tc>
         <w:tc>
@@ -7898,7 +5193,6 @@
                 <w:lang w:val="vi-VN"/>
               </w:rPr>
             </w:pPr>
-            <w:proofErr w:type="spellStart"/>
             <w:r>
               <w:rPr>
                 <w:rFonts w:ascii="Times New Roman" w:eastAsia="Times New Roman" w:hAnsi="Times New Roman" w:cs="Times New Roman"/>
@@ -7907,7 +5201,6 @@
               </w:rPr>
               <w:t>Thực</w:t>
             </w:r>
-            <w:proofErr w:type="spellEnd"/>
             <w:r>
               <w:rPr>
                 <w:rFonts w:ascii="Times New Roman" w:eastAsia="Times New Roman" w:hAnsi="Times New Roman" w:cs="Times New Roman"/>
@@ -8030,7 +5323,6 @@
                 <w:szCs w:val="24"/>
               </w:rPr>
             </w:pPr>
-            <w:proofErr w:type="spellStart"/>
             <w:r>
               <w:rPr>
                 <w:rFonts w:ascii="Times New Roman" w:eastAsia="Times New Roman" w:hAnsi="Times New Roman" w:cs="Times New Roman"/>
@@ -8038,117 +5330,8 @@
                 <w:szCs w:val="24"/>
               </w:rPr>
               <w:lastRenderedPageBreak/>
-              <w:t>Dấu</w:t>
-            </w:r>
-            <w:proofErr w:type="spellEnd"/>
-            <w:r>
-              <w:rPr>
-                <w:rFonts w:ascii="Times New Roman" w:eastAsia="Times New Roman" w:hAnsi="Times New Roman" w:cs="Times New Roman"/>
-                <w:sz w:val="24"/>
-                <w:szCs w:val="24"/>
-              </w:rPr>
-              <w:t xml:space="preserve"> </w:t>
-            </w:r>
-            <w:proofErr w:type="spellStart"/>
-            <w:r>
-              <w:rPr>
-                <w:rFonts w:ascii="Times New Roman" w:eastAsia="Times New Roman" w:hAnsi="Times New Roman" w:cs="Times New Roman"/>
-                <w:sz w:val="24"/>
-                <w:szCs w:val="24"/>
-              </w:rPr>
-              <w:t>hiệu</w:t>
-            </w:r>
-            <w:proofErr w:type="spellEnd"/>
-            <w:r>
-              <w:rPr>
-                <w:rFonts w:ascii="Times New Roman" w:eastAsia="Times New Roman" w:hAnsi="Times New Roman" w:cs="Times New Roman"/>
-                <w:sz w:val="24"/>
-                <w:szCs w:val="24"/>
-              </w:rPr>
-              <w:t xml:space="preserve"> </w:t>
-            </w:r>
-            <w:proofErr w:type="spellStart"/>
-            <w:r>
-              <w:rPr>
-                <w:rFonts w:ascii="Times New Roman" w:eastAsia="Times New Roman" w:hAnsi="Times New Roman" w:cs="Times New Roman"/>
-                <w:sz w:val="24"/>
-                <w:szCs w:val="24"/>
-              </w:rPr>
-              <w:t>bất</w:t>
-            </w:r>
-            <w:proofErr w:type="spellEnd"/>
-            <w:r>
-              <w:rPr>
-                <w:rFonts w:ascii="Times New Roman" w:eastAsia="Times New Roman" w:hAnsi="Times New Roman" w:cs="Times New Roman"/>
-                <w:sz w:val="24"/>
-                <w:szCs w:val="24"/>
-              </w:rPr>
-              <w:t xml:space="preserve"> </w:t>
-            </w:r>
-            <w:proofErr w:type="spellStart"/>
-            <w:r>
-              <w:rPr>
-                <w:rFonts w:ascii="Times New Roman" w:eastAsia="Times New Roman" w:hAnsi="Times New Roman" w:cs="Times New Roman"/>
-                <w:sz w:val="24"/>
-                <w:szCs w:val="24"/>
-              </w:rPr>
-              <w:t>thường</w:t>
-            </w:r>
-            <w:proofErr w:type="spellEnd"/>
-            <w:r>
-              <w:rPr>
-                <w:rFonts w:ascii="Times New Roman" w:eastAsia="Times New Roman" w:hAnsi="Times New Roman" w:cs="Times New Roman"/>
-                <w:sz w:val="24"/>
-                <w:szCs w:val="24"/>
-              </w:rPr>
-              <w:t xml:space="preserve"> </w:t>
-            </w:r>
-            <w:proofErr w:type="spellStart"/>
-            <w:r>
-              <w:rPr>
-                <w:rFonts w:ascii="Times New Roman" w:eastAsia="Times New Roman" w:hAnsi="Times New Roman" w:cs="Times New Roman"/>
-                <w:sz w:val="24"/>
-                <w:szCs w:val="24"/>
-              </w:rPr>
-              <w:t>và</w:t>
-            </w:r>
-            <w:proofErr w:type="spellEnd"/>
-            <w:r>
-              <w:rPr>
-                <w:rFonts w:ascii="Times New Roman" w:eastAsia="Times New Roman" w:hAnsi="Times New Roman" w:cs="Times New Roman"/>
-                <w:sz w:val="24"/>
-                <w:szCs w:val="24"/>
-              </w:rPr>
-              <w:t xml:space="preserve"> </w:t>
-            </w:r>
-            <w:proofErr w:type="spellStart"/>
-            <w:r>
-              <w:rPr>
-                <w:rFonts w:ascii="Times New Roman" w:eastAsia="Times New Roman" w:hAnsi="Times New Roman" w:cs="Times New Roman"/>
-                <w:sz w:val="24"/>
-                <w:szCs w:val="24"/>
-              </w:rPr>
-              <w:t>rủi</w:t>
-            </w:r>
-            <w:proofErr w:type="spellEnd"/>
-            <w:r>
-              <w:rPr>
-                <w:rFonts w:ascii="Times New Roman" w:eastAsia="Times New Roman" w:hAnsi="Times New Roman" w:cs="Times New Roman"/>
-                <w:sz w:val="24"/>
-                <w:szCs w:val="24"/>
-              </w:rPr>
-              <w:t xml:space="preserve"> </w:t>
-            </w:r>
-            <w:proofErr w:type="spellStart"/>
-            <w:r>
-              <w:rPr>
-                <w:rFonts w:ascii="Times New Roman" w:eastAsia="Times New Roman" w:hAnsi="Times New Roman" w:cs="Times New Roman"/>
-                <w:sz w:val="24"/>
-                <w:szCs w:val="24"/>
-              </w:rPr>
-              <w:t>ro</w:t>
-            </w:r>
-            <w:proofErr w:type="spellEnd"/>
+              <w:t>Dấu hiệu bất thường và rủi ro</w:t>
+            </w:r>
           </w:p>
         </w:tc>
         <w:tc>
@@ -8178,7 +5361,6 @@
                 <w:lang w:val="vi-VN"/>
               </w:rPr>
             </w:pPr>
-            <w:proofErr w:type="spellStart"/>
             <w:r>
               <w:rPr>
                 <w:rFonts w:ascii="Times New Roman" w:eastAsia="Times New Roman" w:hAnsi="Times New Roman" w:cs="Times New Roman"/>
@@ -8187,7 +5369,6 @@
               </w:rPr>
               <w:t>Đường</w:t>
             </w:r>
-            <w:proofErr w:type="spellEnd"/>
             <w:r>
               <w:rPr>
                 <w:rFonts w:ascii="Times New Roman" w:eastAsia="Times New Roman" w:hAnsi="Times New Roman" w:cs="Times New Roman"/>
@@ -8329,49 +5510,15 @@
                 <w:szCs w:val="24"/>
               </w:rPr>
             </w:pPr>
-            <w:proofErr w:type="spellStart"/>
-            <w:r>
-              <w:rPr>
-                <w:rFonts w:ascii="Times New Roman" w:eastAsia="Times New Roman" w:hAnsi="Times New Roman" w:cs="Times New Roman"/>
-                <w:b/>
-                <w:bCs/>
-                <w:sz w:val="24"/>
-                <w:szCs w:val="24"/>
-              </w:rPr>
-              <w:t>Hoạt</w:t>
-            </w:r>
-            <w:proofErr w:type="spellEnd"/>
-            <w:r>
-              <w:rPr>
-                <w:rFonts w:ascii="Times New Roman" w:eastAsia="Times New Roman" w:hAnsi="Times New Roman" w:cs="Times New Roman"/>
-                <w:b/>
-                <w:bCs/>
-                <w:sz w:val="24"/>
-                <w:szCs w:val="24"/>
-              </w:rPr>
-              <w:t xml:space="preserve"> </w:t>
-            </w:r>
-            <w:proofErr w:type="spellStart"/>
-            <w:r>
-              <w:rPr>
-                <w:rFonts w:ascii="Times New Roman" w:eastAsia="Times New Roman" w:hAnsi="Times New Roman" w:cs="Times New Roman"/>
-                <w:b/>
-                <w:bCs/>
-                <w:sz w:val="24"/>
-                <w:szCs w:val="24"/>
-              </w:rPr>
-              <w:t>động</w:t>
-            </w:r>
-            <w:proofErr w:type="spellEnd"/>
-            <w:r>
-              <w:rPr>
-                <w:rFonts w:ascii="Times New Roman" w:eastAsia="Times New Roman" w:hAnsi="Times New Roman" w:cs="Times New Roman"/>
-                <w:b/>
-                <w:bCs/>
-                <w:sz w:val="24"/>
-                <w:szCs w:val="24"/>
-              </w:rPr>
-              <w:t xml:space="preserve"> a</w:t>
+            <w:r>
+              <w:rPr>
+                <w:rFonts w:ascii="Times New Roman" w:eastAsia="Times New Roman" w:hAnsi="Times New Roman" w:cs="Times New Roman"/>
+                <w:b/>
+                <w:bCs/>
+                <w:sz w:val="24"/>
+                <w:szCs w:val="24"/>
+              </w:rPr>
+              <w:t>Hoạt động a</w:t>
             </w:r>
           </w:p>
         </w:tc>
@@ -8404,49 +5551,15 @@
                 <w:szCs w:val="24"/>
               </w:rPr>
             </w:pPr>
-            <w:proofErr w:type="spellStart"/>
-            <w:r>
-              <w:rPr>
-                <w:rFonts w:ascii="Times New Roman" w:eastAsia="Times New Roman" w:hAnsi="Times New Roman" w:cs="Times New Roman"/>
-                <w:b/>
-                <w:bCs/>
-                <w:sz w:val="24"/>
-                <w:szCs w:val="24"/>
-              </w:rPr>
-              <w:t>Hoạt</w:t>
-            </w:r>
-            <w:proofErr w:type="spellEnd"/>
-            <w:r>
-              <w:rPr>
-                <w:rFonts w:ascii="Times New Roman" w:eastAsia="Times New Roman" w:hAnsi="Times New Roman" w:cs="Times New Roman"/>
-                <w:b/>
-                <w:bCs/>
-                <w:sz w:val="24"/>
-                <w:szCs w:val="24"/>
-              </w:rPr>
-              <w:t xml:space="preserve"> </w:t>
-            </w:r>
-            <w:proofErr w:type="spellStart"/>
-            <w:r>
-              <w:rPr>
-                <w:rFonts w:ascii="Times New Roman" w:eastAsia="Times New Roman" w:hAnsi="Times New Roman" w:cs="Times New Roman"/>
-                <w:b/>
-                <w:bCs/>
-                <w:sz w:val="24"/>
-                <w:szCs w:val="24"/>
-              </w:rPr>
-              <w:t>động</w:t>
-            </w:r>
-            <w:proofErr w:type="spellEnd"/>
-            <w:r>
-              <w:rPr>
-                <w:rFonts w:ascii="Times New Roman" w:eastAsia="Times New Roman" w:hAnsi="Times New Roman" w:cs="Times New Roman"/>
-                <w:b/>
-                <w:bCs/>
-                <w:sz w:val="24"/>
-                <w:szCs w:val="24"/>
-              </w:rPr>
-              <w:t xml:space="preserve"> b</w:t>
+            <w:r>
+              <w:rPr>
+                <w:rFonts w:ascii="Times New Roman" w:eastAsia="Times New Roman" w:hAnsi="Times New Roman" w:cs="Times New Roman"/>
+                <w:b/>
+                <w:bCs/>
+                <w:sz w:val="24"/>
+                <w:szCs w:val="24"/>
+              </w:rPr>
+              <w:t>Hoạt động b</w:t>
             </w:r>
           </w:p>
         </w:tc>
@@ -8479,49 +5592,15 @@
                 <w:szCs w:val="24"/>
               </w:rPr>
             </w:pPr>
-            <w:proofErr w:type="spellStart"/>
-            <w:r>
-              <w:rPr>
-                <w:rFonts w:ascii="Times New Roman" w:eastAsia="Times New Roman" w:hAnsi="Times New Roman" w:cs="Times New Roman"/>
-                <w:b/>
-                <w:bCs/>
-                <w:sz w:val="24"/>
-                <w:szCs w:val="24"/>
-              </w:rPr>
-              <w:t>Hoạt</w:t>
-            </w:r>
-            <w:proofErr w:type="spellEnd"/>
-            <w:r>
-              <w:rPr>
-                <w:rFonts w:ascii="Times New Roman" w:eastAsia="Times New Roman" w:hAnsi="Times New Roman" w:cs="Times New Roman"/>
-                <w:b/>
-                <w:bCs/>
-                <w:sz w:val="24"/>
-                <w:szCs w:val="24"/>
-              </w:rPr>
-              <w:t xml:space="preserve"> </w:t>
-            </w:r>
-            <w:proofErr w:type="spellStart"/>
-            <w:r>
-              <w:rPr>
-                <w:rFonts w:ascii="Times New Roman" w:eastAsia="Times New Roman" w:hAnsi="Times New Roman" w:cs="Times New Roman"/>
-                <w:b/>
-                <w:bCs/>
-                <w:sz w:val="24"/>
-                <w:szCs w:val="24"/>
-              </w:rPr>
-              <w:t>động</w:t>
-            </w:r>
-            <w:proofErr w:type="spellEnd"/>
-            <w:r>
-              <w:rPr>
-                <w:rFonts w:ascii="Times New Roman" w:eastAsia="Times New Roman" w:hAnsi="Times New Roman" w:cs="Times New Roman"/>
-                <w:b/>
-                <w:bCs/>
-                <w:sz w:val="24"/>
-                <w:szCs w:val="24"/>
-              </w:rPr>
-              <w:t xml:space="preserve"> c</w:t>
+            <w:r>
+              <w:rPr>
+                <w:rFonts w:ascii="Times New Roman" w:eastAsia="Times New Roman" w:hAnsi="Times New Roman" w:cs="Times New Roman"/>
+                <w:b/>
+                <w:bCs/>
+                <w:sz w:val="24"/>
+                <w:szCs w:val="24"/>
+              </w:rPr>
+              <w:t>Hoạt động c</w:t>
             </w:r>
           </w:p>
         </w:tc>
@@ -8554,49 +5633,15 @@
                 <w:szCs w:val="24"/>
               </w:rPr>
             </w:pPr>
-            <w:proofErr w:type="spellStart"/>
-            <w:r>
-              <w:rPr>
-                <w:rFonts w:ascii="Times New Roman" w:eastAsia="Times New Roman" w:hAnsi="Times New Roman" w:cs="Times New Roman"/>
-                <w:b/>
-                <w:bCs/>
-                <w:sz w:val="24"/>
-                <w:szCs w:val="24"/>
-              </w:rPr>
-              <w:t>Hoạt</w:t>
-            </w:r>
-            <w:proofErr w:type="spellEnd"/>
-            <w:r>
-              <w:rPr>
-                <w:rFonts w:ascii="Times New Roman" w:eastAsia="Times New Roman" w:hAnsi="Times New Roman" w:cs="Times New Roman"/>
-                <w:b/>
-                <w:bCs/>
-                <w:sz w:val="24"/>
-                <w:szCs w:val="24"/>
-              </w:rPr>
-              <w:t xml:space="preserve"> </w:t>
-            </w:r>
-            <w:proofErr w:type="spellStart"/>
-            <w:r>
-              <w:rPr>
-                <w:rFonts w:ascii="Times New Roman" w:eastAsia="Times New Roman" w:hAnsi="Times New Roman" w:cs="Times New Roman"/>
-                <w:b/>
-                <w:bCs/>
-                <w:sz w:val="24"/>
-                <w:szCs w:val="24"/>
-              </w:rPr>
-              <w:t>động</w:t>
-            </w:r>
-            <w:proofErr w:type="spellEnd"/>
-            <w:r>
-              <w:rPr>
-                <w:rFonts w:ascii="Times New Roman" w:eastAsia="Times New Roman" w:hAnsi="Times New Roman" w:cs="Times New Roman"/>
-                <w:b/>
-                <w:bCs/>
-                <w:sz w:val="24"/>
-                <w:szCs w:val="24"/>
-              </w:rPr>
-              <w:t xml:space="preserve"> d</w:t>
+            <w:r>
+              <w:rPr>
+                <w:rFonts w:ascii="Times New Roman" w:eastAsia="Times New Roman" w:hAnsi="Times New Roman" w:cs="Times New Roman"/>
+                <w:b/>
+                <w:bCs/>
+                <w:sz w:val="24"/>
+                <w:szCs w:val="24"/>
+              </w:rPr>
+              <w:t>Hoạt động d</w:t>
             </w:r>
           </w:p>
         </w:tc>
@@ -8848,161 +5893,7 @@
                 <w:sz w:val="24"/>
                 <w:szCs w:val="24"/>
               </w:rPr>
-              <w:t xml:space="preserve">PO </w:t>
-            </w:r>
-            <w:proofErr w:type="spellStart"/>
-            <w:r>
-              <w:rPr>
-                <w:rFonts w:ascii="Times New Roman" w:eastAsia="Times New Roman" w:hAnsi="Times New Roman" w:cs="Times New Roman"/>
-                <w:b/>
-                <w:bCs/>
-                <w:sz w:val="24"/>
-                <w:szCs w:val="24"/>
-              </w:rPr>
-              <w:t>xử</w:t>
-            </w:r>
-            <w:proofErr w:type="spellEnd"/>
-            <w:r>
-              <w:rPr>
-                <w:rFonts w:ascii="Times New Roman" w:eastAsia="Times New Roman" w:hAnsi="Times New Roman" w:cs="Times New Roman"/>
-                <w:b/>
-                <w:bCs/>
-                <w:sz w:val="24"/>
-                <w:szCs w:val="24"/>
-              </w:rPr>
-              <w:t xml:space="preserve"> </w:t>
-            </w:r>
-            <w:proofErr w:type="spellStart"/>
-            <w:r>
-              <w:rPr>
-                <w:rFonts w:ascii="Times New Roman" w:eastAsia="Times New Roman" w:hAnsi="Times New Roman" w:cs="Times New Roman"/>
-                <w:b/>
-                <w:bCs/>
-                <w:sz w:val="24"/>
-                <w:szCs w:val="24"/>
-              </w:rPr>
-              <w:t>lý</w:t>
-            </w:r>
-            <w:proofErr w:type="spellEnd"/>
-            <w:r>
-              <w:rPr>
-                <w:rFonts w:ascii="Times New Roman" w:eastAsia="Times New Roman" w:hAnsi="Times New Roman" w:cs="Times New Roman"/>
-                <w:b/>
-                <w:bCs/>
-                <w:sz w:val="24"/>
-                <w:szCs w:val="24"/>
-              </w:rPr>
-              <w:t xml:space="preserve"> </w:t>
-            </w:r>
-            <w:proofErr w:type="spellStart"/>
-            <w:r>
-              <w:rPr>
-                <w:rFonts w:ascii="Times New Roman" w:eastAsia="Times New Roman" w:hAnsi="Times New Roman" w:cs="Times New Roman"/>
-                <w:b/>
-                <w:bCs/>
-                <w:sz w:val="24"/>
-                <w:szCs w:val="24"/>
-              </w:rPr>
-              <w:t>đề</w:t>
-            </w:r>
-            <w:proofErr w:type="spellEnd"/>
-            <w:r>
-              <w:rPr>
-                <w:rFonts w:ascii="Times New Roman" w:eastAsia="Times New Roman" w:hAnsi="Times New Roman" w:cs="Times New Roman"/>
-                <w:b/>
-                <w:bCs/>
-                <w:sz w:val="24"/>
-                <w:szCs w:val="24"/>
-              </w:rPr>
-              <w:t xml:space="preserve"> </w:t>
-            </w:r>
-            <w:proofErr w:type="spellStart"/>
-            <w:r>
-              <w:rPr>
-                <w:rFonts w:ascii="Times New Roman" w:eastAsia="Times New Roman" w:hAnsi="Times New Roman" w:cs="Times New Roman"/>
-                <w:b/>
-                <w:bCs/>
-                <w:sz w:val="24"/>
-                <w:szCs w:val="24"/>
-              </w:rPr>
-              <w:t>nghị</w:t>
-            </w:r>
-            <w:proofErr w:type="spellEnd"/>
-            <w:r>
-              <w:rPr>
-                <w:rFonts w:ascii="Times New Roman" w:eastAsia="Times New Roman" w:hAnsi="Times New Roman" w:cs="Times New Roman"/>
-                <w:b/>
-                <w:bCs/>
-                <w:sz w:val="24"/>
-                <w:szCs w:val="24"/>
-              </w:rPr>
-              <w:t xml:space="preserve"> </w:t>
-            </w:r>
-            <w:proofErr w:type="spellStart"/>
-            <w:r>
-              <w:rPr>
-                <w:rFonts w:ascii="Times New Roman" w:eastAsia="Times New Roman" w:hAnsi="Times New Roman" w:cs="Times New Roman"/>
-                <w:b/>
-                <w:bCs/>
-                <w:sz w:val="24"/>
-                <w:szCs w:val="24"/>
-              </w:rPr>
-              <w:t>của</w:t>
-            </w:r>
-            <w:proofErr w:type="spellEnd"/>
-            <w:r>
-              <w:rPr>
-                <w:rFonts w:ascii="Times New Roman" w:eastAsia="Times New Roman" w:hAnsi="Times New Roman" w:cs="Times New Roman"/>
-                <w:b/>
-                <w:bCs/>
-                <w:sz w:val="24"/>
-                <w:szCs w:val="24"/>
-              </w:rPr>
-              <w:t xml:space="preserve"> Stakeholder </w:t>
-            </w:r>
-            <w:proofErr w:type="spellStart"/>
-            <w:r>
-              <w:rPr>
-                <w:rFonts w:ascii="Times New Roman" w:eastAsia="Times New Roman" w:hAnsi="Times New Roman" w:cs="Times New Roman"/>
-                <w:b/>
-                <w:bCs/>
-                <w:sz w:val="24"/>
-                <w:szCs w:val="24"/>
-              </w:rPr>
-              <w:t>thế</w:t>
-            </w:r>
-            <w:proofErr w:type="spellEnd"/>
-            <w:r>
-              <w:rPr>
-                <w:rFonts w:ascii="Times New Roman" w:eastAsia="Times New Roman" w:hAnsi="Times New Roman" w:cs="Times New Roman"/>
-                <w:b/>
-                <w:bCs/>
-                <w:sz w:val="24"/>
-                <w:szCs w:val="24"/>
-              </w:rPr>
-              <w:t xml:space="preserve"> </w:t>
-            </w:r>
-            <w:proofErr w:type="spellStart"/>
-            <w:r>
-              <w:rPr>
-                <w:rFonts w:ascii="Times New Roman" w:eastAsia="Times New Roman" w:hAnsi="Times New Roman" w:cs="Times New Roman"/>
-                <w:b/>
-                <w:bCs/>
-                <w:sz w:val="24"/>
-                <w:szCs w:val="24"/>
-              </w:rPr>
-              <w:t>nào</w:t>
-            </w:r>
-            <w:proofErr w:type="spellEnd"/>
-            <w:r>
-              <w:rPr>
-                <w:rFonts w:ascii="Times New Roman" w:eastAsia="Times New Roman" w:hAnsi="Times New Roman" w:cs="Times New Roman"/>
-                <w:b/>
-                <w:bCs/>
-                <w:sz w:val="24"/>
-                <w:szCs w:val="24"/>
-              </w:rPr>
-              <w:t>?</w:t>
+              <w:t>PO xử lý đề nghị của Stakeholder thế nào?</w:t>
             </w:r>
           </w:p>
         </w:tc>

--- a/HoangMinhNghiaAgile-Scrum_De04.docx
+++ b/HoangMinhNghiaAgile-Scrum_De04.docx
@@ -370,7 +370,7 @@
                 <w:sz w:val="24"/>
                 <w:szCs w:val="24"/>
               </w:rPr>
-              <w:t>CNTT6</w:t>
+              <w:t>HCM_KS25_CNTT6</w:t>
             </w:r>
           </w:p>
         </w:tc>
